--- a/dosyalar/sinavlar/8-sinif/arapca-8-2d1y-beceri.docx
+++ b/dosyalar/sinavlar/8-sinif/arapca-8-2d1y-beceri.docx
@@ -32,7 +32,7 @@
           </w:tcPr>
           <w:p>
             <w:pPr>
-              <w:spacing w:after="20"/>
+              <w:spacing w:after="6"/>
               <w:jc w:val="center"/>
             </w:pPr>
             <w:r>
@@ -43,46 +43,46 @@
                 <w:i w:val="false"/>
                 <w:iCs w:val="false"/>
                 <w:color w:val="39454F"/>
+                <w:sz w:val="16"/>
+                <w:szCs w:val="16"/>
+              </w:rPr>
+              <w:t xml:space="preserve">2026-2027 EĞİTİM ÖĞRETİM YILI</w:t>
+            </w:r>
+          </w:p>
+          <w:p>
+            <w:pPr>
+              <w:spacing w:after="6"/>
+              <w:jc w:val="center"/>
+            </w:pPr>
+            <w:r>
+              <w:rPr>
+                <w:rFonts w:ascii="Times New Roman" w:cs="Times New Roman" w:eastAsia="Times New Roman" w:hAnsi="Times New Roman"/>
+                <w:b/>
+                <w:bCs/>
+                <w:i w:val="false"/>
+                <w:iCs w:val="false"/>
+                <w:color w:val="111111"/>
+                <w:sz w:val="17"/>
+                <w:szCs w:val="17"/>
+              </w:rPr>
+              <w:t xml:space="preserve">……………………………………………………………… İMAM HATİP ORTAOKULU</w:t>
+            </w:r>
+          </w:p>
+          <w:p>
+            <w:pPr>
+              <w:spacing w:after="0"/>
+              <w:jc w:val="center"/>
+            </w:pPr>
+            <w:r>
+              <w:rPr>
+                <w:rFonts w:ascii="Times New Roman" w:cs="Times New Roman" w:eastAsia="Times New Roman" w:hAnsi="Times New Roman"/>
+                <w:b/>
+                <w:bCs/>
+                <w:i w:val="false"/>
+                <w:iCs w:val="false"/>
+                <w:color w:val="15222E"/>
                 <w:sz w:val="19"/>
                 <w:szCs w:val="19"/>
-              </w:rPr>
-              <w:t xml:space="preserve">2026-2027 EĞİTİM ÖĞRETİM YILI</w:t>
-            </w:r>
-          </w:p>
-          <w:p>
-            <w:pPr>
-              <w:spacing w:after="20"/>
-              <w:jc w:val="center"/>
-            </w:pPr>
-            <w:r>
-              <w:rPr>
-                <w:rFonts w:ascii="Times New Roman" w:cs="Times New Roman" w:eastAsia="Times New Roman" w:hAnsi="Times New Roman"/>
-                <w:b/>
-                <w:bCs/>
-                <w:i w:val="false"/>
-                <w:iCs w:val="false"/>
-                <w:color w:val="111111"/>
-                <w:sz w:val="21"/>
-                <w:szCs w:val="21"/>
-              </w:rPr>
-              <w:t xml:space="preserve">……………………………………………………………… İMAM HATİP ORTAOKULU</w:t>
-            </w:r>
-          </w:p>
-          <w:p>
-            <w:pPr>
-              <w:spacing w:after="0"/>
-              <w:jc w:val="center"/>
-            </w:pPr>
-            <w:r>
-              <w:rPr>
-                <w:rFonts w:ascii="Times New Roman" w:cs="Times New Roman" w:eastAsia="Times New Roman" w:hAnsi="Times New Roman"/>
-                <w:b/>
-                <w:bCs/>
-                <w:i w:val="false"/>
-                <w:iCs w:val="false"/>
-                <w:color w:val="15222E"/>
-                <w:sz w:val="23"/>
-                <w:szCs w:val="23"/>
               </w:rPr>
               <w:t xml:space="preserve">8. SINIF ARAPÇA DERSİ 2. DÖNEM 1. YAZILI SINAVI (BECERİ TEMELLİ)</w:t>
             </w:r>
@@ -122,7 +122,118 @@
           </w:tcPr>
           <w:p>
             <w:pPr>
-              <w:spacing w:after="0" w:line="270"/>
+              <w:spacing w:after="0" w:line="208"/>
+            </w:pPr>
+            <w:r>
+              <w:rPr>
+                <w:rFonts w:ascii="Times New Roman" w:cs="Times New Roman" w:eastAsia="Times New Roman" w:hAnsi="Times New Roman"/>
+                <w:b w:val="false"/>
+                <w:bCs w:val="false"/>
+                <w:i w:val="false"/>
+                <w:iCs w:val="false"/>
+                <w:color w:val="111111"/>
+                <w:sz w:val="17"/>
+                <w:szCs w:val="17"/>
+              </w:rPr>
+              <w:t xml:space="preserve">Adı Soyadı :  ………………………………………………………</w:t>
+            </w:r>
+          </w:p>
+        </w:tc>
+        <w:tc>
+          <w:tcPr>
+            <w:tcW w:type="dxa" w:w="1973"/>
+            <w:tcMar>
+              <w:top w:type="dxa" w:w="60"/>
+              <w:left w:type="dxa" w:w="90"/>
+              <w:bottom w:type="dxa" w:w="60"/>
+              <w:right w:type="dxa" w:w="90"/>
+            </w:tcMar>
+            <w:vAlign w:val="center"/>
+          </w:tcPr>
+          <w:p>
+            <w:pPr>
+              <w:spacing w:after="0" w:line="208"/>
+            </w:pPr>
+            <w:r>
+              <w:rPr>
+                <w:rFonts w:ascii="Times New Roman" w:cs="Times New Roman" w:eastAsia="Times New Roman" w:hAnsi="Times New Roman"/>
+                <w:b w:val="false"/>
+                <w:bCs w:val="false"/>
+                <w:i w:val="false"/>
+                <w:iCs w:val="false"/>
+                <w:color w:val="111111"/>
+                <w:sz w:val="17"/>
+                <w:szCs w:val="17"/>
+              </w:rPr>
+              <w:t xml:space="preserve">Sınıfı :  …………</w:t>
+            </w:r>
+          </w:p>
+        </w:tc>
+        <w:tc>
+          <w:tcPr>
+            <w:tcW w:type="dxa" w:w="1578"/>
+            <w:tcMar>
+              <w:top w:type="dxa" w:w="60"/>
+              <w:left w:type="dxa" w:w="90"/>
+              <w:bottom w:type="dxa" w:w="60"/>
+              <w:right w:type="dxa" w:w="90"/>
+            </w:tcMar>
+            <w:vAlign w:val="center"/>
+          </w:tcPr>
+          <w:p>
+            <w:pPr>
+              <w:spacing w:after="0" w:line="208"/>
+            </w:pPr>
+            <w:r>
+              <w:rPr>
+                <w:rFonts w:ascii="Times New Roman" w:cs="Times New Roman" w:eastAsia="Times New Roman" w:hAnsi="Times New Roman"/>
+                <w:b w:val="false"/>
+                <w:bCs w:val="false"/>
+                <w:i w:val="false"/>
+                <w:iCs w:val="false"/>
+                <w:color w:val="111111"/>
+                <w:sz w:val="17"/>
+                <w:szCs w:val="17"/>
+              </w:rPr>
+              <w:t xml:space="preserve">No :  ………</w:t>
+            </w:r>
+          </w:p>
+        </w:tc>
+        <w:tc>
+          <w:tcPr>
+            <w:tcW w:type="dxa" w:w="1381"/>
+            <w:shd w:fill="F2F6FA" w:color="auto" w:val="clear"/>
+            <w:tcMar>
+              <w:top w:type="dxa" w:w="60"/>
+              <w:left w:type="dxa" w:w="90"/>
+              <w:bottom w:type="dxa" w:w="60"/>
+              <w:right w:type="dxa" w:w="90"/>
+            </w:tcMar>
+            <w:vAlign w:val="center"/>
+          </w:tcPr>
+          <w:p>
+            <w:pPr>
+              <w:spacing w:after="0"/>
+              <w:jc w:val="center"/>
+            </w:pPr>
+            <w:r>
+              <w:rPr>
+                <w:rFonts w:ascii="Times New Roman" w:cs="Times New Roman" w:eastAsia="Times New Roman" w:hAnsi="Times New Roman"/>
+                <w:b/>
+                <w:bCs/>
+                <w:i w:val="false"/>
+                <w:iCs w:val="false"/>
+                <w:color w:val="39454F"/>
+                <w:sz w:val="15"/>
+                <w:szCs w:val="15"/>
+              </w:rPr>
+              <w:t xml:space="preserve">PUAN</w:t>
+            </w:r>
+          </w:p>
+          <w:p>
+            <w:pPr>
+              <w:spacing w:after="12" w:before="18"/>
+              <w:jc w:val="center"/>
             </w:pPr>
             <w:r>
               <w:rPr>
@@ -135,141 +246,12 @@
                 <w:sz w:val="20"/>
                 <w:szCs w:val="20"/>
               </w:rPr>
-              <w:t xml:space="preserve">Adı Soyadı :  ………………………………………………………</w:t>
-            </w:r>
-          </w:p>
-        </w:tc>
-        <w:tc>
-          <w:tcPr>
-            <w:tcW w:type="dxa" w:w="1973"/>
-            <w:tcMar>
-              <w:top w:type="dxa" w:w="60"/>
-              <w:left w:type="dxa" w:w="90"/>
-              <w:bottom w:type="dxa" w:w="60"/>
-              <w:right w:type="dxa" w:w="90"/>
-            </w:tcMar>
-            <w:vAlign w:val="center"/>
-          </w:tcPr>
-          <w:p>
-            <w:pPr>
-              <w:spacing w:after="0" w:line="270"/>
-            </w:pPr>
-            <w:r>
-              <w:rPr>
-                <w:rFonts w:ascii="Times New Roman" w:cs="Times New Roman" w:eastAsia="Times New Roman" w:hAnsi="Times New Roman"/>
-                <w:b w:val="false"/>
-                <w:bCs w:val="false"/>
-                <w:i w:val="false"/>
-                <w:iCs w:val="false"/>
-                <w:color w:val="111111"/>
-                <w:sz w:val="20"/>
-                <w:szCs w:val="20"/>
-              </w:rPr>
-              <w:t xml:space="preserve">Sınıfı :  …………</w:t>
-            </w:r>
-          </w:p>
-        </w:tc>
-        <w:tc>
-          <w:tcPr>
-            <w:tcW w:type="dxa" w:w="1578"/>
-            <w:tcMar>
-              <w:top w:type="dxa" w:w="60"/>
-              <w:left w:type="dxa" w:w="90"/>
-              <w:bottom w:type="dxa" w:w="60"/>
-              <w:right w:type="dxa" w:w="90"/>
-            </w:tcMar>
-            <w:vAlign w:val="center"/>
-          </w:tcPr>
-          <w:p>
-            <w:pPr>
-              <w:spacing w:after="0" w:line="270"/>
-            </w:pPr>
-            <w:r>
-              <w:rPr>
-                <w:rFonts w:ascii="Times New Roman" w:cs="Times New Roman" w:eastAsia="Times New Roman" w:hAnsi="Times New Roman"/>
-                <w:b w:val="false"/>
-                <w:bCs w:val="false"/>
-                <w:i w:val="false"/>
-                <w:iCs w:val="false"/>
-                <w:color w:val="111111"/>
-                <w:sz w:val="20"/>
-                <w:szCs w:val="20"/>
-              </w:rPr>
-              <w:t xml:space="preserve">No :  ………</w:t>
-            </w:r>
-          </w:p>
-        </w:tc>
-        <w:tc>
-          <w:tcPr>
-            <w:tcW w:type="dxa" w:w="1381"/>
-            <w:shd w:fill="F2F6FA" w:color="auto" w:val="clear"/>
-            <w:tcMar>
-              <w:top w:type="dxa" w:w="60"/>
-              <w:left w:type="dxa" w:w="90"/>
-              <w:bottom w:type="dxa" w:w="60"/>
-              <w:right w:type="dxa" w:w="90"/>
-            </w:tcMar>
-            <w:vAlign w:val="center"/>
-          </w:tcPr>
-          <w:p>
-            <w:pPr>
-              <w:spacing w:after="0"/>
-              <w:jc w:val="center"/>
-            </w:pPr>
-            <w:r>
-              <w:rPr>
-                <w:rFonts w:ascii="Times New Roman" w:cs="Times New Roman" w:eastAsia="Times New Roman" w:hAnsi="Times New Roman"/>
-                <w:b/>
-                <w:bCs/>
-                <w:i w:val="false"/>
-                <w:iCs w:val="false"/>
-                <w:color w:val="39454F"/>
-                <w:sz w:val="18"/>
-                <w:szCs w:val="18"/>
-              </w:rPr>
-              <w:t xml:space="preserve">PUAN</w:t>
-            </w:r>
-          </w:p>
-          <w:p>
-            <w:pPr>
-              <w:spacing w:after="40" w:before="60"/>
-              <w:jc w:val="center"/>
-            </w:pPr>
-            <w:r>
-              <w:rPr>
-                <w:rFonts w:ascii="Times New Roman" w:cs="Times New Roman" w:eastAsia="Times New Roman" w:hAnsi="Times New Roman"/>
-                <w:b w:val="false"/>
-                <w:bCs w:val="false"/>
-                <w:i w:val="false"/>
-                <w:iCs w:val="false"/>
-                <w:color w:val="111111"/>
-                <w:sz w:val="24"/>
-                <w:szCs w:val="24"/>
-              </w:rPr>
               <w:t xml:space="preserve"/>
             </w:r>
           </w:p>
         </w:tc>
       </w:tr>
     </w:tbl>
-    <w:p>
-      <w:pPr>
-        <w:spacing w:after="110"/>
-      </w:pPr>
-      <w:r>
-        <w:rPr>
-          <w:rFonts w:ascii="Times New Roman" w:cs="Times New Roman" w:eastAsia="Times New Roman" w:hAnsi="Times New Roman"/>
-          <w:b w:val="false"/>
-          <w:bCs w:val="false"/>
-          <w:i w:val="false"/>
-          <w:iCs w:val="false"/>
-          <w:color w:val="111111"/>
-          <w:sz w:val="21"/>
-          <w:szCs w:val="21"/>
-        </w:rPr>
-        <w:t xml:space="preserve"/>
-      </w:r>
-    </w:p>
     <w:tbl>
       <w:tblPr>
         <w:tblW w:type="dxa" w:w="9864"/>
@@ -300,7 +282,7 @@
           </w:tcPr>
           <w:p>
             <w:pPr>
-              <w:spacing w:after="40"/>
+              <w:spacing w:after="12"/>
             </w:pPr>
             <w:r>
               <w:rPr>
@@ -310,15 +292,15 @@
                 <w:i w:val="false"/>
                 <w:iCs w:val="false"/>
                 <w:color w:val="2B3742"/>
-                <w:sz w:val="18"/>
-                <w:szCs w:val="18"/>
+                <w:sz w:val="15"/>
+                <w:szCs w:val="15"/>
               </w:rPr>
               <w:t xml:space="preserve">AÇIKLAMALAR</w:t>
             </w:r>
           </w:p>
           <w:p>
             <w:pPr>
-              <w:spacing w:after="20" w:line="250"/>
+              <w:spacing w:after="6" w:line="208"/>
               <w:ind w:left="170" w:hanging="170"/>
             </w:pPr>
             <w:r>
@@ -329,15 +311,15 @@
                 <w:i w:val="false"/>
                 <w:iCs w:val="false"/>
                 <w:color w:val="2B3742"/>
-                <w:sz w:val="18"/>
-                <w:szCs w:val="18"/>
+                <w:sz w:val="15"/>
+                <w:szCs w:val="15"/>
               </w:rPr>
               <w:t xml:space="preserve">•  Sınav süresi bir ders saatidir.</w:t>
             </w:r>
           </w:p>
           <w:p>
             <w:pPr>
-              <w:spacing w:after="20" w:line="250"/>
+              <w:spacing w:after="6" w:line="208"/>
               <w:ind w:left="170" w:hanging="170"/>
             </w:pPr>
             <w:r>
@@ -348,15 +330,15 @@
                 <w:i w:val="false"/>
                 <w:iCs w:val="false"/>
                 <w:color w:val="2B3742"/>
-                <w:sz w:val="18"/>
-                <w:szCs w:val="18"/>
+                <w:sz w:val="15"/>
+                <w:szCs w:val="15"/>
               </w:rPr>
               <w:t xml:space="preserve">•  Bu sınav dinleme, okuma, söz varlığı ve yazma becerilerini birlikte ölçer.</w:t>
             </w:r>
           </w:p>
           <w:p>
             <w:pPr>
-              <w:spacing w:after="20" w:line="250"/>
+              <w:spacing w:after="6" w:line="208"/>
               <w:ind w:left="170" w:hanging="170"/>
             </w:pPr>
             <w:r>
@@ -367,15 +349,15 @@
                 <w:i w:val="false"/>
                 <w:iCs w:val="false"/>
                 <w:color w:val="2B3742"/>
-                <w:sz w:val="18"/>
-                <w:szCs w:val="18"/>
+                <w:sz w:val="15"/>
+                <w:szCs w:val="15"/>
               </w:rPr>
               <w:t xml:space="preserve">•  Dinleme metni öğretmeniniz tarafından iki kez okunacaktır.</w:t>
             </w:r>
           </w:p>
           <w:p>
             <w:pPr>
-              <w:spacing w:after="20" w:line="250"/>
+              <w:spacing w:after="6" w:line="208"/>
               <w:ind w:left="170" w:hanging="170"/>
             </w:pPr>
             <w:r>
@@ -386,15 +368,15 @@
                 <w:i w:val="false"/>
                 <w:iCs w:val="false"/>
                 <w:color w:val="2B3742"/>
-                <w:sz w:val="18"/>
-                <w:szCs w:val="18"/>
+                <w:sz w:val="15"/>
+                <w:szCs w:val="15"/>
               </w:rPr>
               <w:t xml:space="preserve">•  Okuma parçasındaki bilinmeyen kelimeler için parçanın bütününden yararlanınız.</w:t>
             </w:r>
           </w:p>
           <w:p>
             <w:pPr>
-              <w:spacing w:after="20" w:line="250"/>
+              <w:spacing w:after="6" w:line="208"/>
               <w:ind w:left="170" w:hanging="170"/>
             </w:pPr>
             <w:r>
@@ -405,8 +387,8 @@
                 <w:i w:val="false"/>
                 <w:iCs w:val="false"/>
                 <w:color w:val="2B3742"/>
-                <w:sz w:val="18"/>
-                <w:szCs w:val="18"/>
+                <w:sz w:val="15"/>
+                <w:szCs w:val="15"/>
               </w:rPr>
               <w:t xml:space="preserve">•  Yazma görevi dereceli puanlama anahtarı ile değerlendirilecektir.</w:t>
             </w:r>
@@ -419,7 +401,7 @@
         <w:tabs>
           <w:tab w:val="right" w:pos="9864"/>
         </w:tabs>
-        <w:spacing w:after="90" w:before="220" w:line="280"/>
+        <w:spacing w:after="27" w:before="66" w:line="208"/>
         <w:ind w:left="340" w:hanging="340"/>
       </w:pPr>
       <w:r>
@@ -430,16 +412,16 @@
           <w:i w:val="false"/>
           <w:iCs w:val="false"/>
           <w:color w:val="111111"/>
-          <w:sz w:val="21"/>
-          <w:szCs w:val="21"/>
+          <w:sz w:val="17"/>
+          <w:szCs w:val="17"/>
         </w:rPr>
         <w:t xml:space="preserve">1.</w:t>
       </w:r>
       <w:r>
         <w:rPr>
           <w:rFonts w:ascii="Times New Roman" w:cs="Times New Roman" w:eastAsia="Times New Roman" w:hAnsi="Times New Roman"/>
-          <w:sz w:val="21"/>
-          <w:szCs w:val="21"/>
+          <w:sz w:val="17"/>
+          <w:szCs w:val="17"/>
         </w:rPr>
         <w:tab/>
       </w:r>
@@ -451,16 +433,16 @@
           <w:i w:val="false"/>
           <w:iCs w:val="false"/>
           <w:color w:val="111111"/>
-          <w:sz w:val="21"/>
-          <w:szCs w:val="21"/>
+          <w:sz w:val="17"/>
+          <w:szCs w:val="17"/>
         </w:rPr>
         <w:t xml:space="preserve">Aşağıdaki metni okuyunuz ve soruları cevaplayınız.</w:t>
       </w:r>
       <w:r>
         <w:rPr>
           <w:rFonts w:ascii="Times New Roman" w:cs="Times New Roman" w:eastAsia="Times New Roman" w:hAnsi="Times New Roman"/>
-          <w:sz w:val="21"/>
-          <w:szCs w:val="21"/>
+          <w:sz w:val="17"/>
+          <w:szCs w:val="17"/>
         </w:rPr>
         <w:tab/>
       </w:r>
@@ -472,8 +454,8 @@
           <w:i w:val="false"/>
           <w:iCs w:val="false"/>
           <w:color w:val="55636F"/>
-          <w:sz w:val="18"/>
-          <w:szCs w:val="18"/>
+          <w:sz w:val="15"/>
+          <w:szCs w:val="15"/>
         </w:rPr>
         <w:t xml:space="preserve">(15 puan)</w:t>
       </w:r>
@@ -509,7 +491,7 @@
           <w:p>
             <w:pPr>
               <w:bidi/>
-              <w:spacing w:after="110"/>
+              <w:spacing w:after="33"/>
               <w:jc w:val="center"/>
             </w:pPr>
             <w:r>
@@ -518,8 +500,8 @@
                 <w:b/>
                 <w:bCs/>
                 <w:color w:val="111111"/>
-                <w:sz w:val="32"/>
-                <w:szCs w:val="32"/>
+                <w:sz w:val="27"/>
+                <w:szCs w:val="27"/>
                 <w:rtl/>
               </w:rPr>
               <w:t xml:space="preserve">صَدِيقَتُنَا الطَّبِيعَةُ</w:t>
@@ -528,7 +510,7 @@
           <w:p>
             <w:pPr>
               <w:bidi/>
-              <w:spacing w:after="60" w:line="400"/>
+              <w:spacing w:after="18" w:line="208"/>
             </w:pPr>
             <w:r>
               <w:rPr>
@@ -536,8 +518,8 @@
                 <w:b w:val="false"/>
                 <w:bCs w:val="false"/>
                 <w:color w:val="111111"/>
-                <w:sz w:val="30"/>
-                <w:szCs w:val="30"/>
+                <w:sz w:val="26"/>
+                <w:szCs w:val="26"/>
                 <w:rtl/>
               </w:rPr>
               <w:t xml:space="preserve">اَلطَّبِيعَةُ نِعْمَةٌ كَبِيرَةٌ مِنَ اللَّهِ تَعَالَى.</w:t>
@@ -546,7 +528,7 @@
           <w:p>
             <w:pPr>
               <w:bidi/>
-              <w:spacing w:after="60" w:line="400"/>
+              <w:spacing w:after="18" w:line="208"/>
             </w:pPr>
             <w:r>
               <w:rPr>
@@ -554,8 +536,8 @@
                 <w:b w:val="false"/>
                 <w:bCs w:val="false"/>
                 <w:color w:val="111111"/>
-                <w:sz w:val="30"/>
-                <w:szCs w:val="30"/>
+                <w:sz w:val="26"/>
+                <w:szCs w:val="26"/>
                 <w:rtl/>
               </w:rPr>
               <w:t xml:space="preserve">فِي حَيِّنَا حَدِيقَةٌ وَاسِعَةٌ فِيهَا أَشْجَارٌ وَأَزْهَارٌ.</w:t>
@@ -564,7 +546,7 @@
           <w:p>
             <w:pPr>
               <w:bidi/>
-              <w:spacing w:after="60" w:line="400"/>
+              <w:spacing w:after="18" w:line="208"/>
             </w:pPr>
             <w:r>
               <w:rPr>
@@ -572,8 +554,8 @@
                 <w:b w:val="false"/>
                 <w:bCs w:val="false"/>
                 <w:color w:val="111111"/>
-                <w:sz w:val="30"/>
-                <w:szCs w:val="30"/>
+                <w:sz w:val="26"/>
+                <w:szCs w:val="26"/>
                 <w:rtl/>
               </w:rPr>
               <w:t xml:space="preserve">فِي كُلِّ رَبِيعٍ نَغْرِسُ شَجَرَةً جَدِيدَةً مَعَ أَصْدِقَائِي.</w:t>
@@ -582,7 +564,7 @@
           <w:p>
             <w:pPr>
               <w:bidi/>
-              <w:spacing w:after="60" w:line="400"/>
+              <w:spacing w:after="18" w:line="208"/>
             </w:pPr>
             <w:r>
               <w:rPr>
@@ -590,8 +572,8 @@
                 <w:b w:val="false"/>
                 <w:bCs w:val="false"/>
                 <w:color w:val="111111"/>
-                <w:sz w:val="30"/>
-                <w:szCs w:val="30"/>
+                <w:sz w:val="26"/>
+                <w:szCs w:val="26"/>
                 <w:rtl/>
               </w:rPr>
               <w:t xml:space="preserve">وَنَجْمَعُ النِّفَايَاتِ ثُمَّ نَضَعُهَا فِي صَنَادِيقِ إِعَادَةِ التَّدْوِيرِ.</w:t>
@@ -600,7 +582,7 @@
           <w:p>
             <w:pPr>
               <w:bidi/>
-              <w:spacing w:after="60" w:line="400"/>
+              <w:spacing w:after="18" w:line="208"/>
             </w:pPr>
             <w:r>
               <w:rPr>
@@ -608,8 +590,8 @@
                 <w:b w:val="false"/>
                 <w:bCs w:val="false"/>
                 <w:color w:val="111111"/>
-                <w:sz w:val="30"/>
-                <w:szCs w:val="30"/>
+                <w:sz w:val="26"/>
+                <w:szCs w:val="26"/>
                 <w:rtl/>
               </w:rPr>
               <w:t xml:space="preserve">يَجِبُ أَنْ نُحَافِظَ عَلَى الْمَاءِ وَالْهَوَاءِ.</w:t>
@@ -618,7 +600,7 @@
           <w:p>
             <w:pPr>
               <w:bidi/>
-              <w:spacing w:after="60" w:line="400"/>
+              <w:spacing w:after="18" w:line="208"/>
             </w:pPr>
             <w:r>
               <w:rPr>
@@ -626,8 +608,8 @@
                 <w:b w:val="false"/>
                 <w:bCs w:val="false"/>
                 <w:color w:val="111111"/>
-                <w:sz w:val="30"/>
-                <w:szCs w:val="30"/>
+                <w:sz w:val="26"/>
+                <w:szCs w:val="26"/>
                 <w:rtl/>
               </w:rPr>
               <w:t xml:space="preserve">لَا تَرْمِ النِّفَايَاتِ فِي الشَّارِعِ؛ لِأَنَّ التَّلَوُّثَ يَضُرُّ بِصِحَّتِنَا.</w:t>
@@ -636,7 +618,7 @@
           <w:p>
             <w:pPr>
               <w:bidi/>
-              <w:spacing w:after="60" w:line="400"/>
+              <w:spacing w:after="18" w:line="208"/>
             </w:pPr>
             <w:r>
               <w:rPr>
@@ -644,8 +626,8 @@
                 <w:b w:val="false"/>
                 <w:bCs w:val="false"/>
                 <w:color w:val="111111"/>
-                <w:sz w:val="30"/>
-                <w:szCs w:val="30"/>
+                <w:sz w:val="26"/>
+                <w:szCs w:val="26"/>
                 <w:rtl/>
               </w:rPr>
               <w:t xml:space="preserve">اَلْبِيئَةُ النَّظِيفَةُ حَيَاةٌ سَعِيدَةٌ لِلْجَمِيعِ.</w:t>
@@ -656,7 +638,7 @@
     </w:tbl>
     <w:p>
       <w:pPr>
-        <w:spacing w:after="60"/>
+        <w:spacing w:after="18"/>
       </w:pPr>
       <w:r>
         <w:rPr>
@@ -666,8 +648,8 @@
           <w:i w:val="false"/>
           <w:iCs w:val="false"/>
           <w:color w:val="111111"/>
-          <w:sz w:val="21"/>
-          <w:szCs w:val="21"/>
+          <w:sz w:val="17"/>
+          <w:szCs w:val="17"/>
         </w:rPr>
         <w:t xml:space="preserve"/>
       </w:r>
@@ -676,7 +658,7 @@
       <w:pPr>
         <w:keepNext/>
         <w:bidi/>
-        <w:spacing w:after="40" w:before="0" w:line="300"/>
+        <w:spacing w:after="12" w:before="0" w:line="208"/>
         <w:ind w:left="340"/>
       </w:pPr>
       <w:r>
@@ -687,8 +669,8 @@
           <w:i w:val="false"/>
           <w:iCs w:val="false"/>
           <w:color w:val="111111"/>
-          <w:sz w:val="20"/>
-          <w:szCs w:val="20"/>
+          <w:sz w:val="17"/>
+          <w:szCs w:val="17"/>
         </w:rPr>
         <w:t xml:space="preserve">a.‎  </w:t>
       </w:r>
@@ -698,8 +680,8 @@
           <w:b w:val="false"/>
           <w:bCs w:val="false"/>
           <w:color w:val="111111"/>
-          <w:sz w:val="28"/>
-          <w:szCs w:val="28"/>
+          <w:sz w:val="25"/>
+          <w:szCs w:val="25"/>
           <w:rtl/>
         </w:rPr>
         <w:t xml:space="preserve">مَاذَا يَفْعَلُونَ فِي كُلِّ رَبِيعٍ؟</w:t>
@@ -745,7 +727,7 @@
           <w:p>
             <w:pPr>
               <w:bidi/>
-              <w:spacing w:after="0" w:line="330"/>
+              <w:spacing w:after="0" w:line="208"/>
             </w:pPr>
             <w:r>
               <w:rPr>
@@ -755,8 +737,8 @@
                 <w:i w:val="false"/>
                 <w:iCs w:val="false"/>
                 <w:color w:val="111111"/>
-                <w:sz w:val="20"/>
-                <w:szCs w:val="20"/>
+                <w:sz w:val="17"/>
+                <w:szCs w:val="17"/>
               </w:rPr>
               <w:t xml:space="preserve">B.‎  </w:t>
             </w:r>
@@ -766,8 +748,8 @@
                 <w:b w:val="false"/>
                 <w:bCs w:val="false"/>
                 <w:color w:val="111111"/>
-                <w:sz w:val="28"/>
-                <w:szCs w:val="28"/>
+                <w:sz w:val="25"/>
+                <w:szCs w:val="25"/>
                 <w:rtl/>
               </w:rPr>
               <w:t xml:space="preserve">يَسْبَحُونَ فِي الْبَحْرِ</w:t>
@@ -794,7 +776,7 @@
           <w:p>
             <w:pPr>
               <w:bidi/>
-              <w:spacing w:after="0" w:line="330"/>
+              <w:spacing w:after="0" w:line="208"/>
             </w:pPr>
             <w:r>
               <w:rPr>
@@ -804,8 +786,8 @@
                 <w:i w:val="false"/>
                 <w:iCs w:val="false"/>
                 <w:color w:val="111111"/>
-                <w:sz w:val="20"/>
-                <w:szCs w:val="20"/>
+                <w:sz w:val="17"/>
+                <w:szCs w:val="17"/>
               </w:rPr>
               <w:t xml:space="preserve">A.‎  </w:t>
             </w:r>
@@ -815,8 +797,8 @@
                 <w:b w:val="false"/>
                 <w:bCs w:val="false"/>
                 <w:color w:val="111111"/>
-                <w:sz w:val="28"/>
-                <w:szCs w:val="28"/>
+                <w:sz w:val="25"/>
+                <w:szCs w:val="25"/>
                 <w:rtl/>
               </w:rPr>
               <w:t xml:space="preserve">يَغْرِسُونَ شَجَرَةً جَدِيدَةً</w:t>
@@ -848,7 +830,7 @@
           <w:p>
             <w:pPr>
               <w:bidi/>
-              <w:spacing w:after="0" w:line="330"/>
+              <w:spacing w:after="0" w:line="208"/>
             </w:pPr>
             <w:r>
               <w:rPr>
@@ -858,8 +840,8 @@
                 <w:i w:val="false"/>
                 <w:iCs w:val="false"/>
                 <w:color w:val="111111"/>
-                <w:sz w:val="20"/>
-                <w:szCs w:val="20"/>
+                <w:sz w:val="17"/>
+                <w:szCs w:val="17"/>
               </w:rPr>
               <w:t xml:space="preserve">D.‎  </w:t>
             </w:r>
@@ -869,8 +851,8 @@
                 <w:b w:val="false"/>
                 <w:bCs w:val="false"/>
                 <w:color w:val="111111"/>
-                <w:sz w:val="28"/>
-                <w:szCs w:val="28"/>
+                <w:sz w:val="25"/>
+                <w:szCs w:val="25"/>
                 <w:rtl/>
               </w:rPr>
               <w:t xml:space="preserve">يَلْعَبُونَ الْكُرَةَ</w:t>
@@ -897,7 +879,7 @@
           <w:p>
             <w:pPr>
               <w:bidi/>
-              <w:spacing w:after="0" w:line="330"/>
+              <w:spacing w:after="0" w:line="208"/>
             </w:pPr>
             <w:r>
               <w:rPr>
@@ -907,8 +889,8 @@
                 <w:i w:val="false"/>
                 <w:iCs w:val="false"/>
                 <w:color w:val="111111"/>
-                <w:sz w:val="20"/>
-                <w:szCs w:val="20"/>
+                <w:sz w:val="17"/>
+                <w:szCs w:val="17"/>
               </w:rPr>
               <w:t xml:space="preserve">C.‎  </w:t>
             </w:r>
@@ -918,8 +900,8 @@
                 <w:b w:val="false"/>
                 <w:bCs w:val="false"/>
                 <w:color w:val="111111"/>
-                <w:sz w:val="28"/>
-                <w:szCs w:val="28"/>
+                <w:sz w:val="25"/>
+                <w:szCs w:val="25"/>
                 <w:rtl/>
               </w:rPr>
               <w:t xml:space="preserve">يَقْرَؤُونَ الْقِصَصَ</w:t>
@@ -932,7 +914,7 @@
       <w:pPr>
         <w:keepNext/>
         <w:bidi/>
-        <w:spacing w:after="40" w:before="150" w:line="300"/>
+        <w:spacing w:after="12" w:before="45" w:line="208"/>
         <w:ind w:left="340"/>
       </w:pPr>
       <w:r>
@@ -943,8 +925,8 @@
           <w:i w:val="false"/>
           <w:iCs w:val="false"/>
           <w:color w:val="111111"/>
-          <w:sz w:val="20"/>
-          <w:szCs w:val="20"/>
+          <w:sz w:val="17"/>
+          <w:szCs w:val="17"/>
         </w:rPr>
         <w:t xml:space="preserve">b.‎  </w:t>
       </w:r>
@@ -954,8 +936,8 @@
           <w:b w:val="false"/>
           <w:bCs w:val="false"/>
           <w:color w:val="111111"/>
-          <w:sz w:val="28"/>
-          <w:szCs w:val="28"/>
+          <w:sz w:val="25"/>
+          <w:szCs w:val="25"/>
           <w:rtl/>
         </w:rPr>
         <w:t xml:space="preserve">أَيْنَ يَضَعُونَ النِّفَايَاتِ؟</w:t>
@@ -1001,7 +983,7 @@
           <w:p>
             <w:pPr>
               <w:bidi/>
-              <w:spacing w:after="0" w:line="330"/>
+              <w:spacing w:after="0" w:line="208"/>
             </w:pPr>
             <w:r>
               <w:rPr>
@@ -1011,8 +993,8 @@
                 <w:i w:val="false"/>
                 <w:iCs w:val="false"/>
                 <w:color w:val="111111"/>
-                <w:sz w:val="20"/>
-                <w:szCs w:val="20"/>
+                <w:sz w:val="17"/>
+                <w:szCs w:val="17"/>
               </w:rPr>
               <w:t xml:space="preserve">B.‎  </w:t>
             </w:r>
@@ -1022,8 +1004,8 @@
                 <w:b w:val="false"/>
                 <w:bCs w:val="false"/>
                 <w:color w:val="111111"/>
-                <w:sz w:val="28"/>
-                <w:szCs w:val="28"/>
+                <w:sz w:val="25"/>
+                <w:szCs w:val="25"/>
                 <w:rtl/>
               </w:rPr>
               <w:t xml:space="preserve">فِي الْحَدِيقَةِ</w:t>
@@ -1050,7 +1032,7 @@
           <w:p>
             <w:pPr>
               <w:bidi/>
-              <w:spacing w:after="0" w:line="330"/>
+              <w:spacing w:after="0" w:line="208"/>
             </w:pPr>
             <w:r>
               <w:rPr>
@@ -1060,8 +1042,8 @@
                 <w:i w:val="false"/>
                 <w:iCs w:val="false"/>
                 <w:color w:val="111111"/>
-                <w:sz w:val="20"/>
-                <w:szCs w:val="20"/>
+                <w:sz w:val="17"/>
+                <w:szCs w:val="17"/>
               </w:rPr>
               <w:t xml:space="preserve">A.‎  </w:t>
             </w:r>
@@ -1071,8 +1053,8 @@
                 <w:b w:val="false"/>
                 <w:bCs w:val="false"/>
                 <w:color w:val="111111"/>
-                <w:sz w:val="28"/>
-                <w:szCs w:val="28"/>
+                <w:sz w:val="25"/>
+                <w:szCs w:val="25"/>
                 <w:rtl/>
               </w:rPr>
               <w:t xml:space="preserve">فِي الشَّارِعِ</w:t>
@@ -1104,7 +1086,7 @@
           <w:p>
             <w:pPr>
               <w:bidi/>
-              <w:spacing w:after="0" w:line="330"/>
+              <w:spacing w:after="0" w:line="208"/>
             </w:pPr>
             <w:r>
               <w:rPr>
@@ -1114,8 +1096,8 @@
                 <w:i w:val="false"/>
                 <w:iCs w:val="false"/>
                 <w:color w:val="111111"/>
-                <w:sz w:val="20"/>
-                <w:szCs w:val="20"/>
+                <w:sz w:val="17"/>
+                <w:szCs w:val="17"/>
               </w:rPr>
               <w:t xml:space="preserve">D.‎  </w:t>
             </w:r>
@@ -1125,8 +1107,8 @@
                 <w:b w:val="false"/>
                 <w:bCs w:val="false"/>
                 <w:color w:val="111111"/>
-                <w:sz w:val="28"/>
-                <w:szCs w:val="28"/>
+                <w:sz w:val="25"/>
+                <w:szCs w:val="25"/>
                 <w:rtl/>
               </w:rPr>
               <w:t xml:space="preserve">فِي النَّهْرِ</w:t>
@@ -1153,7 +1135,7 @@
           <w:p>
             <w:pPr>
               <w:bidi/>
-              <w:spacing w:after="0" w:line="330"/>
+              <w:spacing w:after="0" w:line="208"/>
             </w:pPr>
             <w:r>
               <w:rPr>
@@ -1163,8 +1145,8 @@
                 <w:i w:val="false"/>
                 <w:iCs w:val="false"/>
                 <w:color w:val="111111"/>
-                <w:sz w:val="20"/>
-                <w:szCs w:val="20"/>
+                <w:sz w:val="17"/>
+                <w:szCs w:val="17"/>
               </w:rPr>
               <w:t xml:space="preserve">C.‎  </w:t>
             </w:r>
@@ -1174,8 +1156,8 @@
                 <w:b w:val="false"/>
                 <w:bCs w:val="false"/>
                 <w:color w:val="111111"/>
-                <w:sz w:val="28"/>
-                <w:szCs w:val="28"/>
+                <w:sz w:val="25"/>
+                <w:szCs w:val="25"/>
                 <w:rtl/>
               </w:rPr>
               <w:t xml:space="preserve">فِي صَنَادِيقِ إِعَادَةِ التَّدْوِيرِ</w:t>
@@ -1188,7 +1170,7 @@
       <w:pPr>
         <w:keepNext/>
         <w:bidi/>
-        <w:spacing w:after="40" w:before="150" w:line="300"/>
+        <w:spacing w:after="12" w:before="45" w:line="208"/>
         <w:ind w:left="340"/>
       </w:pPr>
       <w:r>
@@ -1199,8 +1181,8 @@
           <w:i w:val="false"/>
           <w:iCs w:val="false"/>
           <w:color w:val="111111"/>
-          <w:sz w:val="20"/>
-          <w:szCs w:val="20"/>
+          <w:sz w:val="17"/>
+          <w:szCs w:val="17"/>
         </w:rPr>
         <w:t xml:space="preserve">c.‎  </w:t>
       </w:r>
@@ -1210,8 +1192,8 @@
           <w:b w:val="false"/>
           <w:bCs w:val="false"/>
           <w:color w:val="111111"/>
-          <w:sz w:val="28"/>
-          <w:szCs w:val="28"/>
+          <w:sz w:val="25"/>
+          <w:szCs w:val="25"/>
           <w:rtl/>
         </w:rPr>
         <w:t xml:space="preserve">لِمَاذَا لَا نَرْمِي النِّفَايَاتِ فِي الشَّارِعِ؟</w:t>
@@ -1257,7 +1239,7 @@
           <w:p>
             <w:pPr>
               <w:bidi/>
-              <w:spacing w:after="0" w:line="330"/>
+              <w:spacing w:after="0" w:line="208"/>
             </w:pPr>
             <w:r>
               <w:rPr>
@@ -1267,8 +1249,8 @@
                 <w:i w:val="false"/>
                 <w:iCs w:val="false"/>
                 <w:color w:val="111111"/>
-                <w:sz w:val="20"/>
-                <w:szCs w:val="20"/>
+                <w:sz w:val="17"/>
+                <w:szCs w:val="17"/>
               </w:rPr>
               <w:t xml:space="preserve">B.‎  </w:t>
             </w:r>
@@ -1278,8 +1260,8 @@
                 <w:b w:val="false"/>
                 <w:bCs w:val="false"/>
                 <w:color w:val="111111"/>
-                <w:sz w:val="28"/>
-                <w:szCs w:val="28"/>
+                <w:sz w:val="25"/>
+                <w:szCs w:val="25"/>
                 <w:rtl/>
               </w:rPr>
               <w:t xml:space="preserve">لِأَنَّ الْحَدِيقَةَ وَاسِعَةٌ</w:t>
@@ -1306,7 +1288,7 @@
           <w:p>
             <w:pPr>
               <w:bidi/>
-              <w:spacing w:after="0" w:line="330"/>
+              <w:spacing w:after="0" w:line="208"/>
             </w:pPr>
             <w:r>
               <w:rPr>
@@ -1316,8 +1298,8 @@
                 <w:i w:val="false"/>
                 <w:iCs w:val="false"/>
                 <w:color w:val="111111"/>
-                <w:sz w:val="20"/>
-                <w:szCs w:val="20"/>
+                <w:sz w:val="17"/>
+                <w:szCs w:val="17"/>
               </w:rPr>
               <w:t xml:space="preserve">A.‎  </w:t>
             </w:r>
@@ -1327,8 +1309,8 @@
                 <w:b w:val="false"/>
                 <w:bCs w:val="false"/>
                 <w:color w:val="111111"/>
-                <w:sz w:val="28"/>
-                <w:szCs w:val="28"/>
+                <w:sz w:val="25"/>
+                <w:szCs w:val="25"/>
                 <w:rtl/>
               </w:rPr>
               <w:t xml:space="preserve">لِأَنَّ التَّلَوُّثَ يَضُرُّ بِصِحَّتِنَا</w:t>
@@ -1360,7 +1342,7 @@
           <w:p>
             <w:pPr>
               <w:bidi/>
-              <w:spacing w:after="0" w:line="330"/>
+              <w:spacing w:after="0" w:line="208"/>
             </w:pPr>
             <w:r>
               <w:rPr>
@@ -1370,8 +1352,8 @@
                 <w:i w:val="false"/>
                 <w:iCs w:val="false"/>
                 <w:color w:val="111111"/>
-                <w:sz w:val="20"/>
-                <w:szCs w:val="20"/>
+                <w:sz w:val="17"/>
+                <w:szCs w:val="17"/>
               </w:rPr>
               <w:t xml:space="preserve">D.‎  </w:t>
             </w:r>
@@ -1381,8 +1363,8 @@
                 <w:b w:val="false"/>
                 <w:bCs w:val="false"/>
                 <w:color w:val="111111"/>
-                <w:sz w:val="28"/>
-                <w:szCs w:val="28"/>
+                <w:sz w:val="25"/>
+                <w:szCs w:val="25"/>
                 <w:rtl/>
               </w:rPr>
               <w:t xml:space="preserve">لِأَنَّ الرَّبِيعَ جَمِيلٌ</w:t>
@@ -1409,7 +1391,7 @@
           <w:p>
             <w:pPr>
               <w:bidi/>
-              <w:spacing w:after="0" w:line="330"/>
+              <w:spacing w:after="0" w:line="208"/>
             </w:pPr>
             <w:r>
               <w:rPr>
@@ -1419,8 +1401,8 @@
                 <w:i w:val="false"/>
                 <w:iCs w:val="false"/>
                 <w:color w:val="111111"/>
-                <w:sz w:val="20"/>
-                <w:szCs w:val="20"/>
+                <w:sz w:val="17"/>
+                <w:szCs w:val="17"/>
               </w:rPr>
               <w:t xml:space="preserve">C.‎  </w:t>
             </w:r>
@@ -1430,8 +1412,8 @@
                 <w:b w:val="false"/>
                 <w:bCs w:val="false"/>
                 <w:color w:val="111111"/>
-                <w:sz w:val="28"/>
-                <w:szCs w:val="28"/>
+                <w:sz w:val="25"/>
+                <w:szCs w:val="25"/>
                 <w:rtl/>
               </w:rPr>
               <w:t xml:space="preserve">لِأَنَّ الشَّجَرَةَ جَدِيدَةٌ</w:t>
@@ -1443,7 +1425,7 @@
     <w:p>
       <w:pPr>
         <w:keepNext w:val="false"/>
-        <w:spacing w:after="40" w:before="150" w:line="280"/>
+        <w:spacing w:after="12" w:before="45" w:line="208"/>
         <w:ind w:left="620" w:hanging="280"/>
       </w:pPr>
       <w:r>
@@ -1454,8 +1436,8 @@
           <w:i w:val="false"/>
           <w:iCs w:val="false"/>
           <w:color w:val="111111"/>
-          <w:sz w:val="20"/>
-          <w:szCs w:val="20"/>
+          <w:sz w:val="17"/>
+          <w:szCs w:val="17"/>
         </w:rPr>
         <w:t xml:space="preserve">d)  Sen çevre için ne yapıyorsun? Arapça bir cümleyle yazınız.</w:t>
       </w:r>
@@ -1463,10 +1445,10 @@
     <w:p>
       <w:pPr>
         <w:pBdr>
-          <w:bottom w:val="dotted" w:color="97A4B1" w:sz="6"/>
+          <w:bottom w:val="dotted" w:color="96A3B0" w:sz="6"/>
         </w:pBdr>
         <w:bidi/>
-        <w:spacing w:after="210" w:line="300"/>
+        <w:spacing w:after="63" w:line="208"/>
         <w:ind w:left="620"/>
       </w:pPr>
       <w:r>
@@ -1477,31 +1459,8 @@
           <w:i w:val="false"/>
           <w:iCs w:val="false"/>
           <w:color w:val="111111"/>
-          <w:sz w:val="21"/>
-          <w:szCs w:val="21"/>
-        </w:rPr>
-        <w:t xml:space="preserve"/>
-      </w:r>
-    </w:p>
-    <w:p>
-      <w:pPr>
-        <w:pBdr>
-          <w:bottom w:val="dotted" w:color="96A3B0" w:sz="6"/>
-        </w:pBdr>
-        <w:bidi/>
-        <w:spacing w:after="210" w:line="300"/>
-        <w:ind w:left="620"/>
-      </w:pPr>
-      <w:r>
-        <w:rPr>
-          <w:rFonts w:ascii="Times New Roman" w:cs="Times New Roman" w:eastAsia="Times New Roman" w:hAnsi="Times New Roman"/>
-          <w:b w:val="false"/>
-          <w:bCs w:val="false"/>
-          <w:i w:val="false"/>
-          <w:iCs w:val="false"/>
-          <w:color w:val="111111"/>
-          <w:sz w:val="21"/>
-          <w:szCs w:val="21"/>
+          <w:sz w:val="17"/>
+          <w:szCs w:val="17"/>
         </w:rPr>
         <w:t xml:space="preserve"/>
       </w:r>
@@ -1511,7 +1470,7 @@
         <w:tabs>
           <w:tab w:val="right" w:pos="9864"/>
         </w:tabs>
-        <w:spacing w:after="90" w:before="220" w:line="280"/>
+        <w:spacing w:after="27" w:before="66" w:line="208"/>
         <w:ind w:left="340" w:hanging="340"/>
       </w:pPr>
       <w:r>
@@ -1522,16 +1481,16 @@
           <w:i w:val="false"/>
           <w:iCs w:val="false"/>
           <w:color w:val="111111"/>
-          <w:sz w:val="21"/>
-          <w:szCs w:val="21"/>
+          <w:sz w:val="17"/>
+          <w:szCs w:val="17"/>
         </w:rPr>
         <w:t xml:space="preserve">2.</w:t>
       </w:r>
       <w:r>
         <w:rPr>
           <w:rFonts w:ascii="Times New Roman" w:cs="Times New Roman" w:eastAsia="Times New Roman" w:hAnsi="Times New Roman"/>
-          <w:sz w:val="21"/>
-          <w:szCs w:val="21"/>
+          <w:sz w:val="17"/>
+          <w:szCs w:val="17"/>
         </w:rPr>
         <w:tab/>
       </w:r>
@@ -1543,16 +1502,16 @@
           <w:i w:val="false"/>
           <w:iCs w:val="false"/>
           <w:color w:val="111111"/>
-          <w:sz w:val="21"/>
-          <w:szCs w:val="21"/>
+          <w:sz w:val="17"/>
+          <w:szCs w:val="17"/>
         </w:rPr>
         <w:t xml:space="preserve">Dinlediğiniz metne göre cümleler doğru ise D, yanlış ise Y kutusunu işaretleyiniz.</w:t>
       </w:r>
       <w:r>
         <w:rPr>
           <w:rFonts w:ascii="Times New Roman" w:cs="Times New Roman" w:eastAsia="Times New Roman" w:hAnsi="Times New Roman"/>
-          <w:sz w:val="21"/>
-          <w:szCs w:val="21"/>
+          <w:sz w:val="17"/>
+          <w:szCs w:val="17"/>
         </w:rPr>
         <w:tab/>
       </w:r>
@@ -1564,8 +1523,8 @@
           <w:i w:val="false"/>
           <w:iCs w:val="false"/>
           <w:color w:val="55636F"/>
-          <w:sz w:val="18"/>
-          <w:szCs w:val="18"/>
+          <w:sz w:val="15"/>
+          <w:szCs w:val="15"/>
         </w:rPr>
         <w:t xml:space="preserve">(10 puan)</w:t>
       </w:r>
@@ -1573,7 +1532,7 @@
     <w:p>
       <w:pPr>
         <w:keepNext w:val="false"/>
-        <w:spacing w:after="90" w:before="0" w:line="280"/>
+        <w:spacing w:after="27" w:before="0" w:line="208"/>
         <w:ind w:left="340"/>
       </w:pPr>
       <w:r>
@@ -1584,8 +1543,8 @@
           <w:i/>
           <w:iCs/>
           <w:color w:val="5B6772"/>
-          <w:sz w:val="18"/>
-          <w:szCs w:val="18"/>
+          <w:sz w:val="15"/>
+          <w:szCs w:val="15"/>
         </w:rPr>
         <w:t xml:space="preserve">Metin öğretmeniniz tarafından iki kez okunacaktır. Her doğru cevap 2 puandır.</w:t>
       </w:r>
@@ -1626,7 +1585,7 @@
           </w:tcPr>
           <w:p>
             <w:pPr>
-              <w:spacing w:after="0" w:line="270"/>
+              <w:spacing w:after="0" w:line="208"/>
               <w:jc w:val="center"/>
             </w:pPr>
             <w:r>
@@ -1637,8 +1596,8 @@
                 <w:i w:val="false"/>
                 <w:iCs w:val="false"/>
                 <w:color w:val="111111"/>
-                <w:sz w:val="18"/>
-                <w:szCs w:val="18"/>
+                <w:sz w:val="15"/>
+                <w:szCs w:val="15"/>
               </w:rPr>
               <w:t xml:space="preserve">No</w:t>
             </w:r>
@@ -1658,7 +1617,7 @@
           </w:tcPr>
           <w:p>
             <w:pPr>
-              <w:spacing w:after="0" w:line="270"/>
+              <w:spacing w:after="0" w:line="208"/>
               <w:jc w:val="center"/>
             </w:pPr>
             <w:r>
@@ -1669,8 +1628,8 @@
                 <w:i w:val="false"/>
                 <w:iCs w:val="false"/>
                 <w:color w:val="111111"/>
-                <w:sz w:val="18"/>
-                <w:szCs w:val="18"/>
+                <w:sz w:val="15"/>
+                <w:szCs w:val="15"/>
               </w:rPr>
               <w:t xml:space="preserve">Cümle</w:t>
             </w:r>
@@ -1690,7 +1649,7 @@
           </w:tcPr>
           <w:p>
             <w:pPr>
-              <w:spacing w:after="0" w:line="270"/>
+              <w:spacing w:after="0" w:line="208"/>
               <w:jc w:val="center"/>
             </w:pPr>
             <w:r>
@@ -1701,8 +1660,8 @@
                 <w:i w:val="false"/>
                 <w:iCs w:val="false"/>
                 <w:color w:val="111111"/>
-                <w:sz w:val="18"/>
-                <w:szCs w:val="18"/>
+                <w:sz w:val="15"/>
+                <w:szCs w:val="15"/>
               </w:rPr>
               <w:t xml:space="preserve">D</w:t>
             </w:r>
@@ -1722,7 +1681,7 @@
           </w:tcPr>
           <w:p>
             <w:pPr>
-              <w:spacing w:after="0" w:line="270"/>
+              <w:spacing w:after="0" w:line="208"/>
               <w:jc w:val="center"/>
             </w:pPr>
             <w:r>
@@ -1733,8 +1692,8 @@
                 <w:i w:val="false"/>
                 <w:iCs w:val="false"/>
                 <w:color w:val="111111"/>
-                <w:sz w:val="18"/>
-                <w:szCs w:val="18"/>
+                <w:sz w:val="15"/>
+                <w:szCs w:val="15"/>
               </w:rPr>
               <w:t xml:space="preserve">Y</w:t>
             </w:r>
@@ -1743,7 +1702,7 @@
       </w:tr>
       <w:tr>
         <w:trPr>
-          <w:trHeight w:val="420" w:hRule="atLeast"/>
+          <w:trHeight w:val="260" w:hRule="atLeast"/>
         </w:trPr>
         <w:tc>
           <w:tcPr>
@@ -1758,19 +1717,19 @@
           </w:tcPr>
           <w:p>
             <w:pPr>
-              <w:spacing w:after="0" w:line="270"/>
-              <w:jc w:val="center"/>
-            </w:pPr>
-            <w:r>
-              <w:rPr>
-                <w:rFonts w:ascii="Times New Roman" w:cs="Times New Roman" w:eastAsia="Times New Roman" w:hAnsi="Times New Roman"/>
-                <w:b w:val="false"/>
-                <w:bCs w:val="false"/>
-                <w:i w:val="false"/>
-                <w:iCs w:val="false"/>
-                <w:color w:val="111111"/>
-                <w:sz w:val="19"/>
-                <w:szCs w:val="19"/>
+              <w:spacing w:after="0" w:line="208"/>
+              <w:jc w:val="center"/>
+            </w:pPr>
+            <w:r>
+              <w:rPr>
+                <w:rFonts w:ascii="Times New Roman" w:cs="Times New Roman" w:eastAsia="Times New Roman" w:hAnsi="Times New Roman"/>
+                <w:b w:val="false"/>
+                <w:bCs w:val="false"/>
+                <w:i w:val="false"/>
+                <w:iCs w:val="false"/>
+                <w:color w:val="111111"/>
+                <w:sz w:val="16"/>
+                <w:szCs w:val="16"/>
               </w:rPr>
               <w:t xml:space="preserve">1</w:t>
             </w:r>
@@ -1790,7 +1749,7 @@
           <w:p>
             <w:pPr>
               <w:bidi/>
-              <w:spacing w:after="0" w:line="320"/>
+              <w:spacing w:after="0" w:line="208"/>
             </w:pPr>
             <w:r>
               <w:rPr>
@@ -1798,8 +1757,8 @@
                 <w:b w:val="false"/>
                 <w:bCs w:val="false"/>
                 <w:color w:val="111111"/>
-                <w:sz w:val="28"/>
-                <w:szCs w:val="28"/>
+                <w:sz w:val="25"/>
+                <w:szCs w:val="25"/>
                 <w:rtl/>
               </w:rPr>
               <w:t xml:space="preserve">عِنْدَ يُوسُفَ قِطَّةٌ صَغِيرَةٌ.</w:t>
@@ -1819,18 +1778,18 @@
           </w:tcPr>
           <w:p>
             <w:pPr>
-              <w:spacing w:after="0" w:line="270"/>
-            </w:pPr>
-            <w:r>
-              <w:rPr>
-                <w:rFonts w:ascii="Times New Roman" w:cs="Times New Roman" w:eastAsia="Times New Roman" w:hAnsi="Times New Roman"/>
-                <w:b w:val="false"/>
-                <w:bCs w:val="false"/>
-                <w:i w:val="false"/>
-                <w:iCs w:val="false"/>
-                <w:color w:val="111111"/>
-                <w:sz w:val="21"/>
-                <w:szCs w:val="21"/>
+              <w:spacing w:after="0" w:line="208"/>
+            </w:pPr>
+            <w:r>
+              <w:rPr>
+                <w:rFonts w:ascii="Times New Roman" w:cs="Times New Roman" w:eastAsia="Times New Roman" w:hAnsi="Times New Roman"/>
+                <w:b w:val="false"/>
+                <w:bCs w:val="false"/>
+                <w:i w:val="false"/>
+                <w:iCs w:val="false"/>
+                <w:color w:val="111111"/>
+                <w:sz w:val="17"/>
+                <w:szCs w:val="17"/>
               </w:rPr>
               <w:t xml:space="preserve"/>
             </w:r>
@@ -1847,29 +1806,11 @@
             </w:tcMar>
             <w:vAlign w:val="center"/>
           </w:tcPr>
-          <w:p>
-            <w:pPr>
-              <w:spacing w:after="0" w:line="270"/>
-            </w:pPr>
-            <w:r>
-              <w:rPr>
-                <w:rFonts w:ascii="Times New Roman" w:cs="Times New Roman" w:eastAsia="Times New Roman" w:hAnsi="Times New Roman"/>
-                <w:b w:val="false"/>
-                <w:bCs w:val="false"/>
-                <w:i w:val="false"/>
-                <w:iCs w:val="false"/>
-                <w:color w:val="111111"/>
-                <w:sz w:val="21"/>
-                <w:szCs w:val="21"/>
-              </w:rPr>
-              <w:t xml:space="preserve"/>
-            </w:r>
-          </w:p>
         </w:tc>
       </w:tr>
       <w:tr>
         <w:trPr>
-          <w:trHeight w:val="420" w:hRule="atLeast"/>
+          <w:trHeight w:val="260" w:hRule="atLeast"/>
         </w:trPr>
         <w:tc>
           <w:tcPr>
@@ -1884,19 +1825,19 @@
           </w:tcPr>
           <w:p>
             <w:pPr>
-              <w:spacing w:after="0" w:line="270"/>
-              <w:jc w:val="center"/>
-            </w:pPr>
-            <w:r>
-              <w:rPr>
-                <w:rFonts w:ascii="Times New Roman" w:cs="Times New Roman" w:eastAsia="Times New Roman" w:hAnsi="Times New Roman"/>
-                <w:b w:val="false"/>
-                <w:bCs w:val="false"/>
-                <w:i w:val="false"/>
-                <w:iCs w:val="false"/>
-                <w:color w:val="111111"/>
-                <w:sz w:val="19"/>
-                <w:szCs w:val="19"/>
+              <w:spacing w:after="0" w:line="208"/>
+              <w:jc w:val="center"/>
+            </w:pPr>
+            <w:r>
+              <w:rPr>
+                <w:rFonts w:ascii="Times New Roman" w:cs="Times New Roman" w:eastAsia="Times New Roman" w:hAnsi="Times New Roman"/>
+                <w:b w:val="false"/>
+                <w:bCs w:val="false"/>
+                <w:i w:val="false"/>
+                <w:iCs w:val="false"/>
+                <w:color w:val="111111"/>
+                <w:sz w:val="16"/>
+                <w:szCs w:val="16"/>
               </w:rPr>
               <w:t xml:space="preserve">2</w:t>
             </w:r>
@@ -1916,7 +1857,7 @@
           <w:p>
             <w:pPr>
               <w:bidi/>
-              <w:spacing w:after="0" w:line="320"/>
+              <w:spacing w:after="0" w:line="208"/>
             </w:pPr>
             <w:r>
               <w:rPr>
@@ -1924,8 +1865,8 @@
                 <w:b w:val="false"/>
                 <w:bCs w:val="false"/>
                 <w:color w:val="111111"/>
-                <w:sz w:val="28"/>
-                <w:szCs w:val="28"/>
+                <w:sz w:val="25"/>
+                <w:szCs w:val="25"/>
                 <w:rtl/>
               </w:rPr>
               <w:t xml:space="preserve">اِسْمُ الْقِطَّةِ مِشْمِشُ.</w:t>
@@ -1945,18 +1886,18 @@
           </w:tcPr>
           <w:p>
             <w:pPr>
-              <w:spacing w:after="0" w:line="270"/>
-            </w:pPr>
-            <w:r>
-              <w:rPr>
-                <w:rFonts w:ascii="Times New Roman" w:cs="Times New Roman" w:eastAsia="Times New Roman" w:hAnsi="Times New Roman"/>
-                <w:b w:val="false"/>
-                <w:bCs w:val="false"/>
-                <w:i w:val="false"/>
-                <w:iCs w:val="false"/>
-                <w:color w:val="111111"/>
-                <w:sz w:val="21"/>
-                <w:szCs w:val="21"/>
+              <w:spacing w:after="0" w:line="208"/>
+            </w:pPr>
+            <w:r>
+              <w:rPr>
+                <w:rFonts w:ascii="Times New Roman" w:cs="Times New Roman" w:eastAsia="Times New Roman" w:hAnsi="Times New Roman"/>
+                <w:b w:val="false"/>
+                <w:bCs w:val="false"/>
+                <w:i w:val="false"/>
+                <w:iCs w:val="false"/>
+                <w:color w:val="111111"/>
+                <w:sz w:val="17"/>
+                <w:szCs w:val="17"/>
               </w:rPr>
               <w:t xml:space="preserve"/>
             </w:r>
@@ -1973,29 +1914,11 @@
             </w:tcMar>
             <w:vAlign w:val="center"/>
           </w:tcPr>
-          <w:p>
-            <w:pPr>
-              <w:spacing w:after="0" w:line="270"/>
-            </w:pPr>
-            <w:r>
-              <w:rPr>
-                <w:rFonts w:ascii="Times New Roman" w:cs="Times New Roman" w:eastAsia="Times New Roman" w:hAnsi="Times New Roman"/>
-                <w:b w:val="false"/>
-                <w:bCs w:val="false"/>
-                <w:i w:val="false"/>
-                <w:iCs w:val="false"/>
-                <w:color w:val="111111"/>
-                <w:sz w:val="21"/>
-                <w:szCs w:val="21"/>
-              </w:rPr>
-              <w:t xml:space="preserve"/>
-            </w:r>
-          </w:p>
         </w:tc>
       </w:tr>
       <w:tr>
         <w:trPr>
-          <w:trHeight w:val="420" w:hRule="atLeast"/>
+          <w:trHeight w:val="260" w:hRule="atLeast"/>
         </w:trPr>
         <w:tc>
           <w:tcPr>
@@ -2010,19 +1933,19 @@
           </w:tcPr>
           <w:p>
             <w:pPr>
-              <w:spacing w:after="0" w:line="270"/>
-              <w:jc w:val="center"/>
-            </w:pPr>
-            <w:r>
-              <w:rPr>
-                <w:rFonts w:ascii="Times New Roman" w:cs="Times New Roman" w:eastAsia="Times New Roman" w:hAnsi="Times New Roman"/>
-                <w:b w:val="false"/>
-                <w:bCs w:val="false"/>
-                <w:i w:val="false"/>
-                <w:iCs w:val="false"/>
-                <w:color w:val="111111"/>
-                <w:sz w:val="19"/>
-                <w:szCs w:val="19"/>
+              <w:spacing w:after="0" w:line="208"/>
+              <w:jc w:val="center"/>
+            </w:pPr>
+            <w:r>
+              <w:rPr>
+                <w:rFonts w:ascii="Times New Roman" w:cs="Times New Roman" w:eastAsia="Times New Roman" w:hAnsi="Times New Roman"/>
+                <w:b w:val="false"/>
+                <w:bCs w:val="false"/>
+                <w:i w:val="false"/>
+                <w:iCs w:val="false"/>
+                <w:color w:val="111111"/>
+                <w:sz w:val="16"/>
+                <w:szCs w:val="16"/>
               </w:rPr>
               <w:t xml:space="preserve">3</w:t>
             </w:r>
@@ -2042,7 +1965,7 @@
           <w:p>
             <w:pPr>
               <w:bidi/>
-              <w:spacing w:after="0" w:line="320"/>
+              <w:spacing w:after="0" w:line="208"/>
             </w:pPr>
             <w:r>
               <w:rPr>
@@ -2050,8 +1973,8 @@
                 <w:b w:val="false"/>
                 <w:bCs w:val="false"/>
                 <w:color w:val="111111"/>
-                <w:sz w:val="28"/>
-                <w:szCs w:val="28"/>
+                <w:sz w:val="25"/>
+                <w:szCs w:val="25"/>
                 <w:rtl/>
               </w:rPr>
               <w:t xml:space="preserve">يُطْعِمُ يُوسُفُ قِطَّتَهُ كُلَّ يَوْمٍ.</w:t>
@@ -2071,18 +1994,18 @@
           </w:tcPr>
           <w:p>
             <w:pPr>
-              <w:spacing w:after="0" w:line="270"/>
-            </w:pPr>
-            <w:r>
-              <w:rPr>
-                <w:rFonts w:ascii="Times New Roman" w:cs="Times New Roman" w:eastAsia="Times New Roman" w:hAnsi="Times New Roman"/>
-                <w:b w:val="false"/>
-                <w:bCs w:val="false"/>
-                <w:i w:val="false"/>
-                <w:iCs w:val="false"/>
-                <w:color w:val="111111"/>
-                <w:sz w:val="21"/>
-                <w:szCs w:val="21"/>
+              <w:spacing w:after="0" w:line="208"/>
+            </w:pPr>
+            <w:r>
+              <w:rPr>
+                <w:rFonts w:ascii="Times New Roman" w:cs="Times New Roman" w:eastAsia="Times New Roman" w:hAnsi="Times New Roman"/>
+                <w:b w:val="false"/>
+                <w:bCs w:val="false"/>
+                <w:i w:val="false"/>
+                <w:iCs w:val="false"/>
+                <w:color w:val="111111"/>
+                <w:sz w:val="17"/>
+                <w:szCs w:val="17"/>
               </w:rPr>
               <w:t xml:space="preserve"/>
             </w:r>
@@ -2099,29 +2022,11 @@
             </w:tcMar>
             <w:vAlign w:val="center"/>
           </w:tcPr>
-          <w:p>
-            <w:pPr>
-              <w:spacing w:after="0" w:line="270"/>
-            </w:pPr>
-            <w:r>
-              <w:rPr>
-                <w:rFonts w:ascii="Times New Roman" w:cs="Times New Roman" w:eastAsia="Times New Roman" w:hAnsi="Times New Roman"/>
-                <w:b w:val="false"/>
-                <w:bCs w:val="false"/>
-                <w:i w:val="false"/>
-                <w:iCs w:val="false"/>
-                <w:color w:val="111111"/>
-                <w:sz w:val="21"/>
-                <w:szCs w:val="21"/>
-              </w:rPr>
-              <w:t xml:space="preserve"/>
-            </w:r>
-          </w:p>
         </w:tc>
       </w:tr>
       <w:tr>
         <w:trPr>
-          <w:trHeight w:val="420" w:hRule="atLeast"/>
+          <w:trHeight w:val="260" w:hRule="atLeast"/>
         </w:trPr>
         <w:tc>
           <w:tcPr>
@@ -2136,19 +2041,19 @@
           </w:tcPr>
           <w:p>
             <w:pPr>
-              <w:spacing w:after="0" w:line="270"/>
-              <w:jc w:val="center"/>
-            </w:pPr>
-            <w:r>
-              <w:rPr>
-                <w:rFonts w:ascii="Times New Roman" w:cs="Times New Roman" w:eastAsia="Times New Roman" w:hAnsi="Times New Roman"/>
-                <w:b w:val="false"/>
-                <w:bCs w:val="false"/>
-                <w:i w:val="false"/>
-                <w:iCs w:val="false"/>
-                <w:color w:val="111111"/>
-                <w:sz w:val="19"/>
-                <w:szCs w:val="19"/>
+              <w:spacing w:after="0" w:line="208"/>
+              <w:jc w:val="center"/>
+            </w:pPr>
+            <w:r>
+              <w:rPr>
+                <w:rFonts w:ascii="Times New Roman" w:cs="Times New Roman" w:eastAsia="Times New Roman" w:hAnsi="Times New Roman"/>
+                <w:b w:val="false"/>
+                <w:bCs w:val="false"/>
+                <w:i w:val="false"/>
+                <w:iCs w:val="false"/>
+                <w:color w:val="111111"/>
+                <w:sz w:val="16"/>
+                <w:szCs w:val="16"/>
               </w:rPr>
               <w:t xml:space="preserve">4</w:t>
             </w:r>
@@ -2168,7 +2073,7 @@
           <w:p>
             <w:pPr>
               <w:bidi/>
-              <w:spacing w:after="0" w:line="320"/>
+              <w:spacing w:after="0" w:line="208"/>
             </w:pPr>
             <w:r>
               <w:rPr>
@@ -2176,8 +2081,8 @@
                 <w:b w:val="false"/>
                 <w:bCs w:val="false"/>
                 <w:color w:val="111111"/>
-                <w:sz w:val="28"/>
-                <w:szCs w:val="28"/>
+                <w:sz w:val="25"/>
+                <w:szCs w:val="25"/>
                 <w:rtl/>
               </w:rPr>
               <w:t xml:space="preserve">يَضَعُ الْمَاءَ لِلطُّيُورِ فِي الصَّيْفِ.</w:t>
@@ -2197,18 +2102,18 @@
           </w:tcPr>
           <w:p>
             <w:pPr>
-              <w:spacing w:after="0" w:line="270"/>
-            </w:pPr>
-            <w:r>
-              <w:rPr>
-                <w:rFonts w:ascii="Times New Roman" w:cs="Times New Roman" w:eastAsia="Times New Roman" w:hAnsi="Times New Roman"/>
-                <w:b w:val="false"/>
-                <w:bCs w:val="false"/>
-                <w:i w:val="false"/>
-                <w:iCs w:val="false"/>
-                <w:color w:val="111111"/>
-                <w:sz w:val="21"/>
-                <w:szCs w:val="21"/>
+              <w:spacing w:after="0" w:line="208"/>
+            </w:pPr>
+            <w:r>
+              <w:rPr>
+                <w:rFonts w:ascii="Times New Roman" w:cs="Times New Roman" w:eastAsia="Times New Roman" w:hAnsi="Times New Roman"/>
+                <w:b w:val="false"/>
+                <w:bCs w:val="false"/>
+                <w:i w:val="false"/>
+                <w:iCs w:val="false"/>
+                <w:color w:val="111111"/>
+                <w:sz w:val="17"/>
+                <w:szCs w:val="17"/>
               </w:rPr>
               <w:t xml:space="preserve"/>
             </w:r>
@@ -2225,29 +2130,11 @@
             </w:tcMar>
             <w:vAlign w:val="center"/>
           </w:tcPr>
-          <w:p>
-            <w:pPr>
-              <w:spacing w:after="0" w:line="270"/>
-            </w:pPr>
-            <w:r>
-              <w:rPr>
-                <w:rFonts w:ascii="Times New Roman" w:cs="Times New Roman" w:eastAsia="Times New Roman" w:hAnsi="Times New Roman"/>
-                <w:b w:val="false"/>
-                <w:bCs w:val="false"/>
-                <w:i w:val="false"/>
-                <w:iCs w:val="false"/>
-                <w:color w:val="111111"/>
-                <w:sz w:val="21"/>
-                <w:szCs w:val="21"/>
-              </w:rPr>
-              <w:t xml:space="preserve"/>
-            </w:r>
-          </w:p>
         </w:tc>
       </w:tr>
       <w:tr>
         <w:trPr>
-          <w:trHeight w:val="420" w:hRule="atLeast"/>
+          <w:trHeight w:val="260" w:hRule="atLeast"/>
         </w:trPr>
         <w:tc>
           <w:tcPr>
@@ -2262,19 +2149,19 @@
           </w:tcPr>
           <w:p>
             <w:pPr>
-              <w:spacing w:after="0" w:line="270"/>
-              <w:jc w:val="center"/>
-            </w:pPr>
-            <w:r>
-              <w:rPr>
-                <w:rFonts w:ascii="Times New Roman" w:cs="Times New Roman" w:eastAsia="Times New Roman" w:hAnsi="Times New Roman"/>
-                <w:b w:val="false"/>
-                <w:bCs w:val="false"/>
-                <w:i w:val="false"/>
-                <w:iCs w:val="false"/>
-                <w:color w:val="111111"/>
-                <w:sz w:val="19"/>
-                <w:szCs w:val="19"/>
+              <w:spacing w:after="0" w:line="208"/>
+              <w:jc w:val="center"/>
+            </w:pPr>
+            <w:r>
+              <w:rPr>
+                <w:rFonts w:ascii="Times New Roman" w:cs="Times New Roman" w:eastAsia="Times New Roman" w:hAnsi="Times New Roman"/>
+                <w:b w:val="false"/>
+                <w:bCs w:val="false"/>
+                <w:i w:val="false"/>
+                <w:iCs w:val="false"/>
+                <w:color w:val="111111"/>
+                <w:sz w:val="16"/>
+                <w:szCs w:val="16"/>
               </w:rPr>
               <w:t xml:space="preserve">5</w:t>
             </w:r>
@@ -2294,7 +2181,7 @@
           <w:p>
             <w:pPr>
               <w:bidi/>
-              <w:spacing w:after="0" w:line="320"/>
+              <w:spacing w:after="0" w:line="208"/>
             </w:pPr>
             <w:r>
               <w:rPr>
@@ -2302,8 +2189,8 @@
                 <w:b w:val="false"/>
                 <w:bCs w:val="false"/>
                 <w:color w:val="111111"/>
-                <w:sz w:val="28"/>
-                <w:szCs w:val="28"/>
+                <w:sz w:val="25"/>
+                <w:szCs w:val="25"/>
                 <w:rtl/>
               </w:rPr>
               <w:t xml:space="preserve">اَلرَّحْمَةُ بِالْحَيَوَانِ وَاجِبٌ عَلَيْنَا.</w:t>
@@ -2323,18 +2210,18 @@
           </w:tcPr>
           <w:p>
             <w:pPr>
-              <w:spacing w:after="0" w:line="270"/>
-            </w:pPr>
-            <w:r>
-              <w:rPr>
-                <w:rFonts w:ascii="Times New Roman" w:cs="Times New Roman" w:eastAsia="Times New Roman" w:hAnsi="Times New Roman"/>
-                <w:b w:val="false"/>
-                <w:bCs w:val="false"/>
-                <w:i w:val="false"/>
-                <w:iCs w:val="false"/>
-                <w:color w:val="111111"/>
-                <w:sz w:val="21"/>
-                <w:szCs w:val="21"/>
+              <w:spacing w:after="0" w:line="208"/>
+            </w:pPr>
+            <w:r>
+              <w:rPr>
+                <w:rFonts w:ascii="Times New Roman" w:cs="Times New Roman" w:eastAsia="Times New Roman" w:hAnsi="Times New Roman"/>
+                <w:b w:val="false"/>
+                <w:bCs w:val="false"/>
+                <w:i w:val="false"/>
+                <w:iCs w:val="false"/>
+                <w:color w:val="111111"/>
+                <w:sz w:val="17"/>
+                <w:szCs w:val="17"/>
               </w:rPr>
               <w:t xml:space="preserve"/>
             </w:r>
@@ -2351,24 +2238,6 @@
             </w:tcMar>
             <w:vAlign w:val="center"/>
           </w:tcPr>
-          <w:p>
-            <w:pPr>
-              <w:spacing w:after="0" w:line="270"/>
-            </w:pPr>
-            <w:r>
-              <w:rPr>
-                <w:rFonts w:ascii="Times New Roman" w:cs="Times New Roman" w:eastAsia="Times New Roman" w:hAnsi="Times New Roman"/>
-                <w:b w:val="false"/>
-                <w:bCs w:val="false"/>
-                <w:i w:val="false"/>
-                <w:iCs w:val="false"/>
-                <w:color w:val="111111"/>
-                <w:sz w:val="21"/>
-                <w:szCs w:val="21"/>
-              </w:rPr>
-              <w:t xml:space="preserve"/>
-            </w:r>
-          </w:p>
         </w:tc>
       </w:tr>
     </w:tbl>
@@ -2377,7 +2246,7 @@
         <w:tabs>
           <w:tab w:val="right" w:pos="9864"/>
         </w:tabs>
-        <w:spacing w:after="90" w:before="220" w:line="280"/>
+        <w:spacing w:after="27" w:before="66" w:line="208"/>
         <w:ind w:left="340" w:hanging="340"/>
       </w:pPr>
       <w:r>
@@ -2388,16 +2257,16 @@
           <w:i w:val="false"/>
           <w:iCs w:val="false"/>
           <w:color w:val="111111"/>
-          <w:sz w:val="21"/>
-          <w:szCs w:val="21"/>
+          <w:sz w:val="17"/>
+          <w:szCs w:val="17"/>
         </w:rPr>
         <w:t xml:space="preserve">3.</w:t>
       </w:r>
       <w:r>
         <w:rPr>
           <w:rFonts w:ascii="Times New Roman" w:cs="Times New Roman" w:eastAsia="Times New Roman" w:hAnsi="Times New Roman"/>
-          <w:sz w:val="21"/>
-          <w:szCs w:val="21"/>
+          <w:sz w:val="17"/>
+          <w:szCs w:val="17"/>
         </w:rPr>
         <w:tab/>
       </w:r>
@@ -2409,16 +2278,16 @@
           <w:i w:val="false"/>
           <w:iCs w:val="false"/>
           <w:color w:val="111111"/>
-          <w:sz w:val="21"/>
-          <w:szCs w:val="21"/>
+          <w:sz w:val="17"/>
+          <w:szCs w:val="17"/>
         </w:rPr>
         <w:t xml:space="preserve">Aşağıdaki durumlara uygun seçeneği işaretleyiniz.</w:t>
       </w:r>
       <w:r>
         <w:rPr>
           <w:rFonts w:ascii="Times New Roman" w:cs="Times New Roman" w:eastAsia="Times New Roman" w:hAnsi="Times New Roman"/>
-          <w:sz w:val="21"/>
-          <w:szCs w:val="21"/>
+          <w:sz w:val="17"/>
+          <w:szCs w:val="17"/>
         </w:rPr>
         <w:tab/>
       </w:r>
@@ -2430,8 +2299,8 @@
           <w:i w:val="false"/>
           <w:iCs w:val="false"/>
           <w:color w:val="55636F"/>
-          <w:sz w:val="18"/>
-          <w:szCs w:val="18"/>
+          <w:sz w:val="15"/>
+          <w:szCs w:val="15"/>
         </w:rPr>
         <w:t xml:space="preserve">(15 puan)</w:t>
       </w:r>
@@ -2439,7 +2308,7 @@
     <w:p>
       <w:pPr>
         <w:keepNext w:val="false"/>
-        <w:spacing w:after="90" w:before="0" w:line="280"/>
+        <w:spacing w:after="27" w:before="0" w:line="208"/>
         <w:ind w:left="340"/>
       </w:pPr>
       <w:r>
@@ -2450,8 +2319,8 @@
           <w:i/>
           <w:iCs/>
           <w:color w:val="5B6772"/>
-          <w:sz w:val="18"/>
-          <w:szCs w:val="18"/>
+          <w:sz w:val="15"/>
+          <w:szCs w:val="15"/>
         </w:rPr>
         <w:t xml:space="preserve">Her doğru cevap 3 puandır.</w:t>
       </w:r>
@@ -2459,7 +2328,7 @@
     <w:p>
       <w:pPr>
         <w:keepNext/>
-        <w:spacing w:after="50" w:before="0" w:line="280"/>
+        <w:spacing w:after="15" w:before="0" w:line="208"/>
         <w:ind w:left="340" w:hanging="280"/>
       </w:pPr>
       <w:r>
@@ -2470,8 +2339,8 @@
           <w:i w:val="false"/>
           <w:iCs w:val="false"/>
           <w:color w:val="111111"/>
-          <w:sz w:val="20"/>
-          <w:szCs w:val="20"/>
+          <w:sz w:val="17"/>
+          <w:szCs w:val="17"/>
         </w:rPr>
         <w:t xml:space="preserve">1.  Okuma metnine göre mahallede ne bulunmaktadır?</w:t>
       </w:r>
@@ -2515,7 +2384,7 @@
           </w:tcPr>
           <w:p>
             <w:pPr>
-              <w:spacing w:after="0" w:line="280"/>
+              <w:spacing w:after="0" w:line="208"/>
             </w:pPr>
             <w:r>
               <w:rPr>
@@ -2525,8 +2394,8 @@
                 <w:i w:val="false"/>
                 <w:iCs w:val="false"/>
                 <w:color w:val="111111"/>
-                <w:sz w:val="20"/>
-                <w:szCs w:val="20"/>
+                <w:sz w:val="17"/>
+                <w:szCs w:val="17"/>
               </w:rPr>
               <w:t xml:space="preserve">A)  </w:t>
             </w:r>
@@ -2538,8 +2407,8 @@
                 <w:i w:val="false"/>
                 <w:iCs w:val="false"/>
                 <w:color w:val="111111"/>
-                <w:sz w:val="20"/>
-                <w:szCs w:val="20"/>
+                <w:sz w:val="17"/>
+                <w:szCs w:val="17"/>
               </w:rPr>
               <w:t xml:space="preserve">Büyük bir fabrika</w:t>
             </w:r>
@@ -2564,7 +2433,7 @@
           </w:tcPr>
           <w:p>
             <w:pPr>
-              <w:spacing w:after="0" w:line="280"/>
+              <w:spacing w:after="0" w:line="208"/>
             </w:pPr>
             <w:r>
               <w:rPr>
@@ -2574,8 +2443,8 @@
                 <w:i w:val="false"/>
                 <w:iCs w:val="false"/>
                 <w:color w:val="111111"/>
-                <w:sz w:val="20"/>
-                <w:szCs w:val="20"/>
+                <w:sz w:val="17"/>
+                <w:szCs w:val="17"/>
               </w:rPr>
               <w:t xml:space="preserve">B)  </w:t>
             </w:r>
@@ -2587,8 +2456,8 @@
                 <w:i w:val="false"/>
                 <w:iCs w:val="false"/>
                 <w:color w:val="111111"/>
-                <w:sz w:val="20"/>
-                <w:szCs w:val="20"/>
+                <w:sz w:val="17"/>
+                <w:szCs w:val="17"/>
               </w:rPr>
               <w:t xml:space="preserve">Geniş bir bahçe</w:t>
             </w:r>
@@ -2618,7 +2487,7 @@
           </w:tcPr>
           <w:p>
             <w:pPr>
-              <w:spacing w:after="0" w:line="280"/>
+              <w:spacing w:after="0" w:line="208"/>
             </w:pPr>
             <w:r>
               <w:rPr>
@@ -2628,8 +2497,8 @@
                 <w:i w:val="false"/>
                 <w:iCs w:val="false"/>
                 <w:color w:val="111111"/>
-                <w:sz w:val="20"/>
-                <w:szCs w:val="20"/>
+                <w:sz w:val="17"/>
+                <w:szCs w:val="17"/>
               </w:rPr>
               <w:t xml:space="preserve">C)  </w:t>
             </w:r>
@@ -2641,8 +2510,8 @@
                 <w:i w:val="false"/>
                 <w:iCs w:val="false"/>
                 <w:color w:val="111111"/>
-                <w:sz w:val="20"/>
-                <w:szCs w:val="20"/>
+                <w:sz w:val="17"/>
+                <w:szCs w:val="17"/>
               </w:rPr>
               <w:t xml:space="preserve">Küçük bir göl</w:t>
             </w:r>
@@ -2667,7 +2536,7 @@
           </w:tcPr>
           <w:p>
             <w:pPr>
-              <w:spacing w:after="0" w:line="280"/>
+              <w:spacing w:after="0" w:line="208"/>
             </w:pPr>
             <w:r>
               <w:rPr>
@@ -2677,8 +2546,8 @@
                 <w:i w:val="false"/>
                 <w:iCs w:val="false"/>
                 <w:color w:val="111111"/>
-                <w:sz w:val="20"/>
-                <w:szCs w:val="20"/>
+                <w:sz w:val="17"/>
+                <w:szCs w:val="17"/>
               </w:rPr>
               <w:t xml:space="preserve">D)  </w:t>
             </w:r>
@@ -2690,8 +2559,8 @@
                 <w:i w:val="false"/>
                 <w:iCs w:val="false"/>
                 <w:color w:val="111111"/>
-                <w:sz w:val="20"/>
-                <w:szCs w:val="20"/>
+                <w:sz w:val="17"/>
+                <w:szCs w:val="17"/>
               </w:rPr>
               <w:t xml:space="preserve">Uzun bir nehir</w:t>
             </w:r>
@@ -2702,7 +2571,7 @@
     <w:p>
       <w:pPr>
         <w:keepNext/>
-        <w:spacing w:after="50" w:before="120" w:line="280"/>
+        <w:spacing w:after="15" w:before="36" w:line="208"/>
         <w:ind w:left="340" w:hanging="280"/>
       </w:pPr>
       <w:r>
@@ -2713,8 +2582,8 @@
           <w:i w:val="false"/>
           <w:iCs w:val="false"/>
           <w:color w:val="111111"/>
-          <w:sz w:val="20"/>
-          <w:szCs w:val="20"/>
+          <w:sz w:val="17"/>
+          <w:szCs w:val="17"/>
         </w:rPr>
         <w:t xml:space="preserve">2.  Arkadaşını sokağa çöp atmaması konusunda uyarmak istiyorsun.</w:t>
       </w:r>
@@ -2759,7 +2628,7 @@
           <w:p>
             <w:pPr>
               <w:bidi/>
-              <w:spacing w:after="0" w:line="330"/>
+              <w:spacing w:after="0" w:line="208"/>
               <w:jc w:val="end"/>
             </w:pPr>
             <w:r>
@@ -2770,8 +2639,8 @@
                 <w:i w:val="false"/>
                 <w:iCs w:val="false"/>
                 <w:color w:val="111111"/>
-                <w:sz w:val="20"/>
-                <w:szCs w:val="20"/>
+                <w:sz w:val="17"/>
+                <w:szCs w:val="17"/>
               </w:rPr>
               <w:t xml:space="preserve">A.‎  </w:t>
             </w:r>
@@ -2781,8 +2650,8 @@
                 <w:b w:val="false"/>
                 <w:bCs w:val="false"/>
                 <w:color w:val="111111"/>
-                <w:sz w:val="28"/>
-                <w:szCs w:val="28"/>
+                <w:sz w:val="25"/>
+                <w:szCs w:val="25"/>
                 <w:rtl/>
               </w:rPr>
               <w:t xml:space="preserve">اِرْمِ النِّفَايَاتِ هُنَا!</w:t>
@@ -2809,7 +2678,7 @@
           <w:p>
             <w:pPr>
               <w:bidi/>
-              <w:spacing w:after="0" w:line="330"/>
+              <w:spacing w:after="0" w:line="208"/>
               <w:jc w:val="end"/>
             </w:pPr>
             <w:r>
@@ -2820,8 +2689,8 @@
                 <w:i w:val="false"/>
                 <w:iCs w:val="false"/>
                 <w:color w:val="111111"/>
-                <w:sz w:val="20"/>
-                <w:szCs w:val="20"/>
+                <w:sz w:val="17"/>
+                <w:szCs w:val="17"/>
               </w:rPr>
               <w:t xml:space="preserve">B.‎  </w:t>
             </w:r>
@@ -2831,8 +2700,8 @@
                 <w:b w:val="false"/>
                 <w:bCs w:val="false"/>
                 <w:color w:val="111111"/>
-                <w:sz w:val="28"/>
-                <w:szCs w:val="28"/>
+                <w:sz w:val="25"/>
+                <w:szCs w:val="25"/>
                 <w:rtl/>
               </w:rPr>
               <w:t xml:space="preserve">أَيْنَ النِّفَايَاتُ؟</w:t>
@@ -2864,7 +2733,7 @@
           <w:p>
             <w:pPr>
               <w:bidi/>
-              <w:spacing w:after="0" w:line="330"/>
+              <w:spacing w:after="0" w:line="208"/>
               <w:jc w:val="end"/>
             </w:pPr>
             <w:r>
@@ -2875,8 +2744,8 @@
                 <w:i w:val="false"/>
                 <w:iCs w:val="false"/>
                 <w:color w:val="111111"/>
-                <w:sz w:val="20"/>
-                <w:szCs w:val="20"/>
+                <w:sz w:val="17"/>
+                <w:szCs w:val="17"/>
               </w:rPr>
               <w:t xml:space="preserve">C.‎  </w:t>
             </w:r>
@@ -2886,8 +2755,8 @@
                 <w:b w:val="false"/>
                 <w:bCs w:val="false"/>
                 <w:color w:val="111111"/>
-                <w:sz w:val="28"/>
-                <w:szCs w:val="28"/>
+                <w:sz w:val="25"/>
+                <w:szCs w:val="25"/>
                 <w:rtl/>
               </w:rPr>
               <w:t xml:space="preserve">هَذِهِ نِفَايَاتٌ كَثِيرَةٌ.</w:t>
@@ -2914,7 +2783,7 @@
           <w:p>
             <w:pPr>
               <w:bidi/>
-              <w:spacing w:after="0" w:line="330"/>
+              <w:spacing w:after="0" w:line="208"/>
               <w:jc w:val="end"/>
             </w:pPr>
             <w:r>
@@ -2925,8 +2794,8 @@
                 <w:i w:val="false"/>
                 <w:iCs w:val="false"/>
                 <w:color w:val="111111"/>
-                <w:sz w:val="20"/>
-                <w:szCs w:val="20"/>
+                <w:sz w:val="17"/>
+                <w:szCs w:val="17"/>
               </w:rPr>
               <w:t xml:space="preserve">D.‎  </w:t>
             </w:r>
@@ -2936,8 +2805,8 @@
                 <w:b w:val="false"/>
                 <w:bCs w:val="false"/>
                 <w:color w:val="111111"/>
-                <w:sz w:val="28"/>
-                <w:szCs w:val="28"/>
+                <w:sz w:val="25"/>
+                <w:szCs w:val="25"/>
                 <w:rtl/>
               </w:rPr>
               <w:t xml:space="preserve">لَا تَرْمِ النِّفَايَاتِ فِي الشَّارِعِ!</w:t>
@@ -2949,7 +2818,7 @@
     <w:p>
       <w:pPr>
         <w:keepNext/>
-        <w:spacing w:after="50" w:before="120" w:line="280"/>
+        <w:spacing w:after="15" w:before="36" w:line="208"/>
         <w:ind w:left="340" w:hanging="280"/>
       </w:pPr>
       <w:r>
@@ -2960,8 +2829,8 @@
           <w:i w:val="false"/>
           <w:iCs w:val="false"/>
           <w:color w:val="111111"/>
-          <w:sz w:val="20"/>
-          <w:szCs w:val="20"/>
+          <w:sz w:val="17"/>
+          <w:szCs w:val="17"/>
         </w:rPr>
         <w:t xml:space="preserve">3.  «يَجِبُ أَنْ نَغْرِسَ الْأَشْجَارَ» cümlesi neyi ifade eder?</w:t>
       </w:r>
@@ -3005,7 +2874,7 @@
           </w:tcPr>
           <w:p>
             <w:pPr>
-              <w:spacing w:after="0" w:line="280"/>
+              <w:spacing w:after="0" w:line="208"/>
             </w:pPr>
             <w:r>
               <w:rPr>
@@ -3015,8 +2884,8 @@
                 <w:i w:val="false"/>
                 <w:iCs w:val="false"/>
                 <w:color w:val="111111"/>
-                <w:sz w:val="20"/>
-                <w:szCs w:val="20"/>
+                <w:sz w:val="17"/>
+                <w:szCs w:val="17"/>
               </w:rPr>
               <w:t xml:space="preserve">A)  </w:t>
             </w:r>
@@ -3028,8 +2897,8 @@
                 <w:i w:val="false"/>
                 <w:iCs w:val="false"/>
                 <w:color w:val="111111"/>
-                <w:sz w:val="20"/>
-                <w:szCs w:val="20"/>
+                <w:sz w:val="17"/>
+                <w:szCs w:val="17"/>
               </w:rPr>
               <w:t xml:space="preserve">Gereklilik</w:t>
             </w:r>
@@ -3054,7 +2923,7 @@
           </w:tcPr>
           <w:p>
             <w:pPr>
-              <w:spacing w:after="0" w:line="280"/>
+              <w:spacing w:after="0" w:line="208"/>
             </w:pPr>
             <w:r>
               <w:rPr>
@@ -3064,8 +2933,8 @@
                 <w:i w:val="false"/>
                 <w:iCs w:val="false"/>
                 <w:color w:val="111111"/>
-                <w:sz w:val="20"/>
-                <w:szCs w:val="20"/>
+                <w:sz w:val="17"/>
+                <w:szCs w:val="17"/>
               </w:rPr>
               <w:t xml:space="preserve">B)  </w:t>
             </w:r>
@@ -3077,8 +2946,8 @@
                 <w:i w:val="false"/>
                 <w:iCs w:val="false"/>
                 <w:color w:val="111111"/>
-                <w:sz w:val="20"/>
-                <w:szCs w:val="20"/>
+                <w:sz w:val="17"/>
+                <w:szCs w:val="17"/>
               </w:rPr>
               <w:t xml:space="preserve">Yasaklama</w:t>
             </w:r>
@@ -3108,7 +2977,7 @@
           </w:tcPr>
           <w:p>
             <w:pPr>
-              <w:spacing w:after="0" w:line="280"/>
+              <w:spacing w:after="0" w:line="208"/>
             </w:pPr>
             <w:r>
               <w:rPr>
@@ -3118,8 +2987,8 @@
                 <w:i w:val="false"/>
                 <w:iCs w:val="false"/>
                 <w:color w:val="111111"/>
-                <w:sz w:val="20"/>
-                <w:szCs w:val="20"/>
+                <w:sz w:val="17"/>
+                <w:szCs w:val="17"/>
               </w:rPr>
               <w:t xml:space="preserve">C)  </w:t>
             </w:r>
@@ -3131,8 +3000,8 @@
                 <w:i w:val="false"/>
                 <w:iCs w:val="false"/>
                 <w:color w:val="111111"/>
-                <w:sz w:val="20"/>
-                <w:szCs w:val="20"/>
+                <w:sz w:val="17"/>
+                <w:szCs w:val="17"/>
               </w:rPr>
               <w:t xml:space="preserve">Soru</w:t>
             </w:r>
@@ -3157,7 +3026,7 @@
           </w:tcPr>
           <w:p>
             <w:pPr>
-              <w:spacing w:after="0" w:line="280"/>
+              <w:spacing w:after="0" w:line="208"/>
             </w:pPr>
             <w:r>
               <w:rPr>
@@ -3167,8 +3036,8 @@
                 <w:i w:val="false"/>
                 <w:iCs w:val="false"/>
                 <w:color w:val="111111"/>
-                <w:sz w:val="20"/>
-                <w:szCs w:val="20"/>
+                <w:sz w:val="17"/>
+                <w:szCs w:val="17"/>
               </w:rPr>
               <w:t xml:space="preserve">D)  </w:t>
             </w:r>
@@ -3180,8 +3049,8 @@
                 <w:i w:val="false"/>
                 <w:iCs w:val="false"/>
                 <w:color w:val="111111"/>
-                <w:sz w:val="20"/>
-                <w:szCs w:val="20"/>
+                <w:sz w:val="17"/>
+                <w:szCs w:val="17"/>
               </w:rPr>
               <w:t xml:space="preserve">Geçmişte olmuş bir olay</w:t>
             </w:r>
@@ -3192,7 +3061,7 @@
     <w:p>
       <w:pPr>
         <w:keepNext/>
-        <w:spacing w:after="50" w:before="120" w:line="280"/>
+        <w:spacing w:after="15" w:before="36" w:line="208"/>
         <w:ind w:left="340" w:hanging="280"/>
       </w:pPr>
       <w:r>
@@ -3203,8 +3072,8 @@
           <w:i w:val="false"/>
           <w:iCs w:val="false"/>
           <w:color w:val="111111"/>
-          <w:sz w:val="20"/>
-          <w:szCs w:val="20"/>
+          <w:sz w:val="17"/>
+          <w:szCs w:val="17"/>
         </w:rPr>
         <w:t xml:space="preserve">4.  Bir deprem anında yardım çağırmak için ne dersin?</w:t>
       </w:r>
@@ -3249,7 +3118,7 @@
           <w:p>
             <w:pPr>
               <w:bidi/>
-              <w:spacing w:after="0" w:line="330"/>
+              <w:spacing w:after="0" w:line="208"/>
               <w:jc w:val="end"/>
             </w:pPr>
             <w:r>
@@ -3260,8 +3129,8 @@
                 <w:i w:val="false"/>
                 <w:iCs w:val="false"/>
                 <w:color w:val="111111"/>
-                <w:sz w:val="20"/>
-                <w:szCs w:val="20"/>
+                <w:sz w:val="17"/>
+                <w:szCs w:val="17"/>
               </w:rPr>
               <w:t xml:space="preserve">A.‎  </w:t>
             </w:r>
@@ -3271,8 +3140,8 @@
                 <w:b w:val="false"/>
                 <w:bCs w:val="false"/>
                 <w:color w:val="111111"/>
-                <w:sz w:val="28"/>
-                <w:szCs w:val="28"/>
+                <w:sz w:val="25"/>
+                <w:szCs w:val="25"/>
                 <w:rtl/>
               </w:rPr>
               <w:t xml:space="preserve">مَعَ السَّلَامَةِ!</w:t>
@@ -3299,7 +3168,7 @@
           <w:p>
             <w:pPr>
               <w:bidi/>
-              <w:spacing w:after="0" w:line="330"/>
+              <w:spacing w:after="0" w:line="208"/>
               <w:jc w:val="end"/>
             </w:pPr>
             <w:r>
@@ -3310,8 +3179,8 @@
                 <w:i w:val="false"/>
                 <w:iCs w:val="false"/>
                 <w:color w:val="111111"/>
-                <w:sz w:val="20"/>
-                <w:szCs w:val="20"/>
+                <w:sz w:val="17"/>
+                <w:szCs w:val="17"/>
               </w:rPr>
               <w:t xml:space="preserve">B.‎  </w:t>
             </w:r>
@@ -3321,8 +3190,8 @@
                 <w:b w:val="false"/>
                 <w:bCs w:val="false"/>
                 <w:color w:val="111111"/>
-                <w:sz w:val="28"/>
-                <w:szCs w:val="28"/>
+                <w:sz w:val="25"/>
+                <w:szCs w:val="25"/>
                 <w:rtl/>
               </w:rPr>
               <w:t xml:space="preserve">كَيْفَ حَالُكَ؟</w:t>
@@ -3354,7 +3223,7 @@
           <w:p>
             <w:pPr>
               <w:bidi/>
-              <w:spacing w:after="0" w:line="330"/>
+              <w:spacing w:after="0" w:line="208"/>
               <w:jc w:val="end"/>
             </w:pPr>
             <w:r>
@@ -3365,8 +3234,8 @@
                 <w:i w:val="false"/>
                 <w:iCs w:val="false"/>
                 <w:color w:val="111111"/>
-                <w:sz w:val="20"/>
-                <w:szCs w:val="20"/>
+                <w:sz w:val="17"/>
+                <w:szCs w:val="17"/>
               </w:rPr>
               <w:t xml:space="preserve">C.‎  </w:t>
             </w:r>
@@ -3376,8 +3245,8 @@
                 <w:b w:val="false"/>
                 <w:bCs w:val="false"/>
                 <w:color w:val="111111"/>
-                <w:sz w:val="28"/>
-                <w:szCs w:val="28"/>
+                <w:sz w:val="25"/>
+                <w:szCs w:val="25"/>
                 <w:rtl/>
               </w:rPr>
               <w:t xml:space="preserve">اَلنَّجْدَةَ! أَنَا هُنَا!</w:t>
@@ -3404,7 +3273,7 @@
           <w:p>
             <w:pPr>
               <w:bidi/>
-              <w:spacing w:after="0" w:line="330"/>
+              <w:spacing w:after="0" w:line="208"/>
               <w:jc w:val="end"/>
             </w:pPr>
             <w:r>
@@ -3415,8 +3284,8 @@
                 <w:i w:val="false"/>
                 <w:iCs w:val="false"/>
                 <w:color w:val="111111"/>
-                <w:sz w:val="20"/>
-                <w:szCs w:val="20"/>
+                <w:sz w:val="17"/>
+                <w:szCs w:val="17"/>
               </w:rPr>
               <w:t xml:space="preserve">D.‎  </w:t>
             </w:r>
@@ -3426,8 +3295,8 @@
                 <w:b w:val="false"/>
                 <w:bCs w:val="false"/>
                 <w:color w:val="111111"/>
-                <w:sz w:val="28"/>
-                <w:szCs w:val="28"/>
+                <w:sz w:val="25"/>
+                <w:szCs w:val="25"/>
                 <w:rtl/>
               </w:rPr>
               <w:t xml:space="preserve">اَلْحَمْدُ لِلَّهِ.</w:t>
@@ -3439,7 +3308,7 @@
     <w:p>
       <w:pPr>
         <w:keepNext/>
-        <w:spacing w:after="50" w:before="120" w:line="280"/>
+        <w:spacing w:after="15" w:before="36" w:line="208"/>
         <w:ind w:left="340" w:hanging="280"/>
       </w:pPr>
       <w:r>
@@ -3450,8 +3319,8 @@
           <w:i w:val="false"/>
           <w:iCs w:val="false"/>
           <w:color w:val="111111"/>
-          <w:sz w:val="20"/>
-          <w:szCs w:val="20"/>
+          <w:sz w:val="17"/>
+          <w:szCs w:val="17"/>
         </w:rPr>
         <w:t xml:space="preserve">5.  «هُنَاكَ حَدِيقَةٌ وَاسِعَةٌ» cümlesindeki «هُنَاكَ» kelimesi neyi bildirir?</w:t>
       </w:r>
@@ -3495,7 +3364,7 @@
           </w:tcPr>
           <w:p>
             <w:pPr>
-              <w:spacing w:after="0" w:line="280"/>
+              <w:spacing w:after="0" w:line="208"/>
             </w:pPr>
             <w:r>
               <w:rPr>
@@ -3505,8 +3374,8 @@
                 <w:i w:val="false"/>
                 <w:iCs w:val="false"/>
                 <w:color w:val="111111"/>
-                <w:sz w:val="20"/>
-                <w:szCs w:val="20"/>
+                <w:sz w:val="17"/>
+                <w:szCs w:val="17"/>
               </w:rPr>
               <w:t xml:space="preserve">A)  </w:t>
             </w:r>
@@ -3518,8 +3387,8 @@
                 <w:i w:val="false"/>
                 <w:iCs w:val="false"/>
                 <w:color w:val="111111"/>
-                <w:sz w:val="20"/>
-                <w:szCs w:val="20"/>
+                <w:sz w:val="17"/>
+                <w:szCs w:val="17"/>
               </w:rPr>
               <w:t xml:space="preserve">Zamanı</w:t>
             </w:r>
@@ -3544,7 +3413,7 @@
           </w:tcPr>
           <w:p>
             <w:pPr>
-              <w:spacing w:after="0" w:line="280"/>
+              <w:spacing w:after="0" w:line="208"/>
             </w:pPr>
             <w:r>
               <w:rPr>
@@ -3554,8 +3423,8 @@
                 <w:i w:val="false"/>
                 <w:iCs w:val="false"/>
                 <w:color w:val="111111"/>
-                <w:sz w:val="20"/>
-                <w:szCs w:val="20"/>
+                <w:sz w:val="17"/>
+                <w:szCs w:val="17"/>
               </w:rPr>
               <w:t xml:space="preserve">B)  </w:t>
             </w:r>
@@ -3567,8 +3436,8 @@
                 <w:i w:val="false"/>
                 <w:iCs w:val="false"/>
                 <w:color w:val="111111"/>
-                <w:sz w:val="20"/>
-                <w:szCs w:val="20"/>
+                <w:sz w:val="17"/>
+                <w:szCs w:val="17"/>
               </w:rPr>
               <w:t xml:space="preserve">Yeri</w:t>
             </w:r>
@@ -3598,7 +3467,7 @@
           </w:tcPr>
           <w:p>
             <w:pPr>
-              <w:spacing w:after="0" w:line="280"/>
+              <w:spacing w:after="0" w:line="208"/>
             </w:pPr>
             <w:r>
               <w:rPr>
@@ -3608,8 +3477,8 @@
                 <w:i w:val="false"/>
                 <w:iCs w:val="false"/>
                 <w:color w:val="111111"/>
-                <w:sz w:val="20"/>
-                <w:szCs w:val="20"/>
+                <w:sz w:val="17"/>
+                <w:szCs w:val="17"/>
               </w:rPr>
               <w:t xml:space="preserve">C)  </w:t>
             </w:r>
@@ -3621,8 +3490,8 @@
                 <w:i w:val="false"/>
                 <w:iCs w:val="false"/>
                 <w:color w:val="111111"/>
-                <w:sz w:val="20"/>
-                <w:szCs w:val="20"/>
+                <w:sz w:val="17"/>
+                <w:szCs w:val="17"/>
               </w:rPr>
               <w:t xml:space="preserve">Sebebi</w:t>
             </w:r>
@@ -3647,7 +3516,7 @@
           </w:tcPr>
           <w:p>
             <w:pPr>
-              <w:spacing w:after="0" w:line="280"/>
+              <w:spacing w:after="0" w:line="208"/>
             </w:pPr>
             <w:r>
               <w:rPr>
@@ -3657,8 +3526,8 @@
                 <w:i w:val="false"/>
                 <w:iCs w:val="false"/>
                 <w:color w:val="111111"/>
-                <w:sz w:val="20"/>
-                <w:szCs w:val="20"/>
+                <w:sz w:val="17"/>
+                <w:szCs w:val="17"/>
               </w:rPr>
               <w:t xml:space="preserve">D)  </w:t>
             </w:r>
@@ -3670,8 +3539,8 @@
                 <w:i w:val="false"/>
                 <w:iCs w:val="false"/>
                 <w:color w:val="111111"/>
-                <w:sz w:val="20"/>
-                <w:szCs w:val="20"/>
+                <w:sz w:val="17"/>
+                <w:szCs w:val="17"/>
               </w:rPr>
               <w:t xml:space="preserve">Sayıyı</w:t>
             </w:r>
@@ -3684,7 +3553,7 @@
         <w:tabs>
           <w:tab w:val="right" w:pos="9864"/>
         </w:tabs>
-        <w:spacing w:after="90" w:before="220" w:line="280"/>
+        <w:spacing w:after="27" w:before="66" w:line="208"/>
         <w:ind w:left="340" w:hanging="340"/>
       </w:pPr>
       <w:r>
@@ -3695,16 +3564,16 @@
           <w:i w:val="false"/>
           <w:iCs w:val="false"/>
           <w:color w:val="111111"/>
-          <w:sz w:val="21"/>
-          <w:szCs w:val="21"/>
+          <w:sz w:val="17"/>
+          <w:szCs w:val="17"/>
         </w:rPr>
         <w:t xml:space="preserve">4.</w:t>
       </w:r>
       <w:r>
         <w:rPr>
           <w:rFonts w:ascii="Times New Roman" w:cs="Times New Roman" w:eastAsia="Times New Roman" w:hAnsi="Times New Roman"/>
-          <w:sz w:val="21"/>
-          <w:szCs w:val="21"/>
+          <w:sz w:val="17"/>
+          <w:szCs w:val="17"/>
         </w:rPr>
         <w:tab/>
       </w:r>
@@ -3716,16 +3585,16 @@
           <w:i w:val="false"/>
           <w:iCs w:val="false"/>
           <w:color w:val="111111"/>
-          <w:sz w:val="21"/>
-          <w:szCs w:val="21"/>
+          <w:sz w:val="17"/>
+          <w:szCs w:val="17"/>
         </w:rPr>
         <w:t xml:space="preserve">Aşağıdaki durumları uygun Arapça ifadeyle eşleştiriniz.</w:t>
       </w:r>
       <w:r>
         <w:rPr>
           <w:rFonts w:ascii="Times New Roman" w:cs="Times New Roman" w:eastAsia="Times New Roman" w:hAnsi="Times New Roman"/>
-          <w:sz w:val="21"/>
-          <w:szCs w:val="21"/>
+          <w:sz w:val="17"/>
+          <w:szCs w:val="17"/>
         </w:rPr>
         <w:tab/>
       </w:r>
@@ -3737,8 +3606,8 @@
           <w:i w:val="false"/>
           <w:iCs w:val="false"/>
           <w:color w:val="55636F"/>
-          <w:sz w:val="18"/>
-          <w:szCs w:val="18"/>
+          <w:sz w:val="15"/>
+          <w:szCs w:val="15"/>
         </w:rPr>
         <w:t xml:space="preserve">(10 puan)</w:t>
       </w:r>
@@ -3746,7 +3615,7 @@
     <w:p>
       <w:pPr>
         <w:keepNext w:val="false"/>
-        <w:spacing w:after="90" w:before="0" w:line="280"/>
+        <w:spacing w:after="27" w:before="0" w:line="208"/>
         <w:ind w:left="340"/>
       </w:pPr>
       <w:r>
@@ -3757,8 +3626,8 @@
           <w:i/>
           <w:iCs/>
           <w:color w:val="5B6772"/>
-          <w:sz w:val="18"/>
-          <w:szCs w:val="18"/>
+          <w:sz w:val="15"/>
+          <w:szCs w:val="15"/>
         </w:rPr>
         <w:t xml:space="preserve">Her doğru eşleştirme 2 puandır.</w:t>
       </w:r>
@@ -3784,7 +3653,7 @@
       </w:tblGrid>
       <w:tr>
         <w:trPr>
-          <w:trHeight w:val="400" w:hRule="atLeast"/>
+          <w:trHeight w:val="248" w:hRule="atLeast"/>
         </w:trPr>
         <w:tc>
           <w:tcPr>
@@ -3802,7 +3671,7 @@
           </w:tcPr>
           <w:p>
             <w:pPr>
-              <w:spacing w:after="0" w:line="270"/>
+              <w:spacing w:after="0" w:line="208"/>
               <w:jc w:val="center"/>
             </w:pPr>
             <w:r>
@@ -3813,8 +3682,8 @@
                 <w:i w:val="false"/>
                 <w:iCs w:val="false"/>
                 <w:color w:val="111111"/>
-                <w:sz w:val="19"/>
-                <w:szCs w:val="19"/>
+                <w:sz w:val="16"/>
+                <w:szCs w:val="16"/>
               </w:rPr>
               <w:t xml:space="preserve">1.</w:t>
             </w:r>
@@ -3836,18 +3705,18 @@
           </w:tcPr>
           <w:p>
             <w:pPr>
-              <w:spacing w:after="0" w:line="270"/>
-            </w:pPr>
-            <w:r>
-              <w:rPr>
-                <w:rFonts w:ascii="Times New Roman" w:cs="Times New Roman" w:eastAsia="Times New Roman" w:hAnsi="Times New Roman"/>
-                <w:b w:val="false"/>
-                <w:bCs w:val="false"/>
-                <w:i w:val="false"/>
-                <w:iCs w:val="false"/>
-                <w:color w:val="111111"/>
-                <w:sz w:val="20"/>
-                <w:szCs w:val="20"/>
+              <w:spacing w:after="0" w:line="208"/>
+            </w:pPr>
+            <w:r>
+              <w:rPr>
+                <w:rFonts w:ascii="Times New Roman" w:cs="Times New Roman" w:eastAsia="Times New Roman" w:hAnsi="Times New Roman"/>
+                <w:b w:val="false"/>
+                <w:bCs w:val="false"/>
+                <w:i w:val="false"/>
+                <w:iCs w:val="false"/>
+                <w:color w:val="111111"/>
+                <w:sz w:val="17"/>
+                <w:szCs w:val="17"/>
               </w:rPr>
               <w:t xml:space="preserve">Çevreyi korumanın gerekli olduğunu söylüyorsun.</w:t>
             </w:r>
@@ -3866,19 +3735,19 @@
           </w:tcPr>
           <w:p>
             <w:pPr>
-              <w:spacing w:after="0" w:line="270"/>
-              <w:jc w:val="center"/>
-            </w:pPr>
-            <w:r>
-              <w:rPr>
-                <w:rFonts w:ascii="Times New Roman" w:cs="Times New Roman" w:eastAsia="Times New Roman" w:hAnsi="Times New Roman"/>
-                <w:b w:val="false"/>
-                <w:bCs w:val="false"/>
-                <w:i w:val="false"/>
-                <w:iCs w:val="false"/>
-                <w:color w:val="111111"/>
-                <w:sz w:val="20"/>
-                <w:szCs w:val="20"/>
+              <w:spacing w:after="0" w:line="208"/>
+              <w:jc w:val="center"/>
+            </w:pPr>
+            <w:r>
+              <w:rPr>
+                <w:rFonts w:ascii="Times New Roman" w:cs="Times New Roman" w:eastAsia="Times New Roman" w:hAnsi="Times New Roman"/>
+                <w:b w:val="false"/>
+                <w:bCs w:val="false"/>
+                <w:i w:val="false"/>
+                <w:iCs w:val="false"/>
+                <w:color w:val="111111"/>
+                <w:sz w:val="17"/>
+                <w:szCs w:val="17"/>
               </w:rPr>
               <w:t xml:space="preserve">(       )</w:t>
             </w:r>
@@ -3900,7 +3769,7 @@
           </w:tcPr>
           <w:p>
             <w:pPr>
-              <w:spacing w:after="0" w:line="270"/>
+              <w:spacing w:after="0" w:line="208"/>
               <w:jc w:val="center"/>
             </w:pPr>
             <w:r>
@@ -3911,8 +3780,8 @@
                 <w:i w:val="false"/>
                 <w:iCs w:val="false"/>
                 <w:color w:val="111111"/>
-                <w:sz w:val="19"/>
-                <w:szCs w:val="19"/>
+                <w:sz w:val="16"/>
+                <w:szCs w:val="16"/>
               </w:rPr>
               <w:t xml:space="preserve">a)</w:t>
             </w:r>
@@ -3935,7 +3804,7 @@
           <w:p>
             <w:pPr>
               <w:bidi/>
-              <w:spacing w:after="0" w:line="320"/>
+              <w:spacing w:after="0" w:line="208"/>
             </w:pPr>
             <w:r>
               <w:rPr>
@@ -3943,8 +3812,8 @@
                 <w:b w:val="false"/>
                 <w:bCs w:val="false"/>
                 <w:color w:val="111111"/>
-                <w:sz w:val="28"/>
-                <w:szCs w:val="28"/>
+                <w:sz w:val="25"/>
+                <w:szCs w:val="25"/>
                 <w:rtl/>
               </w:rPr>
               <w:t xml:space="preserve">لَا تَرْمِ النِّفَايَاتِ فِي الشَّارِعِ!</w:t>
@@ -3954,7 +3823,7 @@
       </w:tr>
       <w:tr>
         <w:trPr>
-          <w:trHeight w:val="400" w:hRule="atLeast"/>
+          <w:trHeight w:val="248" w:hRule="atLeast"/>
         </w:trPr>
         <w:tc>
           <w:tcPr>
@@ -3972,7 +3841,7 @@
           </w:tcPr>
           <w:p>
             <w:pPr>
-              <w:spacing w:after="0" w:line="270"/>
+              <w:spacing w:after="0" w:line="208"/>
               <w:jc w:val="center"/>
             </w:pPr>
             <w:r>
@@ -3983,8 +3852,8 @@
                 <w:i w:val="false"/>
                 <w:iCs w:val="false"/>
                 <w:color w:val="111111"/>
-                <w:sz w:val="19"/>
-                <w:szCs w:val="19"/>
+                <w:sz w:val="16"/>
+                <w:szCs w:val="16"/>
               </w:rPr>
               <w:t xml:space="preserve">2.</w:t>
             </w:r>
@@ -4006,18 +3875,18 @@
           </w:tcPr>
           <w:p>
             <w:pPr>
-              <w:spacing w:after="0" w:line="270"/>
-            </w:pPr>
-            <w:r>
-              <w:rPr>
-                <w:rFonts w:ascii="Times New Roman" w:cs="Times New Roman" w:eastAsia="Times New Roman" w:hAnsi="Times New Roman"/>
-                <w:b w:val="false"/>
-                <w:bCs w:val="false"/>
-                <w:i w:val="false"/>
-                <w:iCs w:val="false"/>
-                <w:color w:val="111111"/>
-                <w:sz w:val="20"/>
-                <w:szCs w:val="20"/>
+              <w:spacing w:after="0" w:line="208"/>
+            </w:pPr>
+            <w:r>
+              <w:rPr>
+                <w:rFonts w:ascii="Times New Roman" w:cs="Times New Roman" w:eastAsia="Times New Roman" w:hAnsi="Times New Roman"/>
+                <w:b w:val="false"/>
+                <w:bCs w:val="false"/>
+                <w:i w:val="false"/>
+                <w:iCs w:val="false"/>
+                <w:color w:val="111111"/>
+                <w:sz w:val="17"/>
+                <w:szCs w:val="17"/>
               </w:rPr>
               <w:t xml:space="preserve">Birini çöp atmaması için uyarıyorsun.</w:t>
             </w:r>
@@ -4036,19 +3905,19 @@
           </w:tcPr>
           <w:p>
             <w:pPr>
-              <w:spacing w:after="0" w:line="270"/>
-              <w:jc w:val="center"/>
-            </w:pPr>
-            <w:r>
-              <w:rPr>
-                <w:rFonts w:ascii="Times New Roman" w:cs="Times New Roman" w:eastAsia="Times New Roman" w:hAnsi="Times New Roman"/>
-                <w:b w:val="false"/>
-                <w:bCs w:val="false"/>
-                <w:i w:val="false"/>
-                <w:iCs w:val="false"/>
-                <w:color w:val="111111"/>
-                <w:sz w:val="20"/>
-                <w:szCs w:val="20"/>
+              <w:spacing w:after="0" w:line="208"/>
+              <w:jc w:val="center"/>
+            </w:pPr>
+            <w:r>
+              <w:rPr>
+                <w:rFonts w:ascii="Times New Roman" w:cs="Times New Roman" w:eastAsia="Times New Roman" w:hAnsi="Times New Roman"/>
+                <w:b w:val="false"/>
+                <w:bCs w:val="false"/>
+                <w:i w:val="false"/>
+                <w:iCs w:val="false"/>
+                <w:color w:val="111111"/>
+                <w:sz w:val="17"/>
+                <w:szCs w:val="17"/>
               </w:rPr>
               <w:t xml:space="preserve">(       )</w:t>
             </w:r>
@@ -4070,7 +3939,7 @@
           </w:tcPr>
           <w:p>
             <w:pPr>
-              <w:spacing w:after="0" w:line="270"/>
+              <w:spacing w:after="0" w:line="208"/>
               <w:jc w:val="center"/>
             </w:pPr>
             <w:r>
@@ -4081,8 +3950,8 @@
                 <w:i w:val="false"/>
                 <w:iCs w:val="false"/>
                 <w:color w:val="111111"/>
-                <w:sz w:val="19"/>
-                <w:szCs w:val="19"/>
+                <w:sz w:val="16"/>
+                <w:szCs w:val="16"/>
               </w:rPr>
               <w:t xml:space="preserve">b)</w:t>
             </w:r>
@@ -4105,7 +3974,7 @@
           <w:p>
             <w:pPr>
               <w:bidi/>
-              <w:spacing w:after="0" w:line="320"/>
+              <w:spacing w:after="0" w:line="208"/>
             </w:pPr>
             <w:r>
               <w:rPr>
@@ -4113,8 +3982,8 @@
                 <w:b w:val="false"/>
                 <w:bCs w:val="false"/>
                 <w:color w:val="111111"/>
-                <w:sz w:val="28"/>
-                <w:szCs w:val="28"/>
+                <w:sz w:val="25"/>
+                <w:szCs w:val="25"/>
                 <w:rtl/>
               </w:rPr>
               <w:t xml:space="preserve">أَعْتَنِي بِقِطَّتِي كُلَّ يَوْمٍ.</w:t>
@@ -4124,7 +3993,7 @@
       </w:tr>
       <w:tr>
         <w:trPr>
-          <w:trHeight w:val="400" w:hRule="atLeast"/>
+          <w:trHeight w:val="248" w:hRule="atLeast"/>
         </w:trPr>
         <w:tc>
           <w:tcPr>
@@ -4142,7 +4011,7 @@
           </w:tcPr>
           <w:p>
             <w:pPr>
-              <w:spacing w:after="0" w:line="270"/>
+              <w:spacing w:after="0" w:line="208"/>
               <w:jc w:val="center"/>
             </w:pPr>
             <w:r>
@@ -4153,8 +4022,8 @@
                 <w:i w:val="false"/>
                 <w:iCs w:val="false"/>
                 <w:color w:val="111111"/>
-                <w:sz w:val="19"/>
-                <w:szCs w:val="19"/>
+                <w:sz w:val="16"/>
+                <w:szCs w:val="16"/>
               </w:rPr>
               <w:t xml:space="preserve">3.</w:t>
             </w:r>
@@ -4176,18 +4045,18 @@
           </w:tcPr>
           <w:p>
             <w:pPr>
-              <w:spacing w:after="0" w:line="270"/>
-            </w:pPr>
-            <w:r>
-              <w:rPr>
-                <w:rFonts w:ascii="Times New Roman" w:cs="Times New Roman" w:eastAsia="Times New Roman" w:hAnsi="Times New Roman"/>
-                <w:b w:val="false"/>
-                <w:bCs w:val="false"/>
-                <w:i w:val="false"/>
-                <w:iCs w:val="false"/>
-                <w:color w:val="111111"/>
-                <w:sz w:val="20"/>
-                <w:szCs w:val="20"/>
+              <w:spacing w:after="0" w:line="208"/>
+            </w:pPr>
+            <w:r>
+              <w:rPr>
+                <w:rFonts w:ascii="Times New Roman" w:cs="Times New Roman" w:eastAsia="Times New Roman" w:hAnsi="Times New Roman"/>
+                <w:b w:val="false"/>
+                <w:bCs w:val="false"/>
+                <w:i w:val="false"/>
+                <w:iCs w:val="false"/>
+                <w:color w:val="111111"/>
+                <w:sz w:val="17"/>
+                <w:szCs w:val="17"/>
               </w:rPr>
               <w:t xml:space="preserve">Bahçeye ağaç diktiğini anlatıyorsun.</w:t>
             </w:r>
@@ -4206,19 +4075,19 @@
           </w:tcPr>
           <w:p>
             <w:pPr>
-              <w:spacing w:after="0" w:line="270"/>
-              <w:jc w:val="center"/>
-            </w:pPr>
-            <w:r>
-              <w:rPr>
-                <w:rFonts w:ascii="Times New Roman" w:cs="Times New Roman" w:eastAsia="Times New Roman" w:hAnsi="Times New Roman"/>
-                <w:b w:val="false"/>
-                <w:bCs w:val="false"/>
-                <w:i w:val="false"/>
-                <w:iCs w:val="false"/>
-                <w:color w:val="111111"/>
-                <w:sz w:val="20"/>
-                <w:szCs w:val="20"/>
+              <w:spacing w:after="0" w:line="208"/>
+              <w:jc w:val="center"/>
+            </w:pPr>
+            <w:r>
+              <w:rPr>
+                <w:rFonts w:ascii="Times New Roman" w:cs="Times New Roman" w:eastAsia="Times New Roman" w:hAnsi="Times New Roman"/>
+                <w:b w:val="false"/>
+                <w:bCs w:val="false"/>
+                <w:i w:val="false"/>
+                <w:iCs w:val="false"/>
+                <w:color w:val="111111"/>
+                <w:sz w:val="17"/>
+                <w:szCs w:val="17"/>
               </w:rPr>
               <w:t xml:space="preserve">(       )</w:t>
             </w:r>
@@ -4240,7 +4109,7 @@
           </w:tcPr>
           <w:p>
             <w:pPr>
-              <w:spacing w:after="0" w:line="270"/>
+              <w:spacing w:after="0" w:line="208"/>
               <w:jc w:val="center"/>
             </w:pPr>
             <w:r>
@@ -4251,8 +4120,8 @@
                 <w:i w:val="false"/>
                 <w:iCs w:val="false"/>
                 <w:color w:val="111111"/>
-                <w:sz w:val="19"/>
-                <w:szCs w:val="19"/>
+                <w:sz w:val="16"/>
+                <w:szCs w:val="16"/>
               </w:rPr>
               <w:t xml:space="preserve">c)</w:t>
             </w:r>
@@ -4275,7 +4144,7 @@
           <w:p>
             <w:pPr>
               <w:bidi/>
-              <w:spacing w:after="0" w:line="320"/>
+              <w:spacing w:after="0" w:line="208"/>
             </w:pPr>
             <w:r>
               <w:rPr>
@@ -4283,8 +4152,8 @@
                 <w:b w:val="false"/>
                 <w:bCs w:val="false"/>
                 <w:color w:val="111111"/>
-                <w:sz w:val="28"/>
-                <w:szCs w:val="28"/>
+                <w:sz w:val="25"/>
+                <w:szCs w:val="25"/>
                 <w:rtl/>
               </w:rPr>
               <w:t xml:space="preserve">يَجِبُ أَنْ نُحَافِظَ عَلَى الْبِيئَةِ.</w:t>
@@ -4294,7 +4163,7 @@
       </w:tr>
       <w:tr>
         <w:trPr>
-          <w:trHeight w:val="400" w:hRule="atLeast"/>
+          <w:trHeight w:val="248" w:hRule="atLeast"/>
         </w:trPr>
         <w:tc>
           <w:tcPr>
@@ -4312,7 +4181,7 @@
           </w:tcPr>
           <w:p>
             <w:pPr>
-              <w:spacing w:after="0" w:line="270"/>
+              <w:spacing w:after="0" w:line="208"/>
               <w:jc w:val="center"/>
             </w:pPr>
             <w:r>
@@ -4323,8 +4192,8 @@
                 <w:i w:val="false"/>
                 <w:iCs w:val="false"/>
                 <w:color w:val="111111"/>
-                <w:sz w:val="19"/>
-                <w:szCs w:val="19"/>
+                <w:sz w:val="16"/>
+                <w:szCs w:val="16"/>
               </w:rPr>
               <w:t xml:space="preserve">4.</w:t>
             </w:r>
@@ -4346,18 +4215,18 @@
           </w:tcPr>
           <w:p>
             <w:pPr>
-              <w:spacing w:after="0" w:line="270"/>
-            </w:pPr>
-            <w:r>
-              <w:rPr>
-                <w:rFonts w:ascii="Times New Roman" w:cs="Times New Roman" w:eastAsia="Times New Roman" w:hAnsi="Times New Roman"/>
-                <w:b w:val="false"/>
-                <w:bCs w:val="false"/>
-                <w:i w:val="false"/>
-                <w:iCs w:val="false"/>
-                <w:color w:val="111111"/>
-                <w:sz w:val="20"/>
-                <w:szCs w:val="20"/>
+              <w:spacing w:after="0" w:line="208"/>
+            </w:pPr>
+            <w:r>
+              <w:rPr>
+                <w:rFonts w:ascii="Times New Roman" w:cs="Times New Roman" w:eastAsia="Times New Roman" w:hAnsi="Times New Roman"/>
+                <w:b w:val="false"/>
+                <w:bCs w:val="false"/>
+                <w:i w:val="false"/>
+                <w:iCs w:val="false"/>
+                <w:color w:val="111111"/>
+                <w:sz w:val="17"/>
+                <w:szCs w:val="17"/>
               </w:rPr>
               <w:t xml:space="preserve">Kedine her gün baktığını söylüyorsun.</w:t>
             </w:r>
@@ -4376,19 +4245,19 @@
           </w:tcPr>
           <w:p>
             <w:pPr>
-              <w:spacing w:after="0" w:line="270"/>
-              <w:jc w:val="center"/>
-            </w:pPr>
-            <w:r>
-              <w:rPr>
-                <w:rFonts w:ascii="Times New Roman" w:cs="Times New Roman" w:eastAsia="Times New Roman" w:hAnsi="Times New Roman"/>
-                <w:b w:val="false"/>
-                <w:bCs w:val="false"/>
-                <w:i w:val="false"/>
-                <w:iCs w:val="false"/>
-                <w:color w:val="111111"/>
-                <w:sz w:val="20"/>
-                <w:szCs w:val="20"/>
+              <w:spacing w:after="0" w:line="208"/>
+              <w:jc w:val="center"/>
+            </w:pPr>
+            <w:r>
+              <w:rPr>
+                <w:rFonts w:ascii="Times New Roman" w:cs="Times New Roman" w:eastAsia="Times New Roman" w:hAnsi="Times New Roman"/>
+                <w:b w:val="false"/>
+                <w:bCs w:val="false"/>
+                <w:i w:val="false"/>
+                <w:iCs w:val="false"/>
+                <w:color w:val="111111"/>
+                <w:sz w:val="17"/>
+                <w:szCs w:val="17"/>
               </w:rPr>
               <w:t xml:space="preserve">(       )</w:t>
             </w:r>
@@ -4410,7 +4279,7 @@
           </w:tcPr>
           <w:p>
             <w:pPr>
-              <w:spacing w:after="0" w:line="270"/>
+              <w:spacing w:after="0" w:line="208"/>
               <w:jc w:val="center"/>
             </w:pPr>
             <w:r>
@@ -4421,8 +4290,8 @@
                 <w:i w:val="false"/>
                 <w:iCs w:val="false"/>
                 <w:color w:val="111111"/>
-                <w:sz w:val="19"/>
-                <w:szCs w:val="19"/>
+                <w:sz w:val="16"/>
+                <w:szCs w:val="16"/>
               </w:rPr>
               <w:t xml:space="preserve">d)</w:t>
             </w:r>
@@ -4445,7 +4314,7 @@
           <w:p>
             <w:pPr>
               <w:bidi/>
-              <w:spacing w:after="0" w:line="320"/>
+              <w:spacing w:after="0" w:line="208"/>
             </w:pPr>
             <w:r>
               <w:rPr>
@@ -4453,8 +4322,8 @@
                 <w:b w:val="false"/>
                 <w:bCs w:val="false"/>
                 <w:color w:val="111111"/>
-                <w:sz w:val="28"/>
-                <w:szCs w:val="28"/>
+                <w:sz w:val="25"/>
+                <w:szCs w:val="25"/>
                 <w:rtl/>
               </w:rPr>
               <w:t xml:space="preserve">كَانَ الزَّلْزَالُ قَوِيًّا جِدًّا.</w:t>
@@ -4464,7 +4333,7 @@
       </w:tr>
       <w:tr>
         <w:trPr>
-          <w:trHeight w:val="400" w:hRule="atLeast"/>
+          <w:trHeight w:val="248" w:hRule="atLeast"/>
         </w:trPr>
         <w:tc>
           <w:tcPr>
@@ -4482,7 +4351,7 @@
           </w:tcPr>
           <w:p>
             <w:pPr>
-              <w:spacing w:after="0" w:line="270"/>
+              <w:spacing w:after="0" w:line="208"/>
               <w:jc w:val="center"/>
             </w:pPr>
             <w:r>
@@ -4493,8 +4362,8 @@
                 <w:i w:val="false"/>
                 <w:iCs w:val="false"/>
                 <w:color w:val="111111"/>
-                <w:sz w:val="19"/>
-                <w:szCs w:val="19"/>
+                <w:sz w:val="16"/>
+                <w:szCs w:val="16"/>
               </w:rPr>
               <w:t xml:space="preserve">5.</w:t>
             </w:r>
@@ -4516,18 +4385,18 @@
           </w:tcPr>
           <w:p>
             <w:pPr>
-              <w:spacing w:after="0" w:line="270"/>
-            </w:pPr>
-            <w:r>
-              <w:rPr>
-                <w:rFonts w:ascii="Times New Roman" w:cs="Times New Roman" w:eastAsia="Times New Roman" w:hAnsi="Times New Roman"/>
-                <w:b w:val="false"/>
-                <w:bCs w:val="false"/>
-                <w:i w:val="false"/>
-                <w:iCs w:val="false"/>
-                <w:color w:val="111111"/>
-                <w:sz w:val="20"/>
-                <w:szCs w:val="20"/>
+              <w:spacing w:after="0" w:line="208"/>
+            </w:pPr>
+            <w:r>
+              <w:rPr>
+                <w:rFonts w:ascii="Times New Roman" w:cs="Times New Roman" w:eastAsia="Times New Roman" w:hAnsi="Times New Roman"/>
+                <w:b w:val="false"/>
+                <w:bCs w:val="false"/>
+                <w:i w:val="false"/>
+                <w:iCs w:val="false"/>
+                <w:color w:val="111111"/>
+                <w:sz w:val="17"/>
+                <w:szCs w:val="17"/>
               </w:rPr>
               <w:t xml:space="preserve">Yaşanan bir doğal afetten söz ediyorsun.</w:t>
             </w:r>
@@ -4546,19 +4415,19 @@
           </w:tcPr>
           <w:p>
             <w:pPr>
-              <w:spacing w:after="0" w:line="270"/>
-              <w:jc w:val="center"/>
-            </w:pPr>
-            <w:r>
-              <w:rPr>
-                <w:rFonts w:ascii="Times New Roman" w:cs="Times New Roman" w:eastAsia="Times New Roman" w:hAnsi="Times New Roman"/>
-                <w:b w:val="false"/>
-                <w:bCs w:val="false"/>
-                <w:i w:val="false"/>
-                <w:iCs w:val="false"/>
-                <w:color w:val="111111"/>
-                <w:sz w:val="20"/>
-                <w:szCs w:val="20"/>
+              <w:spacing w:after="0" w:line="208"/>
+              <w:jc w:val="center"/>
+            </w:pPr>
+            <w:r>
+              <w:rPr>
+                <w:rFonts w:ascii="Times New Roman" w:cs="Times New Roman" w:eastAsia="Times New Roman" w:hAnsi="Times New Roman"/>
+                <w:b w:val="false"/>
+                <w:bCs w:val="false"/>
+                <w:i w:val="false"/>
+                <w:iCs w:val="false"/>
+                <w:color w:val="111111"/>
+                <w:sz w:val="17"/>
+                <w:szCs w:val="17"/>
               </w:rPr>
               <w:t xml:space="preserve">(       )</w:t>
             </w:r>
@@ -4580,7 +4449,7 @@
           </w:tcPr>
           <w:p>
             <w:pPr>
-              <w:spacing w:after="0" w:line="270"/>
+              <w:spacing w:after="0" w:line="208"/>
               <w:jc w:val="center"/>
             </w:pPr>
             <w:r>
@@ -4591,8 +4460,8 @@
                 <w:i w:val="false"/>
                 <w:iCs w:val="false"/>
                 <w:color w:val="111111"/>
-                <w:sz w:val="19"/>
-                <w:szCs w:val="19"/>
+                <w:sz w:val="16"/>
+                <w:szCs w:val="16"/>
               </w:rPr>
               <w:t xml:space="preserve">e)</w:t>
             </w:r>
@@ -4615,7 +4484,7 @@
           <w:p>
             <w:pPr>
               <w:bidi/>
-              <w:spacing w:after="0" w:line="320"/>
+              <w:spacing w:after="0" w:line="208"/>
             </w:pPr>
             <w:r>
               <w:rPr>
@@ -4623,8 +4492,8 @@
                 <w:b w:val="false"/>
                 <w:bCs w:val="false"/>
                 <w:color w:val="111111"/>
-                <w:sz w:val="28"/>
-                <w:szCs w:val="28"/>
+                <w:sz w:val="25"/>
+                <w:szCs w:val="25"/>
                 <w:rtl/>
               </w:rPr>
               <w:t xml:space="preserve">غَرَسْتُ شَجَرَةً فِي الْحَدِيقَةِ.</w:t>
@@ -4638,7 +4507,7 @@
         <w:tabs>
           <w:tab w:val="right" w:pos="9864"/>
         </w:tabs>
-        <w:spacing w:after="90" w:before="220" w:line="280"/>
+        <w:spacing w:after="27" w:before="66" w:line="208"/>
         <w:ind w:left="340" w:hanging="340"/>
       </w:pPr>
       <w:r>
@@ -4649,16 +4518,16 @@
           <w:i w:val="false"/>
           <w:iCs w:val="false"/>
           <w:color w:val="111111"/>
-          <w:sz w:val="21"/>
-          <w:szCs w:val="21"/>
+          <w:sz w:val="17"/>
+          <w:szCs w:val="17"/>
         </w:rPr>
         <w:t xml:space="preserve">5.</w:t>
       </w:r>
       <w:r>
         <w:rPr>
           <w:rFonts w:ascii="Times New Roman" w:cs="Times New Roman" w:eastAsia="Times New Roman" w:hAnsi="Times New Roman"/>
-          <w:sz w:val="21"/>
-          <w:szCs w:val="21"/>
+          <w:sz w:val="17"/>
+          <w:szCs w:val="17"/>
         </w:rPr>
         <w:tab/>
       </w:r>
@@ -4670,16 +4539,16 @@
           <w:i w:val="false"/>
           <w:iCs w:val="false"/>
           <w:color w:val="111111"/>
-          <w:sz w:val="21"/>
-          <w:szCs w:val="21"/>
+          <w:sz w:val="17"/>
+          <w:szCs w:val="17"/>
         </w:rPr>
         <w:t xml:space="preserve">Yukarıdaki okuma metnine göre boşlukları havuzdaki kelimelerle doldurunuz.</w:t>
       </w:r>
       <w:r>
         <w:rPr>
           <w:rFonts w:ascii="Times New Roman" w:cs="Times New Roman" w:eastAsia="Times New Roman" w:hAnsi="Times New Roman"/>
-          <w:sz w:val="21"/>
-          <w:szCs w:val="21"/>
+          <w:sz w:val="17"/>
+          <w:szCs w:val="17"/>
         </w:rPr>
         <w:tab/>
       </w:r>
@@ -4691,8 +4560,8 @@
           <w:i w:val="false"/>
           <w:iCs w:val="false"/>
           <w:color w:val="55636F"/>
-          <w:sz w:val="18"/>
-          <w:szCs w:val="18"/>
+          <w:sz w:val="15"/>
+          <w:szCs w:val="15"/>
         </w:rPr>
         <w:t xml:space="preserve">(10 puan)</w:t>
       </w:r>
@@ -4700,7 +4569,7 @@
     <w:p>
       <w:pPr>
         <w:keepNext w:val="false"/>
-        <w:spacing w:after="90" w:before="0" w:line="280"/>
+        <w:spacing w:after="27" w:before="0" w:line="208"/>
         <w:ind w:left="340"/>
       </w:pPr>
       <w:r>
@@ -4711,8 +4580,8 @@
           <w:i/>
           <w:iCs/>
           <w:color w:val="5B6772"/>
-          <w:sz w:val="18"/>
-          <w:szCs w:val="18"/>
+          <w:sz w:val="15"/>
+          <w:szCs w:val="15"/>
         </w:rPr>
         <w:t xml:space="preserve">Her doğru cevap 2 puandır.</w:t>
       </w:r>
@@ -4747,7 +4616,7 @@
           </w:tcPr>
           <w:p>
             <w:pPr>
-              <w:spacing w:after="50"/>
+              <w:spacing w:after="15"/>
             </w:pPr>
             <w:r>
               <w:rPr>
@@ -4757,8 +4626,8 @@
                 <w:i w:val="false"/>
                 <w:iCs w:val="false"/>
                 <w:color w:val="39454F"/>
-                <w:sz w:val="17"/>
-                <w:szCs w:val="17"/>
+                <w:sz w:val="14"/>
+                <w:szCs w:val="14"/>
               </w:rPr>
               <w:t xml:space="preserve">KELİME HAVUZU</w:t>
             </w:r>
@@ -4766,7 +4635,7 @@
           <w:p>
             <w:pPr>
               <w:bidi/>
-              <w:spacing w:after="0" w:line="360"/>
+              <w:spacing w:after="0" w:line="208"/>
               <w:jc w:val="center"/>
             </w:pPr>
             <w:r>
@@ -4775,8 +4644,8 @@
                 <w:b w:val="false"/>
                 <w:bCs w:val="false"/>
                 <w:color w:val="111111"/>
-                <w:sz w:val="30"/>
-                <w:szCs w:val="30"/>
+                <w:sz w:val="26"/>
+                <w:szCs w:val="26"/>
                 <w:rtl/>
               </w:rPr>
               <w:t xml:space="preserve">وَاسِعَةٌ   —   شَجَرَةً   —   التَّدْوِيرِ   —   الْمَاءِ   —   التَّلَوُّثَ</w:t>
@@ -4787,7 +4656,7 @@
     </w:tbl>
     <w:p>
       <w:pPr>
-        <w:spacing w:after="80"/>
+        <w:spacing w:after="24"/>
       </w:pPr>
       <w:r>
         <w:rPr>
@@ -4797,8 +4666,8 @@
           <w:i w:val="false"/>
           <w:iCs w:val="false"/>
           <w:color w:val="111111"/>
-          <w:sz w:val="21"/>
-          <w:szCs w:val="21"/>
+          <w:sz w:val="17"/>
+          <w:szCs w:val="17"/>
         </w:rPr>
         <w:t xml:space="preserve"/>
       </w:r>
@@ -4821,7 +4690,7 @@
       </w:tblGrid>
       <w:tr>
         <w:trPr>
-          <w:trHeight w:val="480" w:hRule="atLeast"/>
+          <w:trHeight w:val="297" w:hRule="atLeast"/>
         </w:trPr>
         <w:tc>
           <w:tcPr>
@@ -4839,7 +4708,7 @@
           </w:tcPr>
           <w:p>
             <w:pPr>
-              <w:spacing w:after="0" w:line="270"/>
+              <w:spacing w:after="0" w:line="208"/>
               <w:jc w:val="center"/>
             </w:pPr>
             <w:r>
@@ -4850,8 +4719,8 @@
                 <w:i w:val="false"/>
                 <w:iCs w:val="false"/>
                 <w:color w:val="111111"/>
-                <w:sz w:val="19"/>
-                <w:szCs w:val="19"/>
+                <w:sz w:val="16"/>
+                <w:szCs w:val="16"/>
               </w:rPr>
               <w:t xml:space="preserve">1.</w:t>
             </w:r>
@@ -4874,7 +4743,7 @@
           <w:p>
             <w:pPr>
               <w:bidi/>
-              <w:spacing w:after="0" w:line="320"/>
+              <w:spacing w:after="0" w:line="208"/>
             </w:pPr>
             <w:r>
               <w:rPr>
@@ -4882,8 +4751,8 @@
                 <w:b w:val="false"/>
                 <w:bCs w:val="false"/>
                 <w:color w:val="111111"/>
-                <w:sz w:val="28"/>
-                <w:szCs w:val="28"/>
+                <w:sz w:val="25"/>
+                <w:szCs w:val="25"/>
                 <w:rtl/>
               </w:rPr>
               <w:t xml:space="preserve">فِي الْحَيِّ حَدِيقَةٌ ……………………… فِيهَا أَشْجَارٌ.</w:t>
@@ -4893,7 +4762,7 @@
       </w:tr>
       <w:tr>
         <w:trPr>
-          <w:trHeight w:val="480" w:hRule="atLeast"/>
+          <w:trHeight w:val="297" w:hRule="atLeast"/>
         </w:trPr>
         <w:tc>
           <w:tcPr>
@@ -4911,7 +4780,7 @@
           </w:tcPr>
           <w:p>
             <w:pPr>
-              <w:spacing w:after="0" w:line="270"/>
+              <w:spacing w:after="0" w:line="208"/>
               <w:jc w:val="center"/>
             </w:pPr>
             <w:r>
@@ -4922,8 +4791,8 @@
                 <w:i w:val="false"/>
                 <w:iCs w:val="false"/>
                 <w:color w:val="111111"/>
-                <w:sz w:val="19"/>
-                <w:szCs w:val="19"/>
+                <w:sz w:val="16"/>
+                <w:szCs w:val="16"/>
               </w:rPr>
               <w:t xml:space="preserve">2.</w:t>
             </w:r>
@@ -4946,7 +4815,7 @@
           <w:p>
             <w:pPr>
               <w:bidi/>
-              <w:spacing w:after="0" w:line="320"/>
+              <w:spacing w:after="0" w:line="208"/>
             </w:pPr>
             <w:r>
               <w:rPr>
@@ -4954,8 +4823,8 @@
                 <w:b w:val="false"/>
                 <w:bCs w:val="false"/>
                 <w:color w:val="111111"/>
-                <w:sz w:val="28"/>
-                <w:szCs w:val="28"/>
+                <w:sz w:val="25"/>
+                <w:szCs w:val="25"/>
                 <w:rtl/>
               </w:rPr>
               <w:t xml:space="preserve">فِي كُلِّ رَبِيعٍ يَغْرِسُونَ ……………………… جَدِيدَةً.</w:t>
@@ -4965,7 +4834,7 @@
       </w:tr>
       <w:tr>
         <w:trPr>
-          <w:trHeight w:val="480" w:hRule="atLeast"/>
+          <w:trHeight w:val="297" w:hRule="atLeast"/>
         </w:trPr>
         <w:tc>
           <w:tcPr>
@@ -4983,7 +4852,7 @@
           </w:tcPr>
           <w:p>
             <w:pPr>
-              <w:spacing w:after="0" w:line="270"/>
+              <w:spacing w:after="0" w:line="208"/>
               <w:jc w:val="center"/>
             </w:pPr>
             <w:r>
@@ -4994,8 +4863,8 @@
                 <w:i w:val="false"/>
                 <w:iCs w:val="false"/>
                 <w:color w:val="111111"/>
-                <w:sz w:val="19"/>
-                <w:szCs w:val="19"/>
+                <w:sz w:val="16"/>
+                <w:szCs w:val="16"/>
               </w:rPr>
               <w:t xml:space="preserve">3.</w:t>
             </w:r>
@@ -5018,7 +4887,7 @@
           <w:p>
             <w:pPr>
               <w:bidi/>
-              <w:spacing w:after="0" w:line="320"/>
+              <w:spacing w:after="0" w:line="208"/>
             </w:pPr>
             <w:r>
               <w:rPr>
@@ -5026,8 +4895,8 @@
                 <w:b w:val="false"/>
                 <w:bCs w:val="false"/>
                 <w:color w:val="111111"/>
-                <w:sz w:val="28"/>
-                <w:szCs w:val="28"/>
+                <w:sz w:val="25"/>
+                <w:szCs w:val="25"/>
                 <w:rtl/>
               </w:rPr>
               <w:t xml:space="preserve">يَضَعُونَ النِّفَايَاتِ فِي صَنَادِيقِ إِعَادَةِ ……………………… .</w:t>
@@ -5037,7 +4906,7 @@
       </w:tr>
       <w:tr>
         <w:trPr>
-          <w:trHeight w:val="480" w:hRule="atLeast"/>
+          <w:trHeight w:val="297" w:hRule="atLeast"/>
         </w:trPr>
         <w:tc>
           <w:tcPr>
@@ -5055,7 +4924,7 @@
           </w:tcPr>
           <w:p>
             <w:pPr>
-              <w:spacing w:after="0" w:line="270"/>
+              <w:spacing w:after="0" w:line="208"/>
               <w:jc w:val="center"/>
             </w:pPr>
             <w:r>
@@ -5066,8 +4935,8 @@
                 <w:i w:val="false"/>
                 <w:iCs w:val="false"/>
                 <w:color w:val="111111"/>
-                <w:sz w:val="19"/>
-                <w:szCs w:val="19"/>
+                <w:sz w:val="16"/>
+                <w:szCs w:val="16"/>
               </w:rPr>
               <w:t xml:space="preserve">4.</w:t>
             </w:r>
@@ -5090,7 +4959,7 @@
           <w:p>
             <w:pPr>
               <w:bidi/>
-              <w:spacing w:after="0" w:line="320"/>
+              <w:spacing w:after="0" w:line="208"/>
             </w:pPr>
             <w:r>
               <w:rPr>
@@ -5098,8 +4967,8 @@
                 <w:b w:val="false"/>
                 <w:bCs w:val="false"/>
                 <w:color w:val="111111"/>
-                <w:sz w:val="28"/>
-                <w:szCs w:val="28"/>
+                <w:sz w:val="25"/>
+                <w:szCs w:val="25"/>
                 <w:rtl/>
               </w:rPr>
               <w:t xml:space="preserve">يَجِبُ أَنْ نُحَافِظَ عَلَى ……………………… وَالْهَوَاءِ.</w:t>
@@ -5109,7 +4978,7 @@
       </w:tr>
       <w:tr>
         <w:trPr>
-          <w:trHeight w:val="480" w:hRule="atLeast"/>
+          <w:trHeight w:val="297" w:hRule="atLeast"/>
         </w:trPr>
         <w:tc>
           <w:tcPr>
@@ -5127,7 +4996,7 @@
           </w:tcPr>
           <w:p>
             <w:pPr>
-              <w:spacing w:after="0" w:line="270"/>
+              <w:spacing w:after="0" w:line="208"/>
               <w:jc w:val="center"/>
             </w:pPr>
             <w:r>
@@ -5138,8 +5007,8 @@
                 <w:i w:val="false"/>
                 <w:iCs w:val="false"/>
                 <w:color w:val="111111"/>
-                <w:sz w:val="19"/>
-                <w:szCs w:val="19"/>
+                <w:sz w:val="16"/>
+                <w:szCs w:val="16"/>
               </w:rPr>
               <w:t xml:space="preserve">5.</w:t>
             </w:r>
@@ -5162,7 +5031,7 @@
           <w:p>
             <w:pPr>
               <w:bidi/>
-              <w:spacing w:after="0" w:line="320"/>
+              <w:spacing w:after="0" w:line="208"/>
             </w:pPr>
             <w:r>
               <w:rPr>
@@ -5170,8 +5039,8 @@
                 <w:b w:val="false"/>
                 <w:bCs w:val="false"/>
                 <w:color w:val="111111"/>
-                <w:sz w:val="28"/>
-                <w:szCs w:val="28"/>
+                <w:sz w:val="25"/>
+                <w:szCs w:val="25"/>
                 <w:rtl/>
               </w:rPr>
               <w:t xml:space="preserve">إِنَّ ……………………… يَضُرُّ بِصِحَّتِنَا.</w:t>
@@ -5185,7 +5054,7 @@
         <w:tabs>
           <w:tab w:val="right" w:pos="9864"/>
         </w:tabs>
-        <w:spacing w:after="90" w:before="220" w:line="280"/>
+        <w:spacing w:after="27" w:before="66" w:line="208"/>
         <w:ind w:left="340" w:hanging="340"/>
       </w:pPr>
       <w:r>
@@ -5196,16 +5065,16 @@
           <w:i w:val="false"/>
           <w:iCs w:val="false"/>
           <w:color w:val="111111"/>
-          <w:sz w:val="21"/>
-          <w:szCs w:val="21"/>
+          <w:sz w:val="17"/>
+          <w:szCs w:val="17"/>
         </w:rPr>
         <w:t xml:space="preserve">6.</w:t>
       </w:r>
       <w:r>
         <w:rPr>
           <w:rFonts w:ascii="Times New Roman" w:cs="Times New Roman" w:eastAsia="Times New Roman" w:hAnsi="Times New Roman"/>
-          <w:sz w:val="21"/>
-          <w:szCs w:val="21"/>
+          <w:sz w:val="17"/>
+          <w:szCs w:val="17"/>
         </w:rPr>
         <w:tab/>
       </w:r>
@@ -5217,16 +5086,16 @@
           <w:i w:val="false"/>
           <w:iCs w:val="false"/>
           <w:color w:val="111111"/>
-          <w:sz w:val="21"/>
-          <w:szCs w:val="21"/>
+          <w:sz w:val="17"/>
+          <w:szCs w:val="17"/>
         </w:rPr>
         <w:t xml:space="preserve">Aşağıdaki fiillerin zamanını (geçmiş / geniş / gelecek) yazınız.</w:t>
       </w:r>
       <w:r>
         <w:rPr>
           <w:rFonts w:ascii="Times New Roman" w:cs="Times New Roman" w:eastAsia="Times New Roman" w:hAnsi="Times New Roman"/>
-          <w:sz w:val="21"/>
-          <w:szCs w:val="21"/>
+          <w:sz w:val="17"/>
+          <w:szCs w:val="17"/>
         </w:rPr>
         <w:tab/>
       </w:r>
@@ -5238,8 +5107,8 @@
           <w:i w:val="false"/>
           <w:iCs w:val="false"/>
           <w:color w:val="55636F"/>
-          <w:sz w:val="18"/>
-          <w:szCs w:val="18"/>
+          <w:sz w:val="15"/>
+          <w:szCs w:val="15"/>
         </w:rPr>
         <w:t xml:space="preserve">(10 puan)</w:t>
       </w:r>
@@ -5247,7 +5116,7 @@
     <w:p>
       <w:pPr>
         <w:keepNext w:val="false"/>
-        <w:spacing w:after="90" w:before="0" w:line="280"/>
+        <w:spacing w:after="27" w:before="0" w:line="208"/>
         <w:ind w:left="340"/>
       </w:pPr>
       <w:r>
@@ -5258,8 +5127,8 @@
           <w:i/>
           <w:iCs/>
           <w:color w:val="5B6772"/>
-          <w:sz w:val="18"/>
-          <w:szCs w:val="18"/>
+          <w:sz w:val="15"/>
+          <w:szCs w:val="15"/>
         </w:rPr>
         <w:t xml:space="preserve">Her doğru cevap 2 puandır.</w:t>
       </w:r>
@@ -5299,7 +5168,7 @@
           </w:tcPr>
           <w:p>
             <w:pPr>
-              <w:spacing w:after="0" w:line="270"/>
+              <w:spacing w:after="0" w:line="208"/>
               <w:jc w:val="center"/>
             </w:pPr>
             <w:r>
@@ -5310,8 +5179,8 @@
                 <w:i w:val="false"/>
                 <w:iCs w:val="false"/>
                 <w:color w:val="111111"/>
-                <w:sz w:val="18"/>
-                <w:szCs w:val="18"/>
+                <w:sz w:val="15"/>
+                <w:szCs w:val="15"/>
               </w:rPr>
               <w:t xml:space="preserve">No</w:t>
             </w:r>
@@ -5331,7 +5200,7 @@
           </w:tcPr>
           <w:p>
             <w:pPr>
-              <w:spacing w:after="0" w:line="270"/>
+              <w:spacing w:after="0" w:line="208"/>
               <w:jc w:val="center"/>
             </w:pPr>
             <w:r>
@@ -5342,8 +5211,8 @@
                 <w:i w:val="false"/>
                 <w:iCs w:val="false"/>
                 <w:color w:val="111111"/>
-                <w:sz w:val="18"/>
-                <w:szCs w:val="18"/>
+                <w:sz w:val="15"/>
+                <w:szCs w:val="15"/>
               </w:rPr>
               <w:t xml:space="preserve">Fiil</w:t>
             </w:r>
@@ -5363,7 +5232,7 @@
           </w:tcPr>
           <w:p>
             <w:pPr>
-              <w:spacing w:after="0" w:line="270"/>
+              <w:spacing w:after="0" w:line="208"/>
               <w:jc w:val="center"/>
             </w:pPr>
             <w:r>
@@ -5374,8 +5243,8 @@
                 <w:i w:val="false"/>
                 <w:iCs w:val="false"/>
                 <w:color w:val="111111"/>
-                <w:sz w:val="18"/>
-                <w:szCs w:val="18"/>
+                <w:sz w:val="15"/>
+                <w:szCs w:val="15"/>
               </w:rPr>
               <w:t xml:space="preserve">Zamanı</w:t>
             </w:r>
@@ -5384,7 +5253,7 @@
       </w:tr>
       <w:tr>
         <w:trPr>
-          <w:trHeight w:val="430" w:hRule="atLeast"/>
+          <w:trHeight w:val="266" w:hRule="atLeast"/>
         </w:trPr>
         <w:tc>
           <w:tcPr>
@@ -5399,19 +5268,19 @@
           </w:tcPr>
           <w:p>
             <w:pPr>
-              <w:spacing w:after="0" w:line="270"/>
-              <w:jc w:val="center"/>
-            </w:pPr>
-            <w:r>
-              <w:rPr>
-                <w:rFonts w:ascii="Times New Roman" w:cs="Times New Roman" w:eastAsia="Times New Roman" w:hAnsi="Times New Roman"/>
-                <w:b w:val="false"/>
-                <w:bCs w:val="false"/>
-                <w:i w:val="false"/>
-                <w:iCs w:val="false"/>
-                <w:color w:val="111111"/>
-                <w:sz w:val="19"/>
-                <w:szCs w:val="19"/>
+              <w:spacing w:after="0" w:line="208"/>
+              <w:jc w:val="center"/>
+            </w:pPr>
+            <w:r>
+              <w:rPr>
+                <w:rFonts w:ascii="Times New Roman" w:cs="Times New Roman" w:eastAsia="Times New Roman" w:hAnsi="Times New Roman"/>
+                <w:b w:val="false"/>
+                <w:bCs w:val="false"/>
+                <w:i w:val="false"/>
+                <w:iCs w:val="false"/>
+                <w:color w:val="111111"/>
+                <w:sz w:val="16"/>
+                <w:szCs w:val="16"/>
               </w:rPr>
               <w:t xml:space="preserve">1</w:t>
             </w:r>
@@ -5431,7 +5300,7 @@
           <w:p>
             <w:pPr>
               <w:bidi/>
-              <w:spacing w:after="0" w:line="320"/>
+              <w:spacing w:after="0" w:line="208"/>
             </w:pPr>
             <w:r>
               <w:rPr>
@@ -5439,8 +5308,8 @@
                 <w:b w:val="false"/>
                 <w:bCs w:val="false"/>
                 <w:color w:val="111111"/>
-                <w:sz w:val="30"/>
-                <w:szCs w:val="30"/>
+                <w:sz w:val="26"/>
+                <w:szCs w:val="26"/>
                 <w:rtl/>
               </w:rPr>
               <w:t xml:space="preserve">غَرَسْتُ</w:t>
@@ -5460,18 +5329,18 @@
           </w:tcPr>
           <w:p>
             <w:pPr>
-              <w:spacing w:after="0" w:line="270"/>
-            </w:pPr>
-            <w:r>
-              <w:rPr>
-                <w:rFonts w:ascii="Times New Roman" w:cs="Times New Roman" w:eastAsia="Times New Roman" w:hAnsi="Times New Roman"/>
-                <w:b w:val="false"/>
-                <w:bCs w:val="false"/>
-                <w:i w:val="false"/>
-                <w:iCs w:val="false"/>
-                <w:color w:val="111111"/>
-                <w:sz w:val="20"/>
-                <w:szCs w:val="20"/>
+              <w:spacing w:after="0" w:line="208"/>
+            </w:pPr>
+            <w:r>
+              <w:rPr>
+                <w:rFonts w:ascii="Times New Roman" w:cs="Times New Roman" w:eastAsia="Times New Roman" w:hAnsi="Times New Roman"/>
+                <w:b w:val="false"/>
+                <w:bCs w:val="false"/>
+                <w:i w:val="false"/>
+                <w:iCs w:val="false"/>
+                <w:color w:val="111111"/>
+                <w:sz w:val="17"/>
+                <w:szCs w:val="17"/>
               </w:rPr>
               <w:t xml:space="preserve"/>
             </w:r>
@@ -5480,7 +5349,7 @@
       </w:tr>
       <w:tr>
         <w:trPr>
-          <w:trHeight w:val="430" w:hRule="atLeast"/>
+          <w:trHeight w:val="266" w:hRule="atLeast"/>
         </w:trPr>
         <w:tc>
           <w:tcPr>
@@ -5495,19 +5364,19 @@
           </w:tcPr>
           <w:p>
             <w:pPr>
-              <w:spacing w:after="0" w:line="270"/>
-              <w:jc w:val="center"/>
-            </w:pPr>
-            <w:r>
-              <w:rPr>
-                <w:rFonts w:ascii="Times New Roman" w:cs="Times New Roman" w:eastAsia="Times New Roman" w:hAnsi="Times New Roman"/>
-                <w:b w:val="false"/>
-                <w:bCs w:val="false"/>
-                <w:i w:val="false"/>
-                <w:iCs w:val="false"/>
-                <w:color w:val="111111"/>
-                <w:sz w:val="19"/>
-                <w:szCs w:val="19"/>
+              <w:spacing w:after="0" w:line="208"/>
+              <w:jc w:val="center"/>
+            </w:pPr>
+            <w:r>
+              <w:rPr>
+                <w:rFonts w:ascii="Times New Roman" w:cs="Times New Roman" w:eastAsia="Times New Roman" w:hAnsi="Times New Roman"/>
+                <w:b w:val="false"/>
+                <w:bCs w:val="false"/>
+                <w:i w:val="false"/>
+                <w:iCs w:val="false"/>
+                <w:color w:val="111111"/>
+                <w:sz w:val="16"/>
+                <w:szCs w:val="16"/>
               </w:rPr>
               <w:t xml:space="preserve">2</w:t>
             </w:r>
@@ -5527,7 +5396,7 @@
           <w:p>
             <w:pPr>
               <w:bidi/>
-              <w:spacing w:after="0" w:line="320"/>
+              <w:spacing w:after="0" w:line="208"/>
             </w:pPr>
             <w:r>
               <w:rPr>
@@ -5535,8 +5404,8 @@
                 <w:b w:val="false"/>
                 <w:bCs w:val="false"/>
                 <w:color w:val="111111"/>
-                <w:sz w:val="30"/>
-                <w:szCs w:val="30"/>
+                <w:sz w:val="26"/>
+                <w:szCs w:val="26"/>
                 <w:rtl/>
               </w:rPr>
               <w:t xml:space="preserve">نُحَافِظُ</w:t>
@@ -5556,18 +5425,18 @@
           </w:tcPr>
           <w:p>
             <w:pPr>
-              <w:spacing w:after="0" w:line="270"/>
-            </w:pPr>
-            <w:r>
-              <w:rPr>
-                <w:rFonts w:ascii="Times New Roman" w:cs="Times New Roman" w:eastAsia="Times New Roman" w:hAnsi="Times New Roman"/>
-                <w:b w:val="false"/>
-                <w:bCs w:val="false"/>
-                <w:i w:val="false"/>
-                <w:iCs w:val="false"/>
-                <w:color w:val="111111"/>
-                <w:sz w:val="20"/>
-                <w:szCs w:val="20"/>
+              <w:spacing w:after="0" w:line="208"/>
+            </w:pPr>
+            <w:r>
+              <w:rPr>
+                <w:rFonts w:ascii="Times New Roman" w:cs="Times New Roman" w:eastAsia="Times New Roman" w:hAnsi="Times New Roman"/>
+                <w:b w:val="false"/>
+                <w:bCs w:val="false"/>
+                <w:i w:val="false"/>
+                <w:iCs w:val="false"/>
+                <w:color w:val="111111"/>
+                <w:sz w:val="17"/>
+                <w:szCs w:val="17"/>
               </w:rPr>
               <w:t xml:space="preserve"/>
             </w:r>
@@ -5576,7 +5445,7 @@
       </w:tr>
       <w:tr>
         <w:trPr>
-          <w:trHeight w:val="430" w:hRule="atLeast"/>
+          <w:trHeight w:val="266" w:hRule="atLeast"/>
         </w:trPr>
         <w:tc>
           <w:tcPr>
@@ -5591,19 +5460,19 @@
           </w:tcPr>
           <w:p>
             <w:pPr>
-              <w:spacing w:after="0" w:line="270"/>
-              <w:jc w:val="center"/>
-            </w:pPr>
-            <w:r>
-              <w:rPr>
-                <w:rFonts w:ascii="Times New Roman" w:cs="Times New Roman" w:eastAsia="Times New Roman" w:hAnsi="Times New Roman"/>
-                <w:b w:val="false"/>
-                <w:bCs w:val="false"/>
-                <w:i w:val="false"/>
-                <w:iCs w:val="false"/>
-                <w:color w:val="111111"/>
-                <w:sz w:val="19"/>
-                <w:szCs w:val="19"/>
+              <w:spacing w:after="0" w:line="208"/>
+              <w:jc w:val="center"/>
+            </w:pPr>
+            <w:r>
+              <w:rPr>
+                <w:rFonts w:ascii="Times New Roman" w:cs="Times New Roman" w:eastAsia="Times New Roman" w:hAnsi="Times New Roman"/>
+                <w:b w:val="false"/>
+                <w:bCs w:val="false"/>
+                <w:i w:val="false"/>
+                <w:iCs w:val="false"/>
+                <w:color w:val="111111"/>
+                <w:sz w:val="16"/>
+                <w:szCs w:val="16"/>
               </w:rPr>
               <w:t xml:space="preserve">3</w:t>
             </w:r>
@@ -5623,7 +5492,7 @@
           <w:p>
             <w:pPr>
               <w:bidi/>
-              <w:spacing w:after="0" w:line="320"/>
+              <w:spacing w:after="0" w:line="208"/>
             </w:pPr>
             <w:r>
               <w:rPr>
@@ -5631,8 +5500,8 @@
                 <w:b w:val="false"/>
                 <w:bCs w:val="false"/>
                 <w:color w:val="111111"/>
-                <w:sz w:val="30"/>
-                <w:szCs w:val="30"/>
+                <w:sz w:val="26"/>
+                <w:szCs w:val="26"/>
                 <w:rtl/>
               </w:rPr>
               <w:t xml:space="preserve">سَأَزْرَعُ</w:t>
@@ -5652,18 +5521,18 @@
           </w:tcPr>
           <w:p>
             <w:pPr>
-              <w:spacing w:after="0" w:line="270"/>
-            </w:pPr>
-            <w:r>
-              <w:rPr>
-                <w:rFonts w:ascii="Times New Roman" w:cs="Times New Roman" w:eastAsia="Times New Roman" w:hAnsi="Times New Roman"/>
-                <w:b w:val="false"/>
-                <w:bCs w:val="false"/>
-                <w:i w:val="false"/>
-                <w:iCs w:val="false"/>
-                <w:color w:val="111111"/>
-                <w:sz w:val="20"/>
-                <w:szCs w:val="20"/>
+              <w:spacing w:after="0" w:line="208"/>
+            </w:pPr>
+            <w:r>
+              <w:rPr>
+                <w:rFonts w:ascii="Times New Roman" w:cs="Times New Roman" w:eastAsia="Times New Roman" w:hAnsi="Times New Roman"/>
+                <w:b w:val="false"/>
+                <w:bCs w:val="false"/>
+                <w:i w:val="false"/>
+                <w:iCs w:val="false"/>
+                <w:color w:val="111111"/>
+                <w:sz w:val="17"/>
+                <w:szCs w:val="17"/>
               </w:rPr>
               <w:t xml:space="preserve"/>
             </w:r>
@@ -5672,7 +5541,7 @@
       </w:tr>
       <w:tr>
         <w:trPr>
-          <w:trHeight w:val="430" w:hRule="atLeast"/>
+          <w:trHeight w:val="266" w:hRule="atLeast"/>
         </w:trPr>
         <w:tc>
           <w:tcPr>
@@ -5687,19 +5556,19 @@
           </w:tcPr>
           <w:p>
             <w:pPr>
-              <w:spacing w:after="0" w:line="270"/>
-              <w:jc w:val="center"/>
-            </w:pPr>
-            <w:r>
-              <w:rPr>
-                <w:rFonts w:ascii="Times New Roman" w:cs="Times New Roman" w:eastAsia="Times New Roman" w:hAnsi="Times New Roman"/>
-                <w:b w:val="false"/>
-                <w:bCs w:val="false"/>
-                <w:i w:val="false"/>
-                <w:iCs w:val="false"/>
-                <w:color w:val="111111"/>
-                <w:sz w:val="19"/>
-                <w:szCs w:val="19"/>
+              <w:spacing w:after="0" w:line="208"/>
+              <w:jc w:val="center"/>
+            </w:pPr>
+            <w:r>
+              <w:rPr>
+                <w:rFonts w:ascii="Times New Roman" w:cs="Times New Roman" w:eastAsia="Times New Roman" w:hAnsi="Times New Roman"/>
+                <w:b w:val="false"/>
+                <w:bCs w:val="false"/>
+                <w:i w:val="false"/>
+                <w:iCs w:val="false"/>
+                <w:color w:val="111111"/>
+                <w:sz w:val="16"/>
+                <w:szCs w:val="16"/>
               </w:rPr>
               <w:t xml:space="preserve">4</w:t>
             </w:r>
@@ -5719,7 +5588,7 @@
           <w:p>
             <w:pPr>
               <w:bidi/>
-              <w:spacing w:after="0" w:line="320"/>
+              <w:spacing w:after="0" w:line="208"/>
             </w:pPr>
             <w:r>
               <w:rPr>
@@ -5727,8 +5596,8 @@
                 <w:b w:val="false"/>
                 <w:bCs w:val="false"/>
                 <w:color w:val="111111"/>
-                <w:sz w:val="30"/>
-                <w:szCs w:val="30"/>
+                <w:sz w:val="26"/>
+                <w:szCs w:val="26"/>
                 <w:rtl/>
               </w:rPr>
               <w:t xml:space="preserve">لَمْ يَرْمِ</w:t>
@@ -5748,18 +5617,18 @@
           </w:tcPr>
           <w:p>
             <w:pPr>
-              <w:spacing w:after="0" w:line="270"/>
-            </w:pPr>
-            <w:r>
-              <w:rPr>
-                <w:rFonts w:ascii="Times New Roman" w:cs="Times New Roman" w:eastAsia="Times New Roman" w:hAnsi="Times New Roman"/>
-                <w:b w:val="false"/>
-                <w:bCs w:val="false"/>
-                <w:i w:val="false"/>
-                <w:iCs w:val="false"/>
-                <w:color w:val="111111"/>
-                <w:sz w:val="20"/>
-                <w:szCs w:val="20"/>
+              <w:spacing w:after="0" w:line="208"/>
+            </w:pPr>
+            <w:r>
+              <w:rPr>
+                <w:rFonts w:ascii="Times New Roman" w:cs="Times New Roman" w:eastAsia="Times New Roman" w:hAnsi="Times New Roman"/>
+                <w:b w:val="false"/>
+                <w:bCs w:val="false"/>
+                <w:i w:val="false"/>
+                <w:iCs w:val="false"/>
+                <w:color w:val="111111"/>
+                <w:sz w:val="17"/>
+                <w:szCs w:val="17"/>
               </w:rPr>
               <w:t xml:space="preserve"/>
             </w:r>
@@ -5768,7 +5637,7 @@
       </w:tr>
       <w:tr>
         <w:trPr>
-          <w:trHeight w:val="430" w:hRule="atLeast"/>
+          <w:trHeight w:val="266" w:hRule="atLeast"/>
         </w:trPr>
         <w:tc>
           <w:tcPr>
@@ -5783,19 +5652,19 @@
           </w:tcPr>
           <w:p>
             <w:pPr>
-              <w:spacing w:after="0" w:line="270"/>
-              <w:jc w:val="center"/>
-            </w:pPr>
-            <w:r>
-              <w:rPr>
-                <w:rFonts w:ascii="Times New Roman" w:cs="Times New Roman" w:eastAsia="Times New Roman" w:hAnsi="Times New Roman"/>
-                <w:b w:val="false"/>
-                <w:bCs w:val="false"/>
-                <w:i w:val="false"/>
-                <w:iCs w:val="false"/>
-                <w:color w:val="111111"/>
-                <w:sz w:val="19"/>
-                <w:szCs w:val="19"/>
+              <w:spacing w:after="0" w:line="208"/>
+              <w:jc w:val="center"/>
+            </w:pPr>
+            <w:r>
+              <w:rPr>
+                <w:rFonts w:ascii="Times New Roman" w:cs="Times New Roman" w:eastAsia="Times New Roman" w:hAnsi="Times New Roman"/>
+                <w:b w:val="false"/>
+                <w:bCs w:val="false"/>
+                <w:i w:val="false"/>
+                <w:iCs w:val="false"/>
+                <w:color w:val="111111"/>
+                <w:sz w:val="16"/>
+                <w:szCs w:val="16"/>
               </w:rPr>
               <w:t xml:space="preserve">5</w:t>
             </w:r>
@@ -5815,7 +5684,7 @@
           <w:p>
             <w:pPr>
               <w:bidi/>
-              <w:spacing w:after="0" w:line="320"/>
+              <w:spacing w:after="0" w:line="208"/>
             </w:pPr>
             <w:r>
               <w:rPr>
@@ -5823,8 +5692,8 @@
                 <w:b w:val="false"/>
                 <w:bCs w:val="false"/>
                 <w:color w:val="111111"/>
-                <w:sz w:val="30"/>
-                <w:szCs w:val="30"/>
+                <w:sz w:val="26"/>
+                <w:szCs w:val="26"/>
                 <w:rtl/>
               </w:rPr>
               <w:t xml:space="preserve">سَوْفَ نُنَظِّفُ</w:t>
@@ -5844,18 +5713,18 @@
           </w:tcPr>
           <w:p>
             <w:pPr>
-              <w:spacing w:after="0" w:line="270"/>
-            </w:pPr>
-            <w:r>
-              <w:rPr>
-                <w:rFonts w:ascii="Times New Roman" w:cs="Times New Roman" w:eastAsia="Times New Roman" w:hAnsi="Times New Roman"/>
-                <w:b w:val="false"/>
-                <w:bCs w:val="false"/>
-                <w:i w:val="false"/>
-                <w:iCs w:val="false"/>
-                <w:color w:val="111111"/>
-                <w:sz w:val="20"/>
-                <w:szCs w:val="20"/>
+              <w:spacing w:after="0" w:line="208"/>
+            </w:pPr>
+            <w:r>
+              <w:rPr>
+                <w:rFonts w:ascii="Times New Roman" w:cs="Times New Roman" w:eastAsia="Times New Roman" w:hAnsi="Times New Roman"/>
+                <w:b w:val="false"/>
+                <w:bCs w:val="false"/>
+                <w:i w:val="false"/>
+                <w:iCs w:val="false"/>
+                <w:color w:val="111111"/>
+                <w:sz w:val="17"/>
+                <w:szCs w:val="17"/>
               </w:rPr>
               <w:t xml:space="preserve"/>
             </w:r>
@@ -5868,7 +5737,7 @@
         <w:tabs>
           <w:tab w:val="right" w:pos="9864"/>
         </w:tabs>
-        <w:spacing w:after="90" w:before="220" w:line="280"/>
+        <w:spacing w:after="27" w:before="66" w:line="208"/>
         <w:ind w:left="340" w:hanging="340"/>
       </w:pPr>
       <w:r>
@@ -5879,16 +5748,16 @@
           <w:i w:val="false"/>
           <w:iCs w:val="false"/>
           <w:color w:val="111111"/>
-          <w:sz w:val="21"/>
-          <w:szCs w:val="21"/>
+          <w:sz w:val="17"/>
+          <w:szCs w:val="17"/>
         </w:rPr>
         <w:t xml:space="preserve">7.</w:t>
       </w:r>
       <w:r>
         <w:rPr>
           <w:rFonts w:ascii="Times New Roman" w:cs="Times New Roman" w:eastAsia="Times New Roman" w:hAnsi="Times New Roman"/>
-          <w:sz w:val="21"/>
-          <w:szCs w:val="21"/>
+          <w:sz w:val="17"/>
+          <w:szCs w:val="17"/>
         </w:rPr>
         <w:tab/>
       </w:r>
@@ -5900,16 +5769,16 @@
           <w:i w:val="false"/>
           <w:iCs w:val="false"/>
           <w:color w:val="111111"/>
-          <w:sz w:val="21"/>
-          <w:szCs w:val="21"/>
+          <w:sz w:val="17"/>
+          <w:szCs w:val="17"/>
         </w:rPr>
         <w:t xml:space="preserve">Aşağıdaki soruları okuma metnine göre Arapça cevaplayınız.</w:t>
       </w:r>
       <w:r>
         <w:rPr>
           <w:rFonts w:ascii="Times New Roman" w:cs="Times New Roman" w:eastAsia="Times New Roman" w:hAnsi="Times New Roman"/>
-          <w:sz w:val="21"/>
-          <w:szCs w:val="21"/>
+          <w:sz w:val="17"/>
+          <w:szCs w:val="17"/>
         </w:rPr>
         <w:tab/>
       </w:r>
@@ -5921,8 +5790,8 @@
           <w:i w:val="false"/>
           <w:iCs w:val="false"/>
           <w:color w:val="55636F"/>
-          <w:sz w:val="18"/>
-          <w:szCs w:val="18"/>
+          <w:sz w:val="15"/>
+          <w:szCs w:val="15"/>
         </w:rPr>
         <w:t xml:space="preserve">(15 puan)</w:t>
       </w:r>
@@ -5930,7 +5799,7 @@
     <w:p>
       <w:pPr>
         <w:keepNext w:val="false"/>
-        <w:spacing w:after="90" w:before="0" w:line="280"/>
+        <w:spacing w:after="27" w:before="0" w:line="208"/>
         <w:ind w:left="340"/>
       </w:pPr>
       <w:r>
@@ -5941,8 +5810,8 @@
           <w:i/>
           <w:iCs/>
           <w:color w:val="5B6772"/>
-          <w:sz w:val="18"/>
-          <w:szCs w:val="18"/>
+          <w:sz w:val="15"/>
+          <w:szCs w:val="15"/>
         </w:rPr>
         <w:t xml:space="preserve">Her doğru cevap 3 puandır.</w:t>
       </w:r>
@@ -5982,7 +5851,7 @@
           </w:tcPr>
           <w:p>
             <w:pPr>
-              <w:spacing w:after="0" w:line="270"/>
+              <w:spacing w:after="0" w:line="208"/>
               <w:jc w:val="center"/>
             </w:pPr>
             <w:r>
@@ -5993,8 +5862,8 @@
                 <w:i w:val="false"/>
                 <w:iCs w:val="false"/>
                 <w:color w:val="111111"/>
-                <w:sz w:val="18"/>
-                <w:szCs w:val="18"/>
+                <w:sz w:val="15"/>
+                <w:szCs w:val="15"/>
               </w:rPr>
               <w:t xml:space="preserve">No</w:t>
             </w:r>
@@ -6014,7 +5883,7 @@
           </w:tcPr>
           <w:p>
             <w:pPr>
-              <w:spacing w:after="0" w:line="270"/>
+              <w:spacing w:after="0" w:line="208"/>
               <w:jc w:val="center"/>
             </w:pPr>
             <w:r>
@@ -6025,8 +5894,8 @@
                 <w:i w:val="false"/>
                 <w:iCs w:val="false"/>
                 <w:color w:val="111111"/>
-                <w:sz w:val="18"/>
-                <w:szCs w:val="18"/>
+                <w:sz w:val="15"/>
+                <w:szCs w:val="15"/>
               </w:rPr>
               <w:t xml:space="preserve">Soru</w:t>
             </w:r>
@@ -6046,7 +5915,7 @@
           </w:tcPr>
           <w:p>
             <w:pPr>
-              <w:spacing w:after="0" w:line="270"/>
+              <w:spacing w:after="0" w:line="208"/>
               <w:jc w:val="center"/>
             </w:pPr>
             <w:r>
@@ -6057,8 +5926,8 @@
                 <w:i w:val="false"/>
                 <w:iCs w:val="false"/>
                 <w:color w:val="111111"/>
-                <w:sz w:val="18"/>
-                <w:szCs w:val="18"/>
+                <w:sz w:val="15"/>
+                <w:szCs w:val="15"/>
               </w:rPr>
               <w:t xml:space="preserve">Arapça cevabın</w:t>
             </w:r>
@@ -6067,7 +5936,7 @@
       </w:tr>
       <w:tr>
         <w:trPr>
-          <w:trHeight w:val="520" w:hRule="atLeast"/>
+          <w:trHeight w:val="322" w:hRule="atLeast"/>
         </w:trPr>
         <w:tc>
           <w:tcPr>
@@ -6082,19 +5951,19 @@
           </w:tcPr>
           <w:p>
             <w:pPr>
-              <w:spacing w:after="0" w:line="270"/>
-              <w:jc w:val="center"/>
-            </w:pPr>
-            <w:r>
-              <w:rPr>
-                <w:rFonts w:ascii="Times New Roman" w:cs="Times New Roman" w:eastAsia="Times New Roman" w:hAnsi="Times New Roman"/>
-                <w:b w:val="false"/>
-                <w:bCs w:val="false"/>
-                <w:i w:val="false"/>
-                <w:iCs w:val="false"/>
-                <w:color w:val="111111"/>
-                <w:sz w:val="19"/>
-                <w:szCs w:val="19"/>
+              <w:spacing w:after="0" w:line="208"/>
+              <w:jc w:val="center"/>
+            </w:pPr>
+            <w:r>
+              <w:rPr>
+                <w:rFonts w:ascii="Times New Roman" w:cs="Times New Roman" w:eastAsia="Times New Roman" w:hAnsi="Times New Roman"/>
+                <w:b w:val="false"/>
+                <w:bCs w:val="false"/>
+                <w:i w:val="false"/>
+                <w:iCs w:val="false"/>
+                <w:color w:val="111111"/>
+                <w:sz w:val="16"/>
+                <w:szCs w:val="16"/>
               </w:rPr>
               <w:t xml:space="preserve">1</w:t>
             </w:r>
@@ -6113,18 +5982,18 @@
           </w:tcPr>
           <w:p>
             <w:pPr>
-              <w:spacing w:after="0" w:line="270"/>
-            </w:pPr>
-            <w:r>
-              <w:rPr>
-                <w:rFonts w:ascii="Times New Roman" w:cs="Times New Roman" w:eastAsia="Times New Roman" w:hAnsi="Times New Roman"/>
-                <w:b w:val="false"/>
-                <w:bCs w:val="false"/>
-                <w:i w:val="false"/>
-                <w:iCs w:val="false"/>
-                <w:color w:val="111111"/>
-                <w:sz w:val="20"/>
-                <w:szCs w:val="20"/>
+              <w:spacing w:after="0" w:line="208"/>
+            </w:pPr>
+            <w:r>
+              <w:rPr>
+                <w:rFonts w:ascii="Times New Roman" w:cs="Times New Roman" w:eastAsia="Times New Roman" w:hAnsi="Times New Roman"/>
+                <w:b w:val="false"/>
+                <w:bCs w:val="false"/>
+                <w:i w:val="false"/>
+                <w:iCs w:val="false"/>
+                <w:color w:val="111111"/>
+                <w:sz w:val="17"/>
+                <w:szCs w:val="17"/>
               </w:rPr>
               <w:t xml:space="preserve">Mahallede ne vardır?</w:t>
             </w:r>
@@ -6144,7 +6013,7 @@
           <w:p>
             <w:pPr>
               <w:bidi/>
-              <w:spacing w:after="0" w:line="320"/>
+              <w:spacing w:after="0" w:line="208"/>
             </w:pPr>
             <w:r>
               <w:rPr>
@@ -6152,8 +6021,8 @@
                 <w:b w:val="false"/>
                 <w:bCs w:val="false"/>
                 <w:color w:val="111111"/>
-                <w:sz w:val="28"/>
-                <w:szCs w:val="28"/>
+                <w:sz w:val="25"/>
+                <w:szCs w:val="25"/>
                 <w:rtl/>
               </w:rPr>
               <w:t xml:space="preserve"/>
@@ -6163,7 +6032,7 @@
       </w:tr>
       <w:tr>
         <w:trPr>
-          <w:trHeight w:val="520" w:hRule="atLeast"/>
+          <w:trHeight w:val="322" w:hRule="atLeast"/>
         </w:trPr>
         <w:tc>
           <w:tcPr>
@@ -6178,19 +6047,19 @@
           </w:tcPr>
           <w:p>
             <w:pPr>
-              <w:spacing w:after="0" w:line="270"/>
-              <w:jc w:val="center"/>
-            </w:pPr>
-            <w:r>
-              <w:rPr>
-                <w:rFonts w:ascii="Times New Roman" w:cs="Times New Roman" w:eastAsia="Times New Roman" w:hAnsi="Times New Roman"/>
-                <w:b w:val="false"/>
-                <w:bCs w:val="false"/>
-                <w:i w:val="false"/>
-                <w:iCs w:val="false"/>
-                <w:color w:val="111111"/>
-                <w:sz w:val="19"/>
-                <w:szCs w:val="19"/>
+              <w:spacing w:after="0" w:line="208"/>
+              <w:jc w:val="center"/>
+            </w:pPr>
+            <w:r>
+              <w:rPr>
+                <w:rFonts w:ascii="Times New Roman" w:cs="Times New Roman" w:eastAsia="Times New Roman" w:hAnsi="Times New Roman"/>
+                <w:b w:val="false"/>
+                <w:bCs w:val="false"/>
+                <w:i w:val="false"/>
+                <w:iCs w:val="false"/>
+                <w:color w:val="111111"/>
+                <w:sz w:val="16"/>
+                <w:szCs w:val="16"/>
               </w:rPr>
               <w:t xml:space="preserve">2</w:t>
             </w:r>
@@ -6209,18 +6078,18 @@
           </w:tcPr>
           <w:p>
             <w:pPr>
-              <w:spacing w:after="0" w:line="270"/>
-            </w:pPr>
-            <w:r>
-              <w:rPr>
-                <w:rFonts w:ascii="Times New Roman" w:cs="Times New Roman" w:eastAsia="Times New Roman" w:hAnsi="Times New Roman"/>
-                <w:b w:val="false"/>
-                <w:bCs w:val="false"/>
-                <w:i w:val="false"/>
-                <w:iCs w:val="false"/>
-                <w:color w:val="111111"/>
-                <w:sz w:val="20"/>
-                <w:szCs w:val="20"/>
+              <w:spacing w:after="0" w:line="208"/>
+            </w:pPr>
+            <w:r>
+              <w:rPr>
+                <w:rFonts w:ascii="Times New Roman" w:cs="Times New Roman" w:eastAsia="Times New Roman" w:hAnsi="Times New Roman"/>
+                <w:b w:val="false"/>
+                <w:bCs w:val="false"/>
+                <w:i w:val="false"/>
+                <w:iCs w:val="false"/>
+                <w:color w:val="111111"/>
+                <w:sz w:val="17"/>
+                <w:szCs w:val="17"/>
               </w:rPr>
               <w:t xml:space="preserve">Her ilkbaharda ne yaparlar?</w:t>
             </w:r>
@@ -6240,7 +6109,7 @@
           <w:p>
             <w:pPr>
               <w:bidi/>
-              <w:spacing w:after="0" w:line="320"/>
+              <w:spacing w:after="0" w:line="208"/>
             </w:pPr>
             <w:r>
               <w:rPr>
@@ -6248,8 +6117,8 @@
                 <w:b w:val="false"/>
                 <w:bCs w:val="false"/>
                 <w:color w:val="111111"/>
-                <w:sz w:val="28"/>
-                <w:szCs w:val="28"/>
+                <w:sz w:val="25"/>
+                <w:szCs w:val="25"/>
                 <w:rtl/>
               </w:rPr>
               <w:t xml:space="preserve"/>
@@ -6259,7 +6128,7 @@
       </w:tr>
       <w:tr>
         <w:trPr>
-          <w:trHeight w:val="520" w:hRule="atLeast"/>
+          <w:trHeight w:val="322" w:hRule="atLeast"/>
         </w:trPr>
         <w:tc>
           <w:tcPr>
@@ -6274,19 +6143,19 @@
           </w:tcPr>
           <w:p>
             <w:pPr>
-              <w:spacing w:after="0" w:line="270"/>
-              <w:jc w:val="center"/>
-            </w:pPr>
-            <w:r>
-              <w:rPr>
-                <w:rFonts w:ascii="Times New Roman" w:cs="Times New Roman" w:eastAsia="Times New Roman" w:hAnsi="Times New Roman"/>
-                <w:b w:val="false"/>
-                <w:bCs w:val="false"/>
-                <w:i w:val="false"/>
-                <w:iCs w:val="false"/>
-                <w:color w:val="111111"/>
-                <w:sz w:val="19"/>
-                <w:szCs w:val="19"/>
+              <w:spacing w:after="0" w:line="208"/>
+              <w:jc w:val="center"/>
+            </w:pPr>
+            <w:r>
+              <w:rPr>
+                <w:rFonts w:ascii="Times New Roman" w:cs="Times New Roman" w:eastAsia="Times New Roman" w:hAnsi="Times New Roman"/>
+                <w:b w:val="false"/>
+                <w:bCs w:val="false"/>
+                <w:i w:val="false"/>
+                <w:iCs w:val="false"/>
+                <w:color w:val="111111"/>
+                <w:sz w:val="16"/>
+                <w:szCs w:val="16"/>
               </w:rPr>
               <w:t xml:space="preserve">3</w:t>
             </w:r>
@@ -6305,18 +6174,18 @@
           </w:tcPr>
           <w:p>
             <w:pPr>
-              <w:spacing w:after="0" w:line="270"/>
-            </w:pPr>
-            <w:r>
-              <w:rPr>
-                <w:rFonts w:ascii="Times New Roman" w:cs="Times New Roman" w:eastAsia="Times New Roman" w:hAnsi="Times New Roman"/>
-                <w:b w:val="false"/>
-                <w:bCs w:val="false"/>
-                <w:i w:val="false"/>
-                <w:iCs w:val="false"/>
-                <w:color w:val="111111"/>
-                <w:sz w:val="20"/>
-                <w:szCs w:val="20"/>
+              <w:spacing w:after="0" w:line="208"/>
+            </w:pPr>
+            <w:r>
+              <w:rPr>
+                <w:rFonts w:ascii="Times New Roman" w:cs="Times New Roman" w:eastAsia="Times New Roman" w:hAnsi="Times New Roman"/>
+                <w:b w:val="false"/>
+                <w:bCs w:val="false"/>
+                <w:i w:val="false"/>
+                <w:iCs w:val="false"/>
+                <w:color w:val="111111"/>
+                <w:sz w:val="17"/>
+                <w:szCs w:val="17"/>
               </w:rPr>
               <w:t xml:space="preserve">Atıkları nereye koyarlar?</w:t>
             </w:r>
@@ -6336,7 +6205,7 @@
           <w:p>
             <w:pPr>
               <w:bidi/>
-              <w:spacing w:after="0" w:line="320"/>
+              <w:spacing w:after="0" w:line="208"/>
             </w:pPr>
             <w:r>
               <w:rPr>
@@ -6344,8 +6213,8 @@
                 <w:b w:val="false"/>
                 <w:bCs w:val="false"/>
                 <w:color w:val="111111"/>
-                <w:sz w:val="28"/>
-                <w:szCs w:val="28"/>
+                <w:sz w:val="25"/>
+                <w:szCs w:val="25"/>
                 <w:rtl/>
               </w:rPr>
               <w:t xml:space="preserve"/>
@@ -6355,7 +6224,7 @@
       </w:tr>
       <w:tr>
         <w:trPr>
-          <w:trHeight w:val="520" w:hRule="atLeast"/>
+          <w:trHeight w:val="322" w:hRule="atLeast"/>
         </w:trPr>
         <w:tc>
           <w:tcPr>
@@ -6370,19 +6239,19 @@
           </w:tcPr>
           <w:p>
             <w:pPr>
-              <w:spacing w:after="0" w:line="270"/>
-              <w:jc w:val="center"/>
-            </w:pPr>
-            <w:r>
-              <w:rPr>
-                <w:rFonts w:ascii="Times New Roman" w:cs="Times New Roman" w:eastAsia="Times New Roman" w:hAnsi="Times New Roman"/>
-                <w:b w:val="false"/>
-                <w:bCs w:val="false"/>
-                <w:i w:val="false"/>
-                <w:iCs w:val="false"/>
-                <w:color w:val="111111"/>
-                <w:sz w:val="19"/>
-                <w:szCs w:val="19"/>
+              <w:spacing w:after="0" w:line="208"/>
+              <w:jc w:val="center"/>
+            </w:pPr>
+            <w:r>
+              <w:rPr>
+                <w:rFonts w:ascii="Times New Roman" w:cs="Times New Roman" w:eastAsia="Times New Roman" w:hAnsi="Times New Roman"/>
+                <w:b w:val="false"/>
+                <w:bCs w:val="false"/>
+                <w:i w:val="false"/>
+                <w:iCs w:val="false"/>
+                <w:color w:val="111111"/>
+                <w:sz w:val="16"/>
+                <w:szCs w:val="16"/>
               </w:rPr>
               <w:t xml:space="preserve">4</w:t>
             </w:r>
@@ -6401,18 +6270,18 @@
           </w:tcPr>
           <w:p>
             <w:pPr>
-              <w:spacing w:after="0" w:line="270"/>
-            </w:pPr>
-            <w:r>
-              <w:rPr>
-                <w:rFonts w:ascii="Times New Roman" w:cs="Times New Roman" w:eastAsia="Times New Roman" w:hAnsi="Times New Roman"/>
-                <w:b w:val="false"/>
-                <w:bCs w:val="false"/>
-                <w:i w:val="false"/>
-                <w:iCs w:val="false"/>
-                <w:color w:val="111111"/>
-                <w:sz w:val="20"/>
-                <w:szCs w:val="20"/>
+              <w:spacing w:after="0" w:line="208"/>
+            </w:pPr>
+            <w:r>
+              <w:rPr>
+                <w:rFonts w:ascii="Times New Roman" w:cs="Times New Roman" w:eastAsia="Times New Roman" w:hAnsi="Times New Roman"/>
+                <w:b w:val="false"/>
+                <w:bCs w:val="false"/>
+                <w:i w:val="false"/>
+                <w:iCs w:val="false"/>
+                <w:color w:val="111111"/>
+                <w:sz w:val="17"/>
+                <w:szCs w:val="17"/>
               </w:rPr>
               <w:t xml:space="preserve">Neyi korumamız gerekir?</w:t>
             </w:r>
@@ -6432,7 +6301,7 @@
           <w:p>
             <w:pPr>
               <w:bidi/>
-              <w:spacing w:after="0" w:line="320"/>
+              <w:spacing w:after="0" w:line="208"/>
             </w:pPr>
             <w:r>
               <w:rPr>
@@ -6440,8 +6309,8 @@
                 <w:b w:val="false"/>
                 <w:bCs w:val="false"/>
                 <w:color w:val="111111"/>
-                <w:sz w:val="28"/>
-                <w:szCs w:val="28"/>
+                <w:sz w:val="25"/>
+                <w:szCs w:val="25"/>
                 <w:rtl/>
               </w:rPr>
               <w:t xml:space="preserve"/>
@@ -6451,7 +6320,7 @@
       </w:tr>
       <w:tr>
         <w:trPr>
-          <w:trHeight w:val="520" w:hRule="atLeast"/>
+          <w:trHeight w:val="322" w:hRule="atLeast"/>
         </w:trPr>
         <w:tc>
           <w:tcPr>
@@ -6466,19 +6335,19 @@
           </w:tcPr>
           <w:p>
             <w:pPr>
-              <w:spacing w:after="0" w:line="270"/>
-              <w:jc w:val="center"/>
-            </w:pPr>
-            <w:r>
-              <w:rPr>
-                <w:rFonts w:ascii="Times New Roman" w:cs="Times New Roman" w:eastAsia="Times New Roman" w:hAnsi="Times New Roman"/>
-                <w:b w:val="false"/>
-                <w:bCs w:val="false"/>
-                <w:i w:val="false"/>
-                <w:iCs w:val="false"/>
-                <w:color w:val="111111"/>
-                <w:sz w:val="19"/>
-                <w:szCs w:val="19"/>
+              <w:spacing w:after="0" w:line="208"/>
+              <w:jc w:val="center"/>
+            </w:pPr>
+            <w:r>
+              <w:rPr>
+                <w:rFonts w:ascii="Times New Roman" w:cs="Times New Roman" w:eastAsia="Times New Roman" w:hAnsi="Times New Roman"/>
+                <w:b w:val="false"/>
+                <w:bCs w:val="false"/>
+                <w:i w:val="false"/>
+                <w:iCs w:val="false"/>
+                <w:color w:val="111111"/>
+                <w:sz w:val="16"/>
+                <w:szCs w:val="16"/>
               </w:rPr>
               <w:t xml:space="preserve">5</w:t>
             </w:r>
@@ -6497,18 +6366,18 @@
           </w:tcPr>
           <w:p>
             <w:pPr>
-              <w:spacing w:after="0" w:line="270"/>
-            </w:pPr>
-            <w:r>
-              <w:rPr>
-                <w:rFonts w:ascii="Times New Roman" w:cs="Times New Roman" w:eastAsia="Times New Roman" w:hAnsi="Times New Roman"/>
-                <w:b w:val="false"/>
-                <w:bCs w:val="false"/>
-                <w:i w:val="false"/>
-                <w:iCs w:val="false"/>
-                <w:color w:val="111111"/>
-                <w:sz w:val="20"/>
-                <w:szCs w:val="20"/>
+              <w:spacing w:after="0" w:line="208"/>
+            </w:pPr>
+            <w:r>
+              <w:rPr>
+                <w:rFonts w:ascii="Times New Roman" w:cs="Times New Roman" w:eastAsia="Times New Roman" w:hAnsi="Times New Roman"/>
+                <w:b w:val="false"/>
+                <w:bCs w:val="false"/>
+                <w:i w:val="false"/>
+                <w:iCs w:val="false"/>
+                <w:color w:val="111111"/>
+                <w:sz w:val="17"/>
+                <w:szCs w:val="17"/>
               </w:rPr>
               <w:t xml:space="preserve">Kirlilik neye zarar verir?</w:t>
             </w:r>
@@ -6528,7 +6397,7 @@
           <w:p>
             <w:pPr>
               <w:bidi/>
-              <w:spacing w:after="0" w:line="320"/>
+              <w:spacing w:after="0" w:line="208"/>
             </w:pPr>
             <w:r>
               <w:rPr>
@@ -6536,8 +6405,8 @@
                 <w:b w:val="false"/>
                 <w:bCs w:val="false"/>
                 <w:color w:val="111111"/>
-                <w:sz w:val="28"/>
-                <w:szCs w:val="28"/>
+                <w:sz w:val="25"/>
+                <w:szCs w:val="25"/>
                 <w:rtl/>
               </w:rPr>
               <w:t xml:space="preserve"/>
@@ -6551,7 +6420,7 @@
         <w:tabs>
           <w:tab w:val="right" w:pos="9864"/>
         </w:tabs>
-        <w:spacing w:after="90" w:before="220" w:line="280"/>
+        <w:spacing w:after="27" w:before="66" w:line="208"/>
         <w:ind w:left="340" w:hanging="340"/>
       </w:pPr>
       <w:r>
@@ -6562,16 +6431,16 @@
           <w:i w:val="false"/>
           <w:iCs w:val="false"/>
           <w:color w:val="111111"/>
-          <w:sz w:val="21"/>
-          <w:szCs w:val="21"/>
+          <w:sz w:val="17"/>
+          <w:szCs w:val="17"/>
         </w:rPr>
         <w:t xml:space="preserve">8.</w:t>
       </w:r>
       <w:r>
         <w:rPr>
           <w:rFonts w:ascii="Times New Roman" w:cs="Times New Roman" w:eastAsia="Times New Roman" w:hAnsi="Times New Roman"/>
-          <w:sz w:val="21"/>
-          <w:szCs w:val="21"/>
+          <w:sz w:val="17"/>
+          <w:szCs w:val="17"/>
         </w:rPr>
         <w:tab/>
       </w:r>
@@ -6583,16 +6452,16 @@
           <w:i w:val="false"/>
           <w:iCs w:val="false"/>
           <w:color w:val="111111"/>
-          <w:sz w:val="21"/>
-          <w:szCs w:val="21"/>
+          <w:sz w:val="17"/>
+          <w:szCs w:val="17"/>
         </w:rPr>
         <w:t xml:space="preserve">Beslediğiniz ya da sevdiğiniz bir hayvanı ve ona nasıl baktığınızı anlatan kısa bir metin yazınız.</w:t>
       </w:r>
       <w:r>
         <w:rPr>
           <w:rFonts w:ascii="Times New Roman" w:cs="Times New Roman" w:eastAsia="Times New Roman" w:hAnsi="Times New Roman"/>
-          <w:sz w:val="21"/>
-          <w:szCs w:val="21"/>
+          <w:sz w:val="17"/>
+          <w:szCs w:val="17"/>
         </w:rPr>
         <w:tab/>
       </w:r>
@@ -6604,8 +6473,8 @@
           <w:i w:val="false"/>
           <w:iCs w:val="false"/>
           <w:color w:val="55636F"/>
-          <w:sz w:val="18"/>
-          <w:szCs w:val="18"/>
+          <w:sz w:val="15"/>
+          <w:szCs w:val="15"/>
         </w:rPr>
         <w:t xml:space="preserve">(15 puan)</w:t>
       </w:r>
@@ -6613,7 +6482,7 @@
     <w:p>
       <w:pPr>
         <w:keepNext w:val="false"/>
-        <w:spacing w:after="90" w:before="0" w:line="280"/>
+        <w:spacing w:after="27" w:before="0" w:line="208"/>
         <w:ind w:left="340"/>
       </w:pPr>
       <w:r>
@@ -6624,8 +6493,8 @@
           <w:i/>
           <w:iCs/>
           <w:color w:val="5B6772"/>
-          <w:sz w:val="18"/>
-          <w:szCs w:val="18"/>
+          <w:sz w:val="15"/>
+          <w:szCs w:val="15"/>
         </w:rPr>
         <w:t xml:space="preserve">En az altı satır yazınız. Havuzdaki kelimelerden yararlanabilirsiniz.</w:t>
       </w:r>
@@ -6660,7 +6529,7 @@
           </w:tcPr>
           <w:p>
             <w:pPr>
-              <w:spacing w:after="50"/>
+              <w:spacing w:after="15"/>
             </w:pPr>
             <w:r>
               <w:rPr>
@@ -6670,8 +6539,8 @@
                 <w:i w:val="false"/>
                 <w:iCs w:val="false"/>
                 <w:color w:val="39454F"/>
-                <w:sz w:val="17"/>
-                <w:szCs w:val="17"/>
+                <w:sz w:val="14"/>
+                <w:szCs w:val="14"/>
               </w:rPr>
               <w:t xml:space="preserve">KELİME HAVUZU</w:t>
             </w:r>
@@ -6679,7 +6548,7 @@
           <w:p>
             <w:pPr>
               <w:bidi/>
-              <w:spacing w:after="0" w:line="360"/>
+              <w:spacing w:after="0" w:line="208"/>
               <w:jc w:val="center"/>
             </w:pPr>
             <w:r>
@@ -6688,8 +6557,8 @@
                 <w:b w:val="false"/>
                 <w:bCs w:val="false"/>
                 <w:color w:val="111111"/>
-                <w:sz w:val="30"/>
-                <w:szCs w:val="30"/>
+                <w:sz w:val="26"/>
+                <w:szCs w:val="26"/>
                 <w:rtl/>
               </w:rPr>
               <w:t xml:space="preserve">حَيَوَانٌ   —   قِطَّةٌ   —   طَيْرٌ   —   أُطْعِمُ   —   أَعْتَنِي   —   اَلرَّحْمَةُ   —   كُلَّ يَوْمٍ   —   جَمِيلٌ</w:t>
@@ -6700,7 +6569,7 @@
     </w:tbl>
     <w:p>
       <w:pPr>
-        <w:spacing w:after="80"/>
+        <w:spacing w:after="24"/>
       </w:pPr>
       <w:r>
         <w:rPr>
@@ -6710,30 +6579,8 @@
           <w:i w:val="false"/>
           <w:iCs w:val="false"/>
           <w:color w:val="111111"/>
-          <w:sz w:val="21"/>
-          <w:szCs w:val="21"/>
-        </w:rPr>
-        <w:t xml:space="preserve"/>
-      </w:r>
-    </w:p>
-    <w:p>
-      <w:pPr>
-        <w:pBdr>
-          <w:bottom w:val="dotted" w:color="97A4B1" w:sz="6"/>
-        </w:pBdr>
-        <w:bidi/>
-        <w:spacing w:after="210" w:line="300"/>
-      </w:pPr>
-      <w:r>
-        <w:rPr>
-          <w:rFonts w:ascii="Times New Roman" w:cs="Times New Roman" w:eastAsia="Times New Roman" w:hAnsi="Times New Roman"/>
-          <w:b w:val="false"/>
-          <w:bCs w:val="false"/>
-          <w:i w:val="false"/>
-          <w:iCs w:val="false"/>
-          <w:color w:val="111111"/>
-          <w:sz w:val="21"/>
-          <w:szCs w:val="21"/>
+          <w:sz w:val="17"/>
+          <w:szCs w:val="17"/>
         </w:rPr>
         <w:t xml:space="preserve"/>
       </w:r>
@@ -6744,7 +6591,7 @@
           <w:bottom w:val="dotted" w:color="96A3B0" w:sz="6"/>
         </w:pBdr>
         <w:bidi/>
-        <w:spacing w:after="210" w:line="300"/>
+        <w:spacing w:after="63" w:line="208"/>
       </w:pPr>
       <w:r>
         <w:rPr>
@@ -6754,30 +6601,8 @@
           <w:i w:val="false"/>
           <w:iCs w:val="false"/>
           <w:color w:val="111111"/>
-          <w:sz w:val="21"/>
-          <w:szCs w:val="21"/>
-        </w:rPr>
-        <w:t xml:space="preserve"/>
-      </w:r>
-    </w:p>
-    <w:p>
-      <w:pPr>
-        <w:pBdr>
-          <w:bottom w:val="dotted" w:color="97A4B1" w:sz="6"/>
-        </w:pBdr>
-        <w:bidi/>
-        <w:spacing w:after="210" w:line="300"/>
-      </w:pPr>
-      <w:r>
-        <w:rPr>
-          <w:rFonts w:ascii="Times New Roman" w:cs="Times New Roman" w:eastAsia="Times New Roman" w:hAnsi="Times New Roman"/>
-          <w:b w:val="false"/>
-          <w:bCs w:val="false"/>
-          <w:i w:val="false"/>
-          <w:iCs w:val="false"/>
-          <w:color w:val="111111"/>
-          <w:sz w:val="21"/>
-          <w:szCs w:val="21"/>
+          <w:sz w:val="17"/>
+          <w:szCs w:val="17"/>
         </w:rPr>
         <w:t xml:space="preserve"/>
       </w:r>
@@ -6788,7 +6613,7 @@
           <w:bottom w:val="dotted" w:color="96A3B0" w:sz="6"/>
         </w:pBdr>
         <w:bidi/>
-        <w:spacing w:after="210" w:line="300"/>
+        <w:spacing w:after="63" w:line="208"/>
       </w:pPr>
       <w:r>
         <w:rPr>
@@ -6798,19 +6623,15 @@
           <w:i w:val="false"/>
           <w:iCs w:val="false"/>
           <w:color w:val="111111"/>
-          <w:sz w:val="21"/>
-          <w:szCs w:val="21"/>
+          <w:sz w:val="17"/>
+          <w:szCs w:val="17"/>
         </w:rPr>
         <w:t xml:space="preserve"/>
       </w:r>
     </w:p>
     <w:p>
       <w:pPr>
-        <w:pBdr>
-          <w:bottom w:val="dotted" w:color="97A4B1" w:sz="6"/>
-        </w:pBdr>
-        <w:bidi/>
-        <w:spacing w:after="210" w:line="300"/>
+        <w:spacing w:after="54"/>
       </w:pPr>
       <w:r>
         <w:rPr>
@@ -6820,70 +6641,8 @@
           <w:i w:val="false"/>
           <w:iCs w:val="false"/>
           <w:color w:val="111111"/>
-          <w:sz w:val="21"/>
-          <w:szCs w:val="21"/>
-        </w:rPr>
-        <w:t xml:space="preserve"/>
-      </w:r>
-    </w:p>
-    <w:p>
-      <w:pPr>
-        <w:pBdr>
-          <w:bottom w:val="dotted" w:color="96A3B0" w:sz="6"/>
-        </w:pBdr>
-        <w:bidi/>
-        <w:spacing w:after="210" w:line="300"/>
-      </w:pPr>
-      <w:r>
-        <w:rPr>
-          <w:rFonts w:ascii="Times New Roman" w:cs="Times New Roman" w:eastAsia="Times New Roman" w:hAnsi="Times New Roman"/>
-          <w:b w:val="false"/>
-          <w:bCs w:val="false"/>
-          <w:i w:val="false"/>
-          <w:iCs w:val="false"/>
-          <w:color w:val="111111"/>
-          <w:sz w:val="21"/>
-          <w:szCs w:val="21"/>
-        </w:rPr>
-        <w:t xml:space="preserve"/>
-      </w:r>
-    </w:p>
-    <w:p>
-      <w:pPr>
-        <w:pBdr>
-          <w:bottom w:val="dotted" w:color="97A4B1" w:sz="6"/>
-        </w:pBdr>
-        <w:bidi/>
-        <w:spacing w:after="210" w:line="300"/>
-      </w:pPr>
-      <w:r>
-        <w:rPr>
-          <w:rFonts w:ascii="Times New Roman" w:cs="Times New Roman" w:eastAsia="Times New Roman" w:hAnsi="Times New Roman"/>
-          <w:b w:val="false"/>
-          <w:bCs w:val="false"/>
-          <w:i w:val="false"/>
-          <w:iCs w:val="false"/>
-          <w:color w:val="111111"/>
-          <w:sz w:val="21"/>
-          <w:szCs w:val="21"/>
-        </w:rPr>
-        <w:t xml:space="preserve"/>
-      </w:r>
-    </w:p>
-    <w:p>
-      <w:pPr>
-        <w:spacing w:after="180"/>
-      </w:pPr>
-      <w:r>
-        <w:rPr>
-          <w:rFonts w:ascii="Times New Roman" w:cs="Times New Roman" w:eastAsia="Times New Roman" w:hAnsi="Times New Roman"/>
-          <w:b w:val="false"/>
-          <w:bCs w:val="false"/>
-          <w:i w:val="false"/>
-          <w:iCs w:val="false"/>
-          <w:color w:val="111111"/>
-          <w:sz w:val="21"/>
-          <w:szCs w:val="21"/>
+          <w:sz w:val="17"/>
+          <w:szCs w:val="17"/>
         </w:rPr>
         <w:t xml:space="preserve"/>
       </w:r>
@@ -6891,7 +6650,7 @@
     <w:p>
       <w:pPr>
         <w:keepNext w:val="false"/>
-        <w:spacing w:after="70" w:before="0" w:line="280"/>
+        <w:spacing w:after="21" w:before="0" w:line="208"/>
         <w:jc w:val="center"/>
       </w:pPr>
       <w:r>
@@ -6902,8 +6661,8 @@
           <w:i/>
           <w:iCs/>
           <w:color w:val="5B6772"/>
-          <w:sz w:val="19"/>
-          <w:szCs w:val="19"/>
+          <w:sz w:val="16"/>
+          <w:szCs w:val="16"/>
         </w:rPr>
         <w:t xml:space="preserve">Başarılar dilerim.</w:t>
       </w:r>
@@ -6911,7 +6670,7 @@
     <w:p>
       <w:pPr>
         <w:keepNext w:val="false"/>
-        <w:spacing w:after="70" w:before="0" w:line="280"/>
+        <w:spacing w:after="21" w:before="0" w:line="208"/>
         <w:jc w:val="center"/>
       </w:pPr>
       <w:r>
@@ -6922,8 +6681,8 @@
           <w:i w:val="false"/>
           <w:iCs w:val="false"/>
           <w:color w:val="5B6772"/>
-          <w:sz w:val="18"/>
-          <w:szCs w:val="18"/>
+          <w:sz w:val="15"/>
+          <w:szCs w:val="15"/>
         </w:rPr>
         <w:t xml:space="preserve">Arapça Öğretmeni</w:t>
       </w:r>
@@ -6938,7 +6697,7 @@
         <w:pBdr>
           <w:bottom w:val="single" w:color="3F4C58" w:sz="8"/>
         </w:pBdr>
-        <w:spacing w:after="40"/>
+        <w:spacing w:after="12"/>
         <w:jc w:val="center"/>
       </w:pPr>
       <w:r>
@@ -6949,8 +6708,8 @@
           <w:i w:val="false"/>
           <w:iCs w:val="false"/>
           <w:color w:val="15222E"/>
-          <w:sz w:val="24"/>
-          <w:szCs w:val="24"/>
+          <w:sz w:val="20"/>
+          <w:szCs w:val="20"/>
         </w:rPr>
         <w:t xml:space="preserve">CEVAP ANAHTARI VE PUANLAMA</w:t>
       </w:r>
@@ -6958,7 +6717,7 @@
     <w:p>
       <w:pPr>
         <w:keepNext w:val="false"/>
-        <w:spacing w:after="160" w:before="0" w:line="280"/>
+        <w:spacing w:after="48" w:before="0" w:line="208"/>
         <w:jc w:val="center"/>
       </w:pPr>
       <w:r>
@@ -6969,8 +6728,8 @@
           <w:i/>
           <w:iCs/>
           <w:color w:val="5B6772"/>
-          <w:sz w:val="18"/>
-          <w:szCs w:val="18"/>
+          <w:sz w:val="15"/>
+          <w:szCs w:val="15"/>
         </w:rPr>
         <w:t xml:space="preserve">8. Sınıf · 2. Dönem 1. Yazılı · Beceri temelli · 4. Tema (DOĞA)</w:t>
       </w:r>
@@ -6978,7 +6737,7 @@
     <w:p>
       <w:pPr>
         <w:keepNext w:val="false"/>
-        <w:spacing w:after="180" w:before="0" w:line="280"/>
+        <w:spacing w:after="54" w:before="0" w:line="208"/>
         <w:jc w:val="center"/>
       </w:pPr>
       <w:r>
@@ -6989,8 +6748,8 @@
           <w:i/>
           <w:iCs/>
           <w:color w:val="8A97A3"/>
-          <w:sz w:val="16"/>
-          <w:szCs w:val="16"/>
+          <w:sz w:val="13"/>
+          <w:szCs w:val="13"/>
         </w:rPr>
         <w:t xml:space="preserve">Bu sayfa öğrenciye verilmez.</w:t>
       </w:r>
@@ -7030,7 +6789,7 @@
           </w:tcPr>
           <w:p>
             <w:pPr>
-              <w:spacing w:after="0" w:line="270"/>
+              <w:spacing w:after="0" w:line="208"/>
               <w:jc w:val="center"/>
             </w:pPr>
             <w:r>
@@ -7041,8 +6800,8 @@
                 <w:i w:val="false"/>
                 <w:iCs w:val="false"/>
                 <w:color w:val="111111"/>
-                <w:sz w:val="18"/>
-                <w:szCs w:val="18"/>
+                <w:sz w:val="15"/>
+                <w:szCs w:val="15"/>
               </w:rPr>
               <w:t xml:space="preserve">Soru</w:t>
             </w:r>
@@ -7062,7 +6821,7 @@
           </w:tcPr>
           <w:p>
             <w:pPr>
-              <w:spacing w:after="0" w:line="270"/>
+              <w:spacing w:after="0" w:line="208"/>
               <w:jc w:val="center"/>
             </w:pPr>
             <w:r>
@@ -7073,8 +6832,8 @@
                 <w:i w:val="false"/>
                 <w:iCs w:val="false"/>
                 <w:color w:val="111111"/>
-                <w:sz w:val="18"/>
-                <w:szCs w:val="18"/>
+                <w:sz w:val="15"/>
+                <w:szCs w:val="15"/>
               </w:rPr>
               <w:t xml:space="preserve">Puan</w:t>
             </w:r>
@@ -7094,7 +6853,7 @@
           </w:tcPr>
           <w:p>
             <w:pPr>
-              <w:spacing w:after="0" w:line="270"/>
+              <w:spacing w:after="0" w:line="208"/>
               <w:jc w:val="center"/>
             </w:pPr>
             <w:r>
@@ -7105,8 +6864,8 @@
                 <w:i w:val="false"/>
                 <w:iCs w:val="false"/>
                 <w:color w:val="111111"/>
-                <w:sz w:val="18"/>
-                <w:szCs w:val="18"/>
+                <w:sz w:val="15"/>
+                <w:szCs w:val="15"/>
               </w:rPr>
               <w:t xml:space="preserve">Cevap</w:t>
             </w:r>
@@ -7127,7 +6886,7 @@
           </w:tcPr>
           <w:p>
             <w:pPr>
-              <w:spacing w:after="0" w:line="270"/>
+              <w:spacing w:after="0" w:line="208"/>
               <w:jc w:val="center"/>
             </w:pPr>
             <w:r>
@@ -7138,8 +6897,8 @@
                 <w:i w:val="false"/>
                 <w:iCs w:val="false"/>
                 <w:color w:val="111111"/>
-                <w:sz w:val="19"/>
-                <w:szCs w:val="19"/>
+                <w:sz w:val="16"/>
+                <w:szCs w:val="16"/>
               </w:rPr>
               <w:t xml:space="preserve">1</w:t>
             </w:r>
@@ -7158,19 +6917,19 @@
           </w:tcPr>
           <w:p>
             <w:pPr>
-              <w:spacing w:after="0" w:line="270"/>
-              <w:jc w:val="center"/>
-            </w:pPr>
-            <w:r>
-              <w:rPr>
-                <w:rFonts w:ascii="Times New Roman" w:cs="Times New Roman" w:eastAsia="Times New Roman" w:hAnsi="Times New Roman"/>
-                <w:b w:val="false"/>
-                <w:bCs w:val="false"/>
-                <w:i w:val="false"/>
-                <w:iCs w:val="false"/>
-                <w:color w:val="111111"/>
-                <w:sz w:val="19"/>
-                <w:szCs w:val="19"/>
+              <w:spacing w:after="0" w:line="208"/>
+              <w:jc w:val="center"/>
+            </w:pPr>
+            <w:r>
+              <w:rPr>
+                <w:rFonts w:ascii="Times New Roman" w:cs="Times New Roman" w:eastAsia="Times New Roman" w:hAnsi="Times New Roman"/>
+                <w:b w:val="false"/>
+                <w:bCs w:val="false"/>
+                <w:i w:val="false"/>
+                <w:iCs w:val="false"/>
+                <w:color w:val="111111"/>
+                <w:sz w:val="16"/>
+                <w:szCs w:val="16"/>
               </w:rPr>
               <w:t xml:space="preserve">15</w:t>
             </w:r>
@@ -7189,36 +6948,36 @@
           </w:tcPr>
           <w:p>
             <w:pPr>
-              <w:spacing w:after="0" w:line="270"/>
-            </w:pPr>
-            <w:r>
-              <w:rPr>
-                <w:rFonts w:ascii="Times New Roman" w:cs="Times New Roman" w:eastAsia="Times New Roman" w:hAnsi="Times New Roman"/>
-                <w:b w:val="false"/>
-                <w:bCs w:val="false"/>
-                <w:i w:val="false"/>
-                <w:iCs w:val="false"/>
-                <w:color w:val="111111"/>
-                <w:sz w:val="19"/>
-                <w:szCs w:val="19"/>
+              <w:spacing w:after="0" w:line="208"/>
+            </w:pPr>
+            <w:r>
+              <w:rPr>
+                <w:rFonts w:ascii="Times New Roman" w:cs="Times New Roman" w:eastAsia="Times New Roman" w:hAnsi="Times New Roman"/>
+                <w:b w:val="false"/>
+                <w:bCs w:val="false"/>
+                <w:i w:val="false"/>
+                <w:iCs w:val="false"/>
+                <w:color w:val="111111"/>
+                <w:sz w:val="16"/>
+                <w:szCs w:val="16"/>
               </w:rPr>
               <w:t xml:space="preserve">a) A   ·   b) C   ·   c) A   (her biri 4 puan)</w:t>
             </w:r>
           </w:p>
           <w:p>
             <w:pPr>
-              <w:spacing w:after="0" w:line="270"/>
-            </w:pPr>
-            <w:r>
-              <w:rPr>
-                <w:rFonts w:ascii="Times New Roman" w:cs="Times New Roman" w:eastAsia="Times New Roman" w:hAnsi="Times New Roman"/>
-                <w:b w:val="false"/>
-                <w:bCs w:val="false"/>
-                <w:i w:val="false"/>
-                <w:iCs w:val="false"/>
-                <w:color w:val="111111"/>
-                <w:sz w:val="19"/>
-                <w:szCs w:val="19"/>
+              <w:spacing w:after="0" w:line="208"/>
+            </w:pPr>
+            <w:r>
+              <w:rPr>
+                <w:rFonts w:ascii="Times New Roman" w:cs="Times New Roman" w:eastAsia="Times New Roman" w:hAnsi="Times New Roman"/>
+                <w:b w:val="false"/>
+                <w:bCs w:val="false"/>
+                <w:i w:val="false"/>
+                <w:iCs w:val="false"/>
+                <w:color w:val="111111"/>
+                <w:sz w:val="16"/>
+                <w:szCs w:val="16"/>
               </w:rPr>
               <w:t xml:space="preserve">d) Örnek: أُحَافِظُ عَلَى نَظَافَةِ الْبِيئَةِ. (3 puan)</w:t>
             </w:r>
@@ -7239,7 +6998,7 @@
           </w:tcPr>
           <w:p>
             <w:pPr>
-              <w:spacing w:after="0" w:line="270"/>
+              <w:spacing w:after="0" w:line="208"/>
               <w:jc w:val="center"/>
             </w:pPr>
             <w:r>
@@ -7250,8 +7009,8 @@
                 <w:i w:val="false"/>
                 <w:iCs w:val="false"/>
                 <w:color w:val="111111"/>
-                <w:sz w:val="19"/>
-                <w:szCs w:val="19"/>
+                <w:sz w:val="16"/>
+                <w:szCs w:val="16"/>
               </w:rPr>
               <w:t xml:space="preserve">2</w:t>
             </w:r>
@@ -7270,19 +7029,19 @@
           </w:tcPr>
           <w:p>
             <w:pPr>
-              <w:spacing w:after="0" w:line="270"/>
-              <w:jc w:val="center"/>
-            </w:pPr>
-            <w:r>
-              <w:rPr>
-                <w:rFonts w:ascii="Times New Roman" w:cs="Times New Roman" w:eastAsia="Times New Roman" w:hAnsi="Times New Roman"/>
-                <w:b w:val="false"/>
-                <w:bCs w:val="false"/>
-                <w:i w:val="false"/>
-                <w:iCs w:val="false"/>
-                <w:color w:val="111111"/>
-                <w:sz w:val="19"/>
-                <w:szCs w:val="19"/>
+              <w:spacing w:after="0" w:line="208"/>
+              <w:jc w:val="center"/>
+            </w:pPr>
+            <w:r>
+              <w:rPr>
+                <w:rFonts w:ascii="Times New Roman" w:cs="Times New Roman" w:eastAsia="Times New Roman" w:hAnsi="Times New Roman"/>
+                <w:b w:val="false"/>
+                <w:bCs w:val="false"/>
+                <w:i w:val="false"/>
+                <w:iCs w:val="false"/>
+                <w:color w:val="111111"/>
+                <w:sz w:val="16"/>
+                <w:szCs w:val="16"/>
               </w:rPr>
               <w:t xml:space="preserve">10</w:t>
             </w:r>
@@ -7301,54 +7060,54 @@
           </w:tcPr>
           <w:p>
             <w:pPr>
-              <w:spacing w:after="0" w:line="270"/>
-            </w:pPr>
-            <w:r>
-              <w:rPr>
-                <w:rFonts w:ascii="Times New Roman" w:cs="Times New Roman" w:eastAsia="Times New Roman" w:hAnsi="Times New Roman"/>
-                <w:b w:val="false"/>
-                <w:bCs w:val="false"/>
-                <w:i w:val="false"/>
-                <w:iCs w:val="false"/>
-                <w:color w:val="111111"/>
-                <w:sz w:val="19"/>
-                <w:szCs w:val="19"/>
+              <w:spacing w:after="0" w:line="208"/>
+            </w:pPr>
+            <w:r>
+              <w:rPr>
+                <w:rFonts w:ascii="Times New Roman" w:cs="Times New Roman" w:eastAsia="Times New Roman" w:hAnsi="Times New Roman"/>
+                <w:b w:val="false"/>
+                <w:bCs w:val="false"/>
+                <w:i w:val="false"/>
+                <w:iCs w:val="false"/>
+                <w:color w:val="111111"/>
+                <w:sz w:val="16"/>
+                <w:szCs w:val="16"/>
               </w:rPr>
               <w:t xml:space="preserve">DİNLEME METNİ (iki kez okunur):</w:t>
             </w:r>
           </w:p>
           <w:p>
             <w:pPr>
-              <w:spacing w:after="0" w:line="270"/>
-            </w:pPr>
-            <w:r>
-              <w:rPr>
-                <w:rFonts w:ascii="Times New Roman" w:cs="Times New Roman" w:eastAsia="Times New Roman" w:hAnsi="Times New Roman"/>
-                <w:b w:val="false"/>
-                <w:bCs w:val="false"/>
-                <w:i w:val="false"/>
-                <w:iCs w:val="false"/>
-                <w:color w:val="111111"/>
-                <w:sz w:val="19"/>
-                <w:szCs w:val="19"/>
+              <w:spacing w:after="0" w:line="208"/>
+            </w:pPr>
+            <w:r>
+              <w:rPr>
+                <w:rFonts w:ascii="Times New Roman" w:cs="Times New Roman" w:eastAsia="Times New Roman" w:hAnsi="Times New Roman"/>
+                <w:b w:val="false"/>
+                <w:bCs w:val="false"/>
+                <w:i w:val="false"/>
+                <w:iCs w:val="false"/>
+                <w:color w:val="111111"/>
+                <w:sz w:val="16"/>
+                <w:szCs w:val="16"/>
               </w:rPr>
               <w:t xml:space="preserve">أَنَا يُوسُفُ. عِنْدِي قِطَّةٌ صَغِيرَةٌ اِسْمُهَا لُولُو. أُطْعِمُهَا كُلَّ يَوْمٍ وَأُنَظِّفُ مَكَانَهَا. وَفِي الشِّتَاءِ أَضَعُ الْمَاءَ لِلطُّيُورِ فِي الْحَدِيقَةِ. اَلرَّحْمَةُ بِالْحَيَوَانِ وَاجِبٌ عَلَيْنَا.</w:t>
             </w:r>
           </w:p>
           <w:p>
             <w:pPr>
-              <w:spacing w:after="0" w:line="270"/>
-            </w:pPr>
-            <w:r>
-              <w:rPr>
-                <w:rFonts w:ascii="Times New Roman" w:cs="Times New Roman" w:eastAsia="Times New Roman" w:hAnsi="Times New Roman"/>
-                <w:b w:val="false"/>
-                <w:bCs w:val="false"/>
-                <w:i w:val="false"/>
-                <w:iCs w:val="false"/>
-                <w:color w:val="111111"/>
-                <w:sz w:val="19"/>
-                <w:szCs w:val="19"/>
+              <w:spacing w:after="0" w:line="208"/>
+            </w:pPr>
+            <w:r>
+              <w:rPr>
+                <w:rFonts w:ascii="Times New Roman" w:cs="Times New Roman" w:eastAsia="Times New Roman" w:hAnsi="Times New Roman"/>
+                <w:b w:val="false"/>
+                <w:bCs w:val="false"/>
+                <w:i w:val="false"/>
+                <w:iCs w:val="false"/>
+                <w:color w:val="111111"/>
+                <w:sz w:val="16"/>
+                <w:szCs w:val="16"/>
               </w:rPr>
               <w:t xml:space="preserve">Cevaplar:  1 - D  ·  2 - Y  ·  3 - D  ·  4 - Y  ·  5 - D</w:t>
             </w:r>
@@ -7369,7 +7128,7 @@
           </w:tcPr>
           <w:p>
             <w:pPr>
-              <w:spacing w:after="0" w:line="270"/>
+              <w:spacing w:after="0" w:line="208"/>
               <w:jc w:val="center"/>
             </w:pPr>
             <w:r>
@@ -7380,8 +7139,8 @@
                 <w:i w:val="false"/>
                 <w:iCs w:val="false"/>
                 <w:color w:val="111111"/>
-                <w:sz w:val="19"/>
-                <w:szCs w:val="19"/>
+                <w:sz w:val="16"/>
+                <w:szCs w:val="16"/>
               </w:rPr>
               <w:t xml:space="preserve">3</w:t>
             </w:r>
@@ -7400,19 +7159,19 @@
           </w:tcPr>
           <w:p>
             <w:pPr>
-              <w:spacing w:after="0" w:line="270"/>
-              <w:jc w:val="center"/>
-            </w:pPr>
-            <w:r>
-              <w:rPr>
-                <w:rFonts w:ascii="Times New Roman" w:cs="Times New Roman" w:eastAsia="Times New Roman" w:hAnsi="Times New Roman"/>
-                <w:b w:val="false"/>
-                <w:bCs w:val="false"/>
-                <w:i w:val="false"/>
-                <w:iCs w:val="false"/>
-                <w:color w:val="111111"/>
-                <w:sz w:val="19"/>
-                <w:szCs w:val="19"/>
+              <w:spacing w:after="0" w:line="208"/>
+              <w:jc w:val="center"/>
+            </w:pPr>
+            <w:r>
+              <w:rPr>
+                <w:rFonts w:ascii="Times New Roman" w:cs="Times New Roman" w:eastAsia="Times New Roman" w:hAnsi="Times New Roman"/>
+                <w:b w:val="false"/>
+                <w:bCs w:val="false"/>
+                <w:i w:val="false"/>
+                <w:iCs w:val="false"/>
+                <w:color w:val="111111"/>
+                <w:sz w:val="16"/>
+                <w:szCs w:val="16"/>
               </w:rPr>
               <w:t xml:space="preserve">15</w:t>
             </w:r>
@@ -7431,18 +7190,18 @@
           </w:tcPr>
           <w:p>
             <w:pPr>
-              <w:spacing w:after="0" w:line="270"/>
-            </w:pPr>
-            <w:r>
-              <w:rPr>
-                <w:rFonts w:ascii="Times New Roman" w:cs="Times New Roman" w:eastAsia="Times New Roman" w:hAnsi="Times New Roman"/>
-                <w:b w:val="false"/>
-                <w:bCs w:val="false"/>
-                <w:i w:val="false"/>
-                <w:iCs w:val="false"/>
-                <w:color w:val="111111"/>
-                <w:sz w:val="19"/>
-                <w:szCs w:val="19"/>
+              <w:spacing w:after="0" w:line="208"/>
+            </w:pPr>
+            <w:r>
+              <w:rPr>
+                <w:rFonts w:ascii="Times New Roman" w:cs="Times New Roman" w:eastAsia="Times New Roman" w:hAnsi="Times New Roman"/>
+                <w:b w:val="false"/>
+                <w:bCs w:val="false"/>
+                <w:i w:val="false"/>
+                <w:iCs w:val="false"/>
+                <w:color w:val="111111"/>
+                <w:sz w:val="16"/>
+                <w:szCs w:val="16"/>
               </w:rPr>
               <w:t xml:space="preserve">1 - B  ·  2 - D  ·  3 - A  ·  4 - C  ·  5 - B</w:t>
             </w:r>
@@ -7463,7 +7222,7 @@
           </w:tcPr>
           <w:p>
             <w:pPr>
-              <w:spacing w:after="0" w:line="270"/>
+              <w:spacing w:after="0" w:line="208"/>
               <w:jc w:val="center"/>
             </w:pPr>
             <w:r>
@@ -7474,8 +7233,8 @@
                 <w:i w:val="false"/>
                 <w:iCs w:val="false"/>
                 <w:color w:val="111111"/>
-                <w:sz w:val="19"/>
-                <w:szCs w:val="19"/>
+                <w:sz w:val="16"/>
+                <w:szCs w:val="16"/>
               </w:rPr>
               <w:t xml:space="preserve">4</w:t>
             </w:r>
@@ -7494,19 +7253,19 @@
           </w:tcPr>
           <w:p>
             <w:pPr>
-              <w:spacing w:after="0" w:line="270"/>
-              <w:jc w:val="center"/>
-            </w:pPr>
-            <w:r>
-              <w:rPr>
-                <w:rFonts w:ascii="Times New Roman" w:cs="Times New Roman" w:eastAsia="Times New Roman" w:hAnsi="Times New Roman"/>
-                <w:b w:val="false"/>
-                <w:bCs w:val="false"/>
-                <w:i w:val="false"/>
-                <w:iCs w:val="false"/>
-                <w:color w:val="111111"/>
-                <w:sz w:val="19"/>
-                <w:szCs w:val="19"/>
+              <w:spacing w:after="0" w:line="208"/>
+              <w:jc w:val="center"/>
+            </w:pPr>
+            <w:r>
+              <w:rPr>
+                <w:rFonts w:ascii="Times New Roman" w:cs="Times New Roman" w:eastAsia="Times New Roman" w:hAnsi="Times New Roman"/>
+                <w:b w:val="false"/>
+                <w:bCs w:val="false"/>
+                <w:i w:val="false"/>
+                <w:iCs w:val="false"/>
+                <w:color w:val="111111"/>
+                <w:sz w:val="16"/>
+                <w:szCs w:val="16"/>
               </w:rPr>
               <w:t xml:space="preserve">10</w:t>
             </w:r>
@@ -7525,18 +7284,18 @@
           </w:tcPr>
           <w:p>
             <w:pPr>
-              <w:spacing w:after="0" w:line="270"/>
-            </w:pPr>
-            <w:r>
-              <w:rPr>
-                <w:rFonts w:ascii="Times New Roman" w:cs="Times New Roman" w:eastAsia="Times New Roman" w:hAnsi="Times New Roman"/>
-                <w:b w:val="false"/>
-                <w:bCs w:val="false"/>
-                <w:i w:val="false"/>
-                <w:iCs w:val="false"/>
-                <w:color w:val="111111"/>
-                <w:sz w:val="19"/>
-                <w:szCs w:val="19"/>
+              <w:spacing w:after="0" w:line="208"/>
+            </w:pPr>
+            <w:r>
+              <w:rPr>
+                <w:rFonts w:ascii="Times New Roman" w:cs="Times New Roman" w:eastAsia="Times New Roman" w:hAnsi="Times New Roman"/>
+                <w:b w:val="false"/>
+                <w:bCs w:val="false"/>
+                <w:i w:val="false"/>
+                <w:iCs w:val="false"/>
+                <w:color w:val="111111"/>
+                <w:sz w:val="16"/>
+                <w:szCs w:val="16"/>
               </w:rPr>
               <w:t xml:space="preserve">1 - c  ·  2 - a  ·  3 - e  ·  4 - b  ·  5 - d</w:t>
             </w:r>
@@ -7557,7 +7316,7 @@
           </w:tcPr>
           <w:p>
             <w:pPr>
-              <w:spacing w:after="0" w:line="270"/>
+              <w:spacing w:after="0" w:line="208"/>
               <w:jc w:val="center"/>
             </w:pPr>
             <w:r>
@@ -7568,8 +7327,8 @@
                 <w:i w:val="false"/>
                 <w:iCs w:val="false"/>
                 <w:color w:val="111111"/>
-                <w:sz w:val="19"/>
-                <w:szCs w:val="19"/>
+                <w:sz w:val="16"/>
+                <w:szCs w:val="16"/>
               </w:rPr>
               <w:t xml:space="preserve">5</w:t>
             </w:r>
@@ -7588,19 +7347,19 @@
           </w:tcPr>
           <w:p>
             <w:pPr>
-              <w:spacing w:after="0" w:line="270"/>
-              <w:jc w:val="center"/>
-            </w:pPr>
-            <w:r>
-              <w:rPr>
-                <w:rFonts w:ascii="Times New Roman" w:cs="Times New Roman" w:eastAsia="Times New Roman" w:hAnsi="Times New Roman"/>
-                <w:b w:val="false"/>
-                <w:bCs w:val="false"/>
-                <w:i w:val="false"/>
-                <w:iCs w:val="false"/>
-                <w:color w:val="111111"/>
-                <w:sz w:val="19"/>
-                <w:szCs w:val="19"/>
+              <w:spacing w:after="0" w:line="208"/>
+              <w:jc w:val="center"/>
+            </w:pPr>
+            <w:r>
+              <w:rPr>
+                <w:rFonts w:ascii="Times New Roman" w:cs="Times New Roman" w:eastAsia="Times New Roman" w:hAnsi="Times New Roman"/>
+                <w:b w:val="false"/>
+                <w:bCs w:val="false"/>
+                <w:i w:val="false"/>
+                <w:iCs w:val="false"/>
+                <w:color w:val="111111"/>
+                <w:sz w:val="16"/>
+                <w:szCs w:val="16"/>
               </w:rPr>
               <w:t xml:space="preserve">10</w:t>
             </w:r>
@@ -7620,7 +7379,7 @@
           <w:p>
             <w:pPr>
               <w:bidi/>
-              <w:spacing w:after="0" w:line="320"/>
+              <w:spacing w:after="0" w:line="208"/>
             </w:pPr>
             <w:r>
               <w:rPr>
@@ -7628,8 +7387,8 @@
                 <w:b w:val="false"/>
                 <w:bCs w:val="false"/>
                 <w:color w:val="111111"/>
-                <w:sz w:val="27"/>
-                <w:szCs w:val="27"/>
+                <w:sz w:val="24"/>
+                <w:szCs w:val="24"/>
                 <w:rtl/>
               </w:rPr>
               <w:t xml:space="preserve">وَاسِعَةٌ ، شَجَرَةً ، التَّدْوِيرِ ، الْمَاءِ ، التَّلَوُّثَ</w:t>
@@ -7651,7 +7410,7 @@
           </w:tcPr>
           <w:p>
             <w:pPr>
-              <w:spacing w:after="0" w:line="270"/>
+              <w:spacing w:after="0" w:line="208"/>
               <w:jc w:val="center"/>
             </w:pPr>
             <w:r>
@@ -7662,8 +7421,8 @@
                 <w:i w:val="false"/>
                 <w:iCs w:val="false"/>
                 <w:color w:val="111111"/>
-                <w:sz w:val="19"/>
-                <w:szCs w:val="19"/>
+                <w:sz w:val="16"/>
+                <w:szCs w:val="16"/>
               </w:rPr>
               <w:t xml:space="preserve">6</w:t>
             </w:r>
@@ -7682,19 +7441,19 @@
           </w:tcPr>
           <w:p>
             <w:pPr>
-              <w:spacing w:after="0" w:line="270"/>
-              <w:jc w:val="center"/>
-            </w:pPr>
-            <w:r>
-              <w:rPr>
-                <w:rFonts w:ascii="Times New Roman" w:cs="Times New Roman" w:eastAsia="Times New Roman" w:hAnsi="Times New Roman"/>
-                <w:b w:val="false"/>
-                <w:bCs w:val="false"/>
-                <w:i w:val="false"/>
-                <w:iCs w:val="false"/>
-                <w:color w:val="111111"/>
-                <w:sz w:val="19"/>
-                <w:szCs w:val="19"/>
+              <w:spacing w:after="0" w:line="208"/>
+              <w:jc w:val="center"/>
+            </w:pPr>
+            <w:r>
+              <w:rPr>
+                <w:rFonts w:ascii="Times New Roman" w:cs="Times New Roman" w:eastAsia="Times New Roman" w:hAnsi="Times New Roman"/>
+                <w:b w:val="false"/>
+                <w:bCs w:val="false"/>
+                <w:i w:val="false"/>
+                <w:iCs w:val="false"/>
+                <w:color w:val="111111"/>
+                <w:sz w:val="16"/>
+                <w:szCs w:val="16"/>
               </w:rPr>
               <w:t xml:space="preserve">10</w:t>
             </w:r>
@@ -7713,18 +7472,18 @@
           </w:tcPr>
           <w:p>
             <w:pPr>
-              <w:spacing w:after="0" w:line="270"/>
-            </w:pPr>
-            <w:r>
-              <w:rPr>
-                <w:rFonts w:ascii="Times New Roman" w:cs="Times New Roman" w:eastAsia="Times New Roman" w:hAnsi="Times New Roman"/>
-                <w:b w:val="false"/>
-                <w:bCs w:val="false"/>
-                <w:i w:val="false"/>
-                <w:iCs w:val="false"/>
-                <w:color w:val="111111"/>
-                <w:sz w:val="19"/>
-                <w:szCs w:val="19"/>
+              <w:spacing w:after="0" w:line="208"/>
+            </w:pPr>
+            <w:r>
+              <w:rPr>
+                <w:rFonts w:ascii="Times New Roman" w:cs="Times New Roman" w:eastAsia="Times New Roman" w:hAnsi="Times New Roman"/>
+                <w:b w:val="false"/>
+                <w:bCs w:val="false"/>
+                <w:i w:val="false"/>
+                <w:iCs w:val="false"/>
+                <w:color w:val="111111"/>
+                <w:sz w:val="16"/>
+                <w:szCs w:val="16"/>
               </w:rPr>
               <w:t xml:space="preserve">geçmiş · geniş · gelecek · geçmiş (olumsuz) · gelecek</w:t>
             </w:r>
@@ -7745,7 +7504,7 @@
           </w:tcPr>
           <w:p>
             <w:pPr>
-              <w:spacing w:after="0" w:line="270"/>
+              <w:spacing w:after="0" w:line="208"/>
               <w:jc w:val="center"/>
             </w:pPr>
             <w:r>
@@ -7756,8 +7515,8 @@
                 <w:i w:val="false"/>
                 <w:iCs w:val="false"/>
                 <w:color w:val="111111"/>
-                <w:sz w:val="19"/>
-                <w:szCs w:val="19"/>
+                <w:sz w:val="16"/>
+                <w:szCs w:val="16"/>
               </w:rPr>
               <w:t xml:space="preserve">7</w:t>
             </w:r>
@@ -7776,19 +7535,19 @@
           </w:tcPr>
           <w:p>
             <w:pPr>
-              <w:spacing w:after="0" w:line="270"/>
-              <w:jc w:val="center"/>
-            </w:pPr>
-            <w:r>
-              <w:rPr>
-                <w:rFonts w:ascii="Times New Roman" w:cs="Times New Roman" w:eastAsia="Times New Roman" w:hAnsi="Times New Roman"/>
-                <w:b w:val="false"/>
-                <w:bCs w:val="false"/>
-                <w:i w:val="false"/>
-                <w:iCs w:val="false"/>
-                <w:color w:val="111111"/>
-                <w:sz w:val="19"/>
-                <w:szCs w:val="19"/>
+              <w:spacing w:after="0" w:line="208"/>
+              <w:jc w:val="center"/>
+            </w:pPr>
+            <w:r>
+              <w:rPr>
+                <w:rFonts w:ascii="Times New Roman" w:cs="Times New Roman" w:eastAsia="Times New Roman" w:hAnsi="Times New Roman"/>
+                <w:b w:val="false"/>
+                <w:bCs w:val="false"/>
+                <w:i w:val="false"/>
+                <w:iCs w:val="false"/>
+                <w:color w:val="111111"/>
+                <w:sz w:val="16"/>
+                <w:szCs w:val="16"/>
               </w:rPr>
               <w:t xml:space="preserve">15</w:t>
             </w:r>
@@ -7808,7 +7567,7 @@
           <w:p>
             <w:pPr>
               <w:bidi/>
-              <w:spacing w:after="0" w:line="320"/>
+              <w:spacing w:after="0" w:line="208"/>
             </w:pPr>
             <w:r>
               <w:rPr>
@@ -7816,8 +7575,8 @@
                 <w:b w:val="false"/>
                 <w:bCs w:val="false"/>
                 <w:color w:val="111111"/>
-                <w:sz w:val="27"/>
-                <w:szCs w:val="27"/>
+                <w:sz w:val="24"/>
+                <w:szCs w:val="24"/>
                 <w:rtl/>
               </w:rPr>
               <w:t xml:space="preserve">فِي الْحَيِّ حَدِيقَةٌ وَاسِعَةٌ فِيهَا أَشْجَارٌ وَأَزْهَارٌ.</w:t>
@@ -7826,7 +7585,7 @@
           <w:p>
             <w:pPr>
               <w:bidi/>
-              <w:spacing w:after="0" w:line="320"/>
+              <w:spacing w:after="0" w:line="208"/>
             </w:pPr>
             <w:r>
               <w:rPr>
@@ -7834,8 +7593,8 @@
                 <w:b w:val="false"/>
                 <w:bCs w:val="false"/>
                 <w:color w:val="111111"/>
-                <w:sz w:val="27"/>
-                <w:szCs w:val="27"/>
+                <w:sz w:val="24"/>
+                <w:szCs w:val="24"/>
                 <w:rtl/>
               </w:rPr>
               <w:t xml:space="preserve">يَغْرِسُونَ شَجَرَةً جَدِيدَةً. · يَضَعُونَهَا فِي صَنَادِيقِ إِعَادَةِ التَّدْوِيرِ.</w:t>
@@ -7844,7 +7603,7 @@
           <w:p>
             <w:pPr>
               <w:bidi/>
-              <w:spacing w:after="0" w:line="320"/>
+              <w:spacing w:after="0" w:line="208"/>
             </w:pPr>
             <w:r>
               <w:rPr>
@@ -7852,8 +7611,8 @@
                 <w:b w:val="false"/>
                 <w:bCs w:val="false"/>
                 <w:color w:val="111111"/>
-                <w:sz w:val="27"/>
-                <w:szCs w:val="27"/>
+                <w:sz w:val="24"/>
+                <w:szCs w:val="24"/>
                 <w:rtl/>
               </w:rPr>
               <w:t xml:space="preserve">يَجِبُ أَنْ نُحَافِظَ عَلَى الْمَاءِ وَالْهَوَاءِ. · يَضُرُّ بِصِحَّتِنَا.</w:t>
@@ -7875,7 +7634,7 @@
           </w:tcPr>
           <w:p>
             <w:pPr>
-              <w:spacing w:after="0" w:line="270"/>
+              <w:spacing w:after="0" w:line="208"/>
               <w:jc w:val="center"/>
             </w:pPr>
             <w:r>
@@ -7886,8 +7645,8 @@
                 <w:i w:val="false"/>
                 <w:iCs w:val="false"/>
                 <w:color w:val="111111"/>
-                <w:sz w:val="19"/>
-                <w:szCs w:val="19"/>
+                <w:sz w:val="16"/>
+                <w:szCs w:val="16"/>
               </w:rPr>
               <w:t xml:space="preserve">8</w:t>
             </w:r>
@@ -7906,19 +7665,19 @@
           </w:tcPr>
           <w:p>
             <w:pPr>
-              <w:spacing w:after="0" w:line="270"/>
-              <w:jc w:val="center"/>
-            </w:pPr>
-            <w:r>
-              <w:rPr>
-                <w:rFonts w:ascii="Times New Roman" w:cs="Times New Roman" w:eastAsia="Times New Roman" w:hAnsi="Times New Roman"/>
-                <w:b w:val="false"/>
-                <w:bCs w:val="false"/>
-                <w:i w:val="false"/>
-                <w:iCs w:val="false"/>
-                <w:color w:val="111111"/>
-                <w:sz w:val="19"/>
-                <w:szCs w:val="19"/>
+              <w:spacing w:after="0" w:line="208"/>
+              <w:jc w:val="center"/>
+            </w:pPr>
+            <w:r>
+              <w:rPr>
+                <w:rFonts w:ascii="Times New Roman" w:cs="Times New Roman" w:eastAsia="Times New Roman" w:hAnsi="Times New Roman"/>
+                <w:b w:val="false"/>
+                <w:bCs w:val="false"/>
+                <w:i w:val="false"/>
+                <w:iCs w:val="false"/>
+                <w:color w:val="111111"/>
+                <w:sz w:val="16"/>
+                <w:szCs w:val="16"/>
               </w:rPr>
               <w:t xml:space="preserve">15</w:t>
             </w:r>
@@ -7937,18 +7696,18 @@
           </w:tcPr>
           <w:p>
             <w:pPr>
-              <w:spacing w:after="0" w:line="270"/>
-            </w:pPr>
-            <w:r>
-              <w:rPr>
-                <w:rFonts w:ascii="Times New Roman" w:cs="Times New Roman" w:eastAsia="Times New Roman" w:hAnsi="Times New Roman"/>
-                <w:b w:val="false"/>
-                <w:bCs w:val="false"/>
-                <w:i w:val="false"/>
-                <w:iCs w:val="false"/>
-                <w:color w:val="111111"/>
-                <w:sz w:val="19"/>
-                <w:szCs w:val="19"/>
+              <w:spacing w:after="0" w:line="208"/>
+            </w:pPr>
+            <w:r>
+              <w:rPr>
+                <w:rFonts w:ascii="Times New Roman" w:cs="Times New Roman" w:eastAsia="Times New Roman" w:hAnsi="Times New Roman"/>
+                <w:b w:val="false"/>
+                <w:bCs w:val="false"/>
+                <w:i w:val="false"/>
+                <w:iCs w:val="false"/>
+                <w:color w:val="111111"/>
+                <w:sz w:val="16"/>
+                <w:szCs w:val="16"/>
               </w:rPr>
               <w:t xml:space="preserve">Dereceli puanlama anahtarına göre değerlendirilir.</w:t>
             </w:r>
@@ -7958,7 +7717,7 @@
     </w:tbl>
     <w:p>
       <w:pPr>
-        <w:spacing w:after="110"/>
+        <w:spacing w:after="33"/>
       </w:pPr>
       <w:r>
         <w:rPr>
@@ -7968,8 +7727,8 @@
           <w:i w:val="false"/>
           <w:iCs w:val="false"/>
           <w:color w:val="111111"/>
-          <w:sz w:val="21"/>
-          <w:szCs w:val="21"/>
+          <w:sz w:val="17"/>
+          <w:szCs w:val="17"/>
         </w:rPr>
         <w:t xml:space="preserve"/>
       </w:r>
@@ -7977,7 +7736,7 @@
     <w:p>
       <w:pPr>
         <w:keepNext w:val="false"/>
-        <w:spacing w:after="90" w:before="0" w:line="280"/>
+        <w:spacing w:after="27" w:before="0" w:line="208"/>
       </w:pPr>
       <w:r>
         <w:rPr>
@@ -7987,8 +7746,8 @@
           <w:i w:val="false"/>
           <w:iCs w:val="false"/>
           <w:color w:val="111111"/>
-          <w:sz w:val="20"/>
-          <w:szCs w:val="20"/>
+          <w:sz w:val="17"/>
+          <w:szCs w:val="17"/>
         </w:rPr>
         <w:t xml:space="preserve">8. soru (yazma görevi) için dereceli puanlama anahtarı</w:t>
       </w:r>
@@ -8028,7 +7787,7 @@
           </w:tcPr>
           <w:p>
             <w:pPr>
-              <w:spacing w:after="0" w:line="270"/>
+              <w:spacing w:after="0" w:line="208"/>
               <w:jc w:val="center"/>
             </w:pPr>
             <w:r>
@@ -8039,8 +7798,8 @@
                 <w:i w:val="false"/>
                 <w:iCs w:val="false"/>
                 <w:color w:val="111111"/>
-                <w:sz w:val="18"/>
-                <w:szCs w:val="18"/>
+                <w:sz w:val="15"/>
+                <w:szCs w:val="15"/>
               </w:rPr>
               <w:t xml:space="preserve">Ölçüt</w:t>
             </w:r>
@@ -8060,7 +7819,7 @@
           </w:tcPr>
           <w:p>
             <w:pPr>
-              <w:spacing w:after="0" w:line="270"/>
+              <w:spacing w:after="0" w:line="208"/>
               <w:jc w:val="center"/>
             </w:pPr>
             <w:r>
@@ -8071,8 +7830,8 @@
                 <w:i w:val="false"/>
                 <w:iCs w:val="false"/>
                 <w:color w:val="111111"/>
-                <w:sz w:val="18"/>
-                <w:szCs w:val="18"/>
+                <w:sz w:val="15"/>
+                <w:szCs w:val="15"/>
               </w:rPr>
               <w:t xml:space="preserve">Beklenen davranış</w:t>
             </w:r>
@@ -8092,7 +7851,7 @@
           </w:tcPr>
           <w:p>
             <w:pPr>
-              <w:spacing w:after="0" w:line="270"/>
+              <w:spacing w:after="0" w:line="208"/>
               <w:jc w:val="center"/>
             </w:pPr>
             <w:r>
@@ -8103,8 +7862,8 @@
                 <w:i w:val="false"/>
                 <w:iCs w:val="false"/>
                 <w:color w:val="111111"/>
-                <w:sz w:val="18"/>
-                <w:szCs w:val="18"/>
+                <w:sz w:val="15"/>
+                <w:szCs w:val="15"/>
               </w:rPr>
               <w:t xml:space="preserve">Puan</w:t>
             </w:r>
@@ -8125,7 +7884,7 @@
           </w:tcPr>
           <w:p>
             <w:pPr>
-              <w:spacing w:after="0" w:line="270"/>
+              <w:spacing w:after="0" w:line="208"/>
             </w:pPr>
             <w:r>
               <w:rPr>
@@ -8135,8 +7894,8 @@
                 <w:i w:val="false"/>
                 <w:iCs w:val="false"/>
                 <w:color w:val="111111"/>
-                <w:sz w:val="19"/>
-                <w:szCs w:val="19"/>
+                <w:sz w:val="16"/>
+                <w:szCs w:val="16"/>
               </w:rPr>
               <w:t xml:space="preserve">Görevin yerine getirilmesi</w:t>
             </w:r>
@@ -8155,18 +7914,18 @@
           </w:tcPr>
           <w:p>
             <w:pPr>
-              <w:spacing w:after="0" w:line="270"/>
-            </w:pPr>
-            <w:r>
-              <w:rPr>
-                <w:rFonts w:ascii="Times New Roman" w:cs="Times New Roman" w:eastAsia="Times New Roman" w:hAnsi="Times New Roman"/>
-                <w:b w:val="false"/>
-                <w:bCs w:val="false"/>
-                <w:i w:val="false"/>
-                <w:iCs w:val="false"/>
-                <w:color w:val="111111"/>
-                <w:sz w:val="19"/>
-                <w:szCs w:val="19"/>
+              <w:spacing w:after="0" w:line="208"/>
+            </w:pPr>
+            <w:r>
+              <w:rPr>
+                <w:rFonts w:ascii="Times New Roman" w:cs="Times New Roman" w:eastAsia="Times New Roman" w:hAnsi="Times New Roman"/>
+                <w:b w:val="false"/>
+                <w:bCs w:val="false"/>
+                <w:i w:val="false"/>
+                <w:iCs w:val="false"/>
+                <w:color w:val="111111"/>
+                <w:sz w:val="16"/>
+                <w:szCs w:val="16"/>
               </w:rPr>
               <w:t xml:space="preserve">Sevdiği hayvanı ve bakımını anlatan en az altı satır yazar.</w:t>
             </w:r>
@@ -8185,19 +7944,19 @@
           </w:tcPr>
           <w:p>
             <w:pPr>
-              <w:spacing w:after="0" w:line="270"/>
-              <w:jc w:val="center"/>
-            </w:pPr>
-            <w:r>
-              <w:rPr>
-                <w:rFonts w:ascii="Times New Roman" w:cs="Times New Roman" w:eastAsia="Times New Roman" w:hAnsi="Times New Roman"/>
-                <w:b w:val="false"/>
-                <w:bCs w:val="false"/>
-                <w:i w:val="false"/>
-                <w:iCs w:val="false"/>
-                <w:color w:val="111111"/>
-                <w:sz w:val="19"/>
-                <w:szCs w:val="19"/>
+              <w:spacing w:after="0" w:line="208"/>
+              <w:jc w:val="center"/>
+            </w:pPr>
+            <w:r>
+              <w:rPr>
+                <w:rFonts w:ascii="Times New Roman" w:cs="Times New Roman" w:eastAsia="Times New Roman" w:hAnsi="Times New Roman"/>
+                <w:b w:val="false"/>
+                <w:bCs w:val="false"/>
+                <w:i w:val="false"/>
+                <w:iCs w:val="false"/>
+                <w:color w:val="111111"/>
+                <w:sz w:val="16"/>
+                <w:szCs w:val="16"/>
               </w:rPr>
               <w:t xml:space="preserve">5</w:t>
             </w:r>
@@ -8218,7 +7977,7 @@
           </w:tcPr>
           <w:p>
             <w:pPr>
-              <w:spacing w:after="0" w:line="270"/>
+              <w:spacing w:after="0" w:line="208"/>
             </w:pPr>
             <w:r>
               <w:rPr>
@@ -8228,8 +7987,8 @@
                 <w:i w:val="false"/>
                 <w:iCs w:val="false"/>
                 <w:color w:val="111111"/>
-                <w:sz w:val="19"/>
-                <w:szCs w:val="19"/>
+                <w:sz w:val="16"/>
+                <w:szCs w:val="16"/>
               </w:rPr>
               <w:t xml:space="preserve">Söz varlığı</w:t>
             </w:r>
@@ -8248,18 +8007,18 @@
           </w:tcPr>
           <w:p>
             <w:pPr>
-              <w:spacing w:after="0" w:line="270"/>
-            </w:pPr>
-            <w:r>
-              <w:rPr>
-                <w:rFonts w:ascii="Times New Roman" w:cs="Times New Roman" w:eastAsia="Times New Roman" w:hAnsi="Times New Roman"/>
-                <w:b w:val="false"/>
-                <w:bCs w:val="false"/>
-                <w:i w:val="false"/>
-                <w:iCs w:val="false"/>
-                <w:color w:val="111111"/>
-                <w:sz w:val="19"/>
-                <w:szCs w:val="19"/>
+              <w:spacing w:after="0" w:line="208"/>
+            </w:pPr>
+            <w:r>
+              <w:rPr>
+                <w:rFonts w:ascii="Times New Roman" w:cs="Times New Roman" w:eastAsia="Times New Roman" w:hAnsi="Times New Roman"/>
+                <w:b w:val="false"/>
+                <w:bCs w:val="false"/>
+                <w:i w:val="false"/>
+                <w:iCs w:val="false"/>
+                <w:color w:val="111111"/>
+                <w:sz w:val="16"/>
+                <w:szCs w:val="16"/>
               </w:rPr>
               <w:t xml:space="preserve">Hayvan ve doğa sözcüklerini bağlama uygun kullanır.</w:t>
             </w:r>
@@ -8278,19 +8037,19 @@
           </w:tcPr>
           <w:p>
             <w:pPr>
-              <w:spacing w:after="0" w:line="270"/>
-              <w:jc w:val="center"/>
-            </w:pPr>
-            <w:r>
-              <w:rPr>
-                <w:rFonts w:ascii="Times New Roman" w:cs="Times New Roman" w:eastAsia="Times New Roman" w:hAnsi="Times New Roman"/>
-                <w:b w:val="false"/>
-                <w:bCs w:val="false"/>
-                <w:i w:val="false"/>
-                <w:iCs w:val="false"/>
-                <w:color w:val="111111"/>
-                <w:sz w:val="19"/>
-                <w:szCs w:val="19"/>
+              <w:spacing w:after="0" w:line="208"/>
+              <w:jc w:val="center"/>
+            </w:pPr>
+            <w:r>
+              <w:rPr>
+                <w:rFonts w:ascii="Times New Roman" w:cs="Times New Roman" w:eastAsia="Times New Roman" w:hAnsi="Times New Roman"/>
+                <w:b w:val="false"/>
+                <w:bCs w:val="false"/>
+                <w:i w:val="false"/>
+                <w:iCs w:val="false"/>
+                <w:color w:val="111111"/>
+                <w:sz w:val="16"/>
+                <w:szCs w:val="16"/>
               </w:rPr>
               <w:t xml:space="preserve">4</w:t>
             </w:r>
@@ -8311,7 +8070,7 @@
           </w:tcPr>
           <w:p>
             <w:pPr>
-              <w:spacing w:after="0" w:line="270"/>
+              <w:spacing w:after="0" w:line="208"/>
             </w:pPr>
             <w:r>
               <w:rPr>
@@ -8321,8 +8080,8 @@
                 <w:i w:val="false"/>
                 <w:iCs w:val="false"/>
                 <w:color w:val="111111"/>
-                <w:sz w:val="19"/>
-                <w:szCs w:val="19"/>
+                <w:sz w:val="16"/>
+                <w:szCs w:val="16"/>
               </w:rPr>
               <w:t xml:space="preserve">Dil bilgisi</w:t>
             </w:r>
@@ -8341,18 +8100,18 @@
           </w:tcPr>
           <w:p>
             <w:pPr>
-              <w:spacing w:after="0" w:line="270"/>
-            </w:pPr>
-            <w:r>
-              <w:rPr>
-                <w:rFonts w:ascii="Times New Roman" w:cs="Times New Roman" w:eastAsia="Times New Roman" w:hAnsi="Times New Roman"/>
-                <w:b w:val="false"/>
-                <w:bCs w:val="false"/>
-                <w:i w:val="false"/>
-                <w:iCs w:val="false"/>
-                <w:color w:val="111111"/>
-                <w:sz w:val="19"/>
-                <w:szCs w:val="19"/>
+              <w:spacing w:after="0" w:line="208"/>
+            </w:pPr>
+            <w:r>
+              <w:rPr>
+                <w:rFonts w:ascii="Times New Roman" w:cs="Times New Roman" w:eastAsia="Times New Roman" w:hAnsi="Times New Roman"/>
+                <w:b w:val="false"/>
+                <w:bCs w:val="false"/>
+                <w:i w:val="false"/>
+                <w:iCs w:val="false"/>
+                <w:color w:val="111111"/>
+                <w:sz w:val="16"/>
+                <w:szCs w:val="16"/>
               </w:rPr>
               <w:t xml:space="preserve">Muzari fiili ve yer zarflarını doğru kullanır.</w:t>
             </w:r>
@@ -8371,19 +8130,19 @@
           </w:tcPr>
           <w:p>
             <w:pPr>
-              <w:spacing w:after="0" w:line="270"/>
-              <w:jc w:val="center"/>
-            </w:pPr>
-            <w:r>
-              <w:rPr>
-                <w:rFonts w:ascii="Times New Roman" w:cs="Times New Roman" w:eastAsia="Times New Roman" w:hAnsi="Times New Roman"/>
-                <w:b w:val="false"/>
-                <w:bCs w:val="false"/>
-                <w:i w:val="false"/>
-                <w:iCs w:val="false"/>
-                <w:color w:val="111111"/>
-                <w:sz w:val="19"/>
-                <w:szCs w:val="19"/>
+              <w:spacing w:after="0" w:line="208"/>
+              <w:jc w:val="center"/>
+            </w:pPr>
+            <w:r>
+              <w:rPr>
+                <w:rFonts w:ascii="Times New Roman" w:cs="Times New Roman" w:eastAsia="Times New Roman" w:hAnsi="Times New Roman"/>
+                <w:b w:val="false"/>
+                <w:bCs w:val="false"/>
+                <w:i w:val="false"/>
+                <w:iCs w:val="false"/>
+                <w:color w:val="111111"/>
+                <w:sz w:val="16"/>
+                <w:szCs w:val="16"/>
               </w:rPr>
               <w:t xml:space="preserve">3</w:t>
             </w:r>
@@ -8404,7 +8163,7 @@
           </w:tcPr>
           <w:p>
             <w:pPr>
-              <w:spacing w:after="0" w:line="270"/>
+              <w:spacing w:after="0" w:line="208"/>
             </w:pPr>
             <w:r>
               <w:rPr>
@@ -8414,8 +8173,8 @@
                 <w:i w:val="false"/>
                 <w:iCs w:val="false"/>
                 <w:color w:val="111111"/>
-                <w:sz w:val="19"/>
-                <w:szCs w:val="19"/>
+                <w:sz w:val="16"/>
+                <w:szCs w:val="16"/>
               </w:rPr>
               <w:t xml:space="preserve">Yazım ve hareke</w:t>
             </w:r>
@@ -8434,18 +8193,18 @@
           </w:tcPr>
           <w:p>
             <w:pPr>
-              <w:spacing w:after="0" w:line="270"/>
-            </w:pPr>
-            <w:r>
-              <w:rPr>
-                <w:rFonts w:ascii="Times New Roman" w:cs="Times New Roman" w:eastAsia="Times New Roman" w:hAnsi="Times New Roman"/>
-                <w:b w:val="false"/>
-                <w:bCs w:val="false"/>
-                <w:i w:val="false"/>
-                <w:iCs w:val="false"/>
-                <w:color w:val="111111"/>
-                <w:sz w:val="19"/>
-                <w:szCs w:val="19"/>
+              <w:spacing w:after="0" w:line="208"/>
+            </w:pPr>
+            <w:r>
+              <w:rPr>
+                <w:rFonts w:ascii="Times New Roman" w:cs="Times New Roman" w:eastAsia="Times New Roman" w:hAnsi="Times New Roman"/>
+                <w:b w:val="false"/>
+                <w:bCs w:val="false"/>
+                <w:i w:val="false"/>
+                <w:iCs w:val="false"/>
+                <w:color w:val="111111"/>
+                <w:sz w:val="16"/>
+                <w:szCs w:val="16"/>
               </w:rPr>
               <w:t xml:space="preserve">Harf bitişimlerini ve harekeleri doğru yazar.</w:t>
             </w:r>
@@ -8464,19 +8223,19 @@
           </w:tcPr>
           <w:p>
             <w:pPr>
-              <w:spacing w:after="0" w:line="270"/>
-              <w:jc w:val="center"/>
-            </w:pPr>
-            <w:r>
-              <w:rPr>
-                <w:rFonts w:ascii="Times New Roman" w:cs="Times New Roman" w:eastAsia="Times New Roman" w:hAnsi="Times New Roman"/>
-                <w:b w:val="false"/>
-                <w:bCs w:val="false"/>
-                <w:i w:val="false"/>
-                <w:iCs w:val="false"/>
-                <w:color w:val="111111"/>
-                <w:sz w:val="19"/>
-                <w:szCs w:val="19"/>
+              <w:spacing w:after="0" w:line="208"/>
+              <w:jc w:val="center"/>
+            </w:pPr>
+            <w:r>
+              <w:rPr>
+                <w:rFonts w:ascii="Times New Roman" w:cs="Times New Roman" w:eastAsia="Times New Roman" w:hAnsi="Times New Roman"/>
+                <w:b w:val="false"/>
+                <w:bCs w:val="false"/>
+                <w:i w:val="false"/>
+                <w:iCs w:val="false"/>
+                <w:color w:val="111111"/>
+                <w:sz w:val="16"/>
+                <w:szCs w:val="16"/>
               </w:rPr>
               <w:t xml:space="preserve">3</w:t>
             </w:r>
@@ -8498,7 +8257,7 @@
           </w:tcPr>
           <w:p>
             <w:pPr>
-              <w:spacing w:after="0" w:line="270"/>
+              <w:spacing w:after="0" w:line="208"/>
             </w:pPr>
             <w:r>
               <w:rPr>
@@ -8508,8 +8267,8 @@
                 <w:i w:val="false"/>
                 <w:iCs w:val="false"/>
                 <w:color w:val="111111"/>
-                <w:sz w:val="19"/>
-                <w:szCs w:val="19"/>
+                <w:sz w:val="16"/>
+                <w:szCs w:val="16"/>
               </w:rPr>
               <w:t xml:space="preserve">TOPLAM</w:t>
             </w:r>
@@ -8529,18 +8288,18 @@
           </w:tcPr>
           <w:p>
             <w:pPr>
-              <w:spacing w:after="0" w:line="270"/>
-            </w:pPr>
-            <w:r>
-              <w:rPr>
-                <w:rFonts w:ascii="Times New Roman" w:cs="Times New Roman" w:eastAsia="Times New Roman" w:hAnsi="Times New Roman"/>
-                <w:b w:val="false"/>
-                <w:bCs w:val="false"/>
-                <w:i w:val="false"/>
-                <w:iCs w:val="false"/>
-                <w:color w:val="111111"/>
-                <w:sz w:val="21"/>
-                <w:szCs w:val="21"/>
+              <w:spacing w:after="0" w:line="208"/>
+            </w:pPr>
+            <w:r>
+              <w:rPr>
+                <w:rFonts w:ascii="Times New Roman" w:cs="Times New Roman" w:eastAsia="Times New Roman" w:hAnsi="Times New Roman"/>
+                <w:b w:val="false"/>
+                <w:bCs w:val="false"/>
+                <w:i w:val="false"/>
+                <w:iCs w:val="false"/>
+                <w:color w:val="111111"/>
+                <w:sz w:val="17"/>
+                <w:szCs w:val="17"/>
               </w:rPr>
               <w:t xml:space="preserve"/>
             </w:r>
@@ -8560,7 +8319,7 @@
           </w:tcPr>
           <w:p>
             <w:pPr>
-              <w:spacing w:after="0" w:line="270"/>
+              <w:spacing w:after="0" w:line="208"/>
               <w:jc w:val="center"/>
             </w:pPr>
             <w:r>
@@ -8571,8 +8330,8 @@
                 <w:i w:val="false"/>
                 <w:iCs w:val="false"/>
                 <w:color w:val="111111"/>
-                <w:sz w:val="19"/>
-                <w:szCs w:val="19"/>
+                <w:sz w:val="16"/>
+                <w:szCs w:val="16"/>
               </w:rPr>
               <w:t xml:space="preserve">15</w:t>
             </w:r>
@@ -8582,7 +8341,7 @@
     </w:tbl>
     <w:p>
       <w:pPr>
-        <w:spacing w:after="110"/>
+        <w:spacing w:after="33"/>
       </w:pPr>
       <w:r>
         <w:rPr>
@@ -8592,8 +8351,8 @@
           <w:i w:val="false"/>
           <w:iCs w:val="false"/>
           <w:color w:val="111111"/>
-          <w:sz w:val="21"/>
-          <w:szCs w:val="21"/>
+          <w:sz w:val="17"/>
+          <w:szCs w:val="17"/>
         </w:rPr>
         <w:t xml:space="preserve"/>
       </w:r>
@@ -8601,7 +8360,7 @@
     <w:p>
       <w:pPr>
         <w:keepNext w:val="false"/>
-        <w:spacing w:after="90" w:before="0" w:line="280"/>
+        <w:spacing w:after="27" w:before="0" w:line="208"/>
       </w:pPr>
       <w:r>
         <w:rPr>
@@ -8611,8 +8370,8 @@
           <w:i w:val="false"/>
           <w:iCs w:val="false"/>
           <w:color w:val="111111"/>
-          <w:sz w:val="20"/>
-          <w:szCs w:val="20"/>
+          <w:sz w:val="17"/>
+          <w:szCs w:val="17"/>
         </w:rPr>
         <w:t xml:space="preserve">Öğrenme çıktısı / kazanım dağılımı</w:t>
       </w:r>
@@ -8653,7 +8412,7 @@
           </w:tcPr>
           <w:p>
             <w:pPr>
-              <w:spacing w:after="0" w:line="270"/>
+              <w:spacing w:after="0" w:line="208"/>
               <w:jc w:val="center"/>
             </w:pPr>
             <w:r>
@@ -8664,8 +8423,8 @@
                 <w:i w:val="false"/>
                 <w:iCs w:val="false"/>
                 <w:color w:val="111111"/>
-                <w:sz w:val="18"/>
-                <w:szCs w:val="18"/>
+                <w:sz w:val="15"/>
+                <w:szCs w:val="15"/>
               </w:rPr>
               <w:t xml:space="preserve">Soru</w:t>
             </w:r>
@@ -8685,7 +8444,7 @@
           </w:tcPr>
           <w:p>
             <w:pPr>
-              <w:spacing w:after="0" w:line="270"/>
+              <w:spacing w:after="0" w:line="208"/>
               <w:jc w:val="center"/>
             </w:pPr>
             <w:r>
@@ -8696,8 +8455,8 @@
                 <w:i w:val="false"/>
                 <w:iCs w:val="false"/>
                 <w:color w:val="111111"/>
-                <w:sz w:val="18"/>
-                <w:szCs w:val="18"/>
+                <w:sz w:val="15"/>
+                <w:szCs w:val="15"/>
               </w:rPr>
               <w:t xml:space="preserve">Kazanım</w:t>
             </w:r>
@@ -8717,7 +8476,7 @@
           </w:tcPr>
           <w:p>
             <w:pPr>
-              <w:spacing w:after="0" w:line="270"/>
+              <w:spacing w:after="0" w:line="208"/>
               <w:jc w:val="center"/>
             </w:pPr>
             <w:r>
@@ -8728,8 +8487,8 @@
                 <w:i w:val="false"/>
                 <w:iCs w:val="false"/>
                 <w:color w:val="111111"/>
-                <w:sz w:val="18"/>
-                <w:szCs w:val="18"/>
+                <w:sz w:val="15"/>
+                <w:szCs w:val="15"/>
               </w:rPr>
               <w:t xml:space="preserve">Beceri alanı</w:t>
             </w:r>
@@ -8749,7 +8508,7 @@
           </w:tcPr>
           <w:p>
             <w:pPr>
-              <w:spacing w:after="0" w:line="270"/>
+              <w:spacing w:after="0" w:line="208"/>
               <w:jc w:val="center"/>
             </w:pPr>
             <w:r>
@@ -8760,8 +8519,8 @@
                 <w:i w:val="false"/>
                 <w:iCs w:val="false"/>
                 <w:color w:val="111111"/>
-                <w:sz w:val="18"/>
-                <w:szCs w:val="18"/>
+                <w:sz w:val="15"/>
+                <w:szCs w:val="15"/>
               </w:rPr>
               <w:t xml:space="preserve">Puan</w:t>
             </w:r>
@@ -8782,7 +8541,7 @@
           </w:tcPr>
           <w:p>
             <w:pPr>
-              <w:spacing w:after="0" w:line="270"/>
+              <w:spacing w:after="0" w:line="208"/>
               <w:jc w:val="center"/>
             </w:pPr>
             <w:r>
@@ -8793,8 +8552,8 @@
                 <w:i w:val="false"/>
                 <w:iCs w:val="false"/>
                 <w:color w:val="111111"/>
-                <w:sz w:val="18"/>
-                <w:szCs w:val="18"/>
+                <w:sz w:val="15"/>
+                <w:szCs w:val="15"/>
               </w:rPr>
               <w:t xml:space="preserve">1</w:t>
             </w:r>
@@ -8813,18 +8572,18 @@
           </w:tcPr>
           <w:p>
             <w:pPr>
-              <w:spacing w:after="0" w:line="270"/>
-            </w:pPr>
-            <w:r>
-              <w:rPr>
-                <w:rFonts w:ascii="Times New Roman" w:cs="Times New Roman" w:eastAsia="Times New Roman" w:hAnsi="Times New Roman"/>
-                <w:b w:val="false"/>
-                <w:bCs w:val="false"/>
-                <w:i w:val="false"/>
-                <w:iCs w:val="false"/>
-                <w:color w:val="111111"/>
-                <w:sz w:val="17"/>
-                <w:szCs w:val="17"/>
+              <w:spacing w:after="0" w:line="208"/>
+            </w:pPr>
+            <w:r>
+              <w:rPr>
+                <w:rFonts w:ascii="Times New Roman" w:cs="Times New Roman" w:eastAsia="Times New Roman" w:hAnsi="Times New Roman"/>
+                <w:b w:val="false"/>
+                <w:bCs w:val="false"/>
+                <w:i w:val="false"/>
+                <w:iCs w:val="false"/>
+                <w:color w:val="111111"/>
+                <w:sz w:val="14"/>
+                <w:szCs w:val="14"/>
               </w:rPr>
               <w:t xml:space="preserve">Günlük dille yazılmış kısa ve basit metinleri anlamlandırır.</w:t>
             </w:r>
@@ -8843,19 +8602,19 @@
           </w:tcPr>
           <w:p>
             <w:pPr>
-              <w:spacing w:after="0" w:line="270"/>
-              <w:jc w:val="center"/>
-            </w:pPr>
-            <w:r>
-              <w:rPr>
-                <w:rFonts w:ascii="Times New Roman" w:cs="Times New Roman" w:eastAsia="Times New Roman" w:hAnsi="Times New Roman"/>
-                <w:b w:val="false"/>
-                <w:bCs w:val="false"/>
-                <w:i w:val="false"/>
-                <w:iCs w:val="false"/>
-                <w:color w:val="111111"/>
-                <w:sz w:val="17"/>
-                <w:szCs w:val="17"/>
+              <w:spacing w:after="0" w:line="208"/>
+              <w:jc w:val="center"/>
+            </w:pPr>
+            <w:r>
+              <w:rPr>
+                <w:rFonts w:ascii="Times New Roman" w:cs="Times New Roman" w:eastAsia="Times New Roman" w:hAnsi="Times New Roman"/>
+                <w:b w:val="false"/>
+                <w:bCs w:val="false"/>
+                <w:i w:val="false"/>
+                <w:iCs w:val="false"/>
+                <w:color w:val="111111"/>
+                <w:sz w:val="14"/>
+                <w:szCs w:val="14"/>
               </w:rPr>
               <w:t xml:space="preserve">Okuma</w:t>
             </w:r>
@@ -8874,19 +8633,19 @@
           </w:tcPr>
           <w:p>
             <w:pPr>
-              <w:spacing w:after="0" w:line="270"/>
-              <w:jc w:val="center"/>
-            </w:pPr>
-            <w:r>
-              <w:rPr>
-                <w:rFonts w:ascii="Times New Roman" w:cs="Times New Roman" w:eastAsia="Times New Roman" w:hAnsi="Times New Roman"/>
-                <w:b w:val="false"/>
-                <w:bCs w:val="false"/>
-                <w:i w:val="false"/>
-                <w:iCs w:val="false"/>
-                <w:color w:val="111111"/>
-                <w:sz w:val="18"/>
-                <w:szCs w:val="18"/>
+              <w:spacing w:after="0" w:line="208"/>
+              <w:jc w:val="center"/>
+            </w:pPr>
+            <w:r>
+              <w:rPr>
+                <w:rFonts w:ascii="Times New Roman" w:cs="Times New Roman" w:eastAsia="Times New Roman" w:hAnsi="Times New Roman"/>
+                <w:b w:val="false"/>
+                <w:bCs w:val="false"/>
+                <w:i w:val="false"/>
+                <w:iCs w:val="false"/>
+                <w:color w:val="111111"/>
+                <w:sz w:val="15"/>
+                <w:szCs w:val="15"/>
               </w:rPr>
               <w:t xml:space="preserve">15</w:t>
             </w:r>
@@ -8907,7 +8666,7 @@
           </w:tcPr>
           <w:p>
             <w:pPr>
-              <w:spacing w:after="0" w:line="270"/>
+              <w:spacing w:after="0" w:line="208"/>
               <w:jc w:val="center"/>
             </w:pPr>
             <w:r>
@@ -8918,8 +8677,8 @@
                 <w:i w:val="false"/>
                 <w:iCs w:val="false"/>
                 <w:color w:val="111111"/>
-                <w:sz w:val="18"/>
-                <w:szCs w:val="18"/>
+                <w:sz w:val="15"/>
+                <w:szCs w:val="15"/>
               </w:rPr>
               <w:t xml:space="preserve">2</w:t>
             </w:r>
@@ -8938,18 +8697,18 @@
           </w:tcPr>
           <w:p>
             <w:pPr>
-              <w:spacing w:after="0" w:line="270"/>
-            </w:pPr>
-            <w:r>
-              <w:rPr>
-                <w:rFonts w:ascii="Times New Roman" w:cs="Times New Roman" w:eastAsia="Times New Roman" w:hAnsi="Times New Roman"/>
-                <w:b w:val="false"/>
-                <w:bCs w:val="false"/>
-                <w:i w:val="false"/>
-                <w:iCs w:val="false"/>
-                <w:color w:val="111111"/>
-                <w:sz w:val="17"/>
-                <w:szCs w:val="17"/>
+              <w:spacing w:after="0" w:line="208"/>
+            </w:pPr>
+            <w:r>
+              <w:rPr>
+                <w:rFonts w:ascii="Times New Roman" w:cs="Times New Roman" w:eastAsia="Times New Roman" w:hAnsi="Times New Roman"/>
+                <w:b w:val="false"/>
+                <w:bCs w:val="false"/>
+                <w:i w:val="false"/>
+                <w:iCs w:val="false"/>
+                <w:color w:val="111111"/>
+                <w:sz w:val="14"/>
+                <w:szCs w:val="14"/>
               </w:rPr>
               <w:t xml:space="preserve">Tanıdık durumlardaki basit nesnel bilgileri tanır.</w:t>
             </w:r>
@@ -8968,19 +8727,19 @@
           </w:tcPr>
           <w:p>
             <w:pPr>
-              <w:spacing w:after="0" w:line="270"/>
-              <w:jc w:val="center"/>
-            </w:pPr>
-            <w:r>
-              <w:rPr>
-                <w:rFonts w:ascii="Times New Roman" w:cs="Times New Roman" w:eastAsia="Times New Roman" w:hAnsi="Times New Roman"/>
-                <w:b w:val="false"/>
-                <w:bCs w:val="false"/>
-                <w:i w:val="false"/>
-                <w:iCs w:val="false"/>
-                <w:color w:val="111111"/>
-                <w:sz w:val="17"/>
-                <w:szCs w:val="17"/>
+              <w:spacing w:after="0" w:line="208"/>
+              <w:jc w:val="center"/>
+            </w:pPr>
+            <w:r>
+              <w:rPr>
+                <w:rFonts w:ascii="Times New Roman" w:cs="Times New Roman" w:eastAsia="Times New Roman" w:hAnsi="Times New Roman"/>
+                <w:b w:val="false"/>
+                <w:bCs w:val="false"/>
+                <w:i w:val="false"/>
+                <w:iCs w:val="false"/>
+                <w:color w:val="111111"/>
+                <w:sz w:val="14"/>
+                <w:szCs w:val="14"/>
               </w:rPr>
               <w:t xml:space="preserve">Dinleme</w:t>
             </w:r>
@@ -8999,19 +8758,19 @@
           </w:tcPr>
           <w:p>
             <w:pPr>
-              <w:spacing w:after="0" w:line="270"/>
-              <w:jc w:val="center"/>
-            </w:pPr>
-            <w:r>
-              <w:rPr>
-                <w:rFonts w:ascii="Times New Roman" w:cs="Times New Roman" w:eastAsia="Times New Roman" w:hAnsi="Times New Roman"/>
-                <w:b w:val="false"/>
-                <w:bCs w:val="false"/>
-                <w:i w:val="false"/>
-                <w:iCs w:val="false"/>
-                <w:color w:val="111111"/>
-                <w:sz w:val="18"/>
-                <w:szCs w:val="18"/>
+              <w:spacing w:after="0" w:line="208"/>
+              <w:jc w:val="center"/>
+            </w:pPr>
+            <w:r>
+              <w:rPr>
+                <w:rFonts w:ascii="Times New Roman" w:cs="Times New Roman" w:eastAsia="Times New Roman" w:hAnsi="Times New Roman"/>
+                <w:b w:val="false"/>
+                <w:bCs w:val="false"/>
+                <w:i w:val="false"/>
+                <w:iCs w:val="false"/>
+                <w:color w:val="111111"/>
+                <w:sz w:val="15"/>
+                <w:szCs w:val="15"/>
               </w:rPr>
               <w:t xml:space="preserve">10</w:t>
             </w:r>
@@ -9032,7 +8791,7 @@
           </w:tcPr>
           <w:p>
             <w:pPr>
-              <w:spacing w:after="0" w:line="270"/>
+              <w:spacing w:after="0" w:line="208"/>
               <w:jc w:val="center"/>
             </w:pPr>
             <w:r>
@@ -9043,8 +8802,8 @@
                 <w:i w:val="false"/>
                 <w:iCs w:val="false"/>
                 <w:color w:val="111111"/>
-                <w:sz w:val="18"/>
-                <w:szCs w:val="18"/>
+                <w:sz w:val="15"/>
+                <w:szCs w:val="15"/>
               </w:rPr>
               <w:t xml:space="preserve">3</w:t>
             </w:r>
@@ -9063,18 +8822,18 @@
           </w:tcPr>
           <w:p>
             <w:pPr>
-              <w:spacing w:after="0" w:line="270"/>
-            </w:pPr>
-            <w:r>
-              <w:rPr>
-                <w:rFonts w:ascii="Times New Roman" w:cs="Times New Roman" w:eastAsia="Times New Roman" w:hAnsi="Times New Roman"/>
-                <w:b w:val="false"/>
-                <w:bCs w:val="false"/>
-                <w:i w:val="false"/>
-                <w:iCs w:val="false"/>
-                <w:color w:val="111111"/>
-                <w:sz w:val="17"/>
-                <w:szCs w:val="17"/>
+              <w:spacing w:after="0" w:line="208"/>
+            </w:pPr>
+            <w:r>
+              <w:rPr>
+                <w:rFonts w:ascii="Times New Roman" w:cs="Times New Roman" w:eastAsia="Times New Roman" w:hAnsi="Times New Roman"/>
+                <w:b w:val="false"/>
+                <w:bCs w:val="false"/>
+                <w:i w:val="false"/>
+                <w:iCs w:val="false"/>
+                <w:color w:val="111111"/>
+                <w:sz w:val="14"/>
+                <w:szCs w:val="14"/>
               </w:rPr>
               <w:t xml:space="preserve">Okuduğu metinde geçen yönerge ve uyarı ifadelerini tanır.</w:t>
             </w:r>
@@ -9093,19 +8852,19 @@
           </w:tcPr>
           <w:p>
             <w:pPr>
-              <w:spacing w:after="0" w:line="270"/>
-              <w:jc w:val="center"/>
-            </w:pPr>
-            <w:r>
-              <w:rPr>
-                <w:rFonts w:ascii="Times New Roman" w:cs="Times New Roman" w:eastAsia="Times New Roman" w:hAnsi="Times New Roman"/>
-                <w:b w:val="false"/>
-                <w:bCs w:val="false"/>
-                <w:i w:val="false"/>
-                <w:iCs w:val="false"/>
-                <w:color w:val="111111"/>
-                <w:sz w:val="17"/>
-                <w:szCs w:val="17"/>
+              <w:spacing w:after="0" w:line="208"/>
+              <w:jc w:val="center"/>
+            </w:pPr>
+            <w:r>
+              <w:rPr>
+                <w:rFonts w:ascii="Times New Roman" w:cs="Times New Roman" w:eastAsia="Times New Roman" w:hAnsi="Times New Roman"/>
+                <w:b w:val="false"/>
+                <w:bCs w:val="false"/>
+                <w:i w:val="false"/>
+                <w:iCs w:val="false"/>
+                <w:color w:val="111111"/>
+                <w:sz w:val="14"/>
+                <w:szCs w:val="14"/>
               </w:rPr>
               <w:t xml:space="preserve">Okuma</w:t>
             </w:r>
@@ -9124,19 +8883,19 @@
           </w:tcPr>
           <w:p>
             <w:pPr>
-              <w:spacing w:after="0" w:line="270"/>
-              <w:jc w:val="center"/>
-            </w:pPr>
-            <w:r>
-              <w:rPr>
-                <w:rFonts w:ascii="Times New Roman" w:cs="Times New Roman" w:eastAsia="Times New Roman" w:hAnsi="Times New Roman"/>
-                <w:b w:val="false"/>
-                <w:bCs w:val="false"/>
-                <w:i w:val="false"/>
-                <w:iCs w:val="false"/>
-                <w:color w:val="111111"/>
-                <w:sz w:val="18"/>
-                <w:szCs w:val="18"/>
+              <w:spacing w:after="0" w:line="208"/>
+              <w:jc w:val="center"/>
+            </w:pPr>
+            <w:r>
+              <w:rPr>
+                <w:rFonts w:ascii="Times New Roman" w:cs="Times New Roman" w:eastAsia="Times New Roman" w:hAnsi="Times New Roman"/>
+                <w:b w:val="false"/>
+                <w:bCs w:val="false"/>
+                <w:i w:val="false"/>
+                <w:iCs w:val="false"/>
+                <w:color w:val="111111"/>
+                <w:sz w:val="15"/>
+                <w:szCs w:val="15"/>
               </w:rPr>
               <w:t xml:space="preserve">15</w:t>
             </w:r>
@@ -9157,7 +8916,7 @@
           </w:tcPr>
           <w:p>
             <w:pPr>
-              <w:spacing w:after="0" w:line="270"/>
+              <w:spacing w:after="0" w:line="208"/>
               <w:jc w:val="center"/>
             </w:pPr>
             <w:r>
@@ -9168,8 +8927,8 @@
                 <w:i w:val="false"/>
                 <w:iCs w:val="false"/>
                 <w:color w:val="111111"/>
-                <w:sz w:val="18"/>
-                <w:szCs w:val="18"/>
+                <w:sz w:val="15"/>
+                <w:szCs w:val="15"/>
               </w:rPr>
               <w:t xml:space="preserve">4</w:t>
             </w:r>
@@ -9188,18 +8947,18 @@
           </w:tcPr>
           <w:p>
             <w:pPr>
-              <w:spacing w:after="0" w:line="270"/>
-            </w:pPr>
-            <w:r>
-              <w:rPr>
-                <w:rFonts w:ascii="Times New Roman" w:cs="Times New Roman" w:eastAsia="Times New Roman" w:hAnsi="Times New Roman"/>
-                <w:b w:val="false"/>
-                <w:bCs w:val="false"/>
-                <w:i w:val="false"/>
-                <w:iCs w:val="false"/>
-                <w:color w:val="111111"/>
-                <w:sz w:val="17"/>
-                <w:szCs w:val="17"/>
+              <w:spacing w:after="0" w:line="208"/>
+            </w:pPr>
+            <w:r>
+              <w:rPr>
+                <w:rFonts w:ascii="Times New Roman" w:cs="Times New Roman" w:eastAsia="Times New Roman" w:hAnsi="Times New Roman"/>
+                <w:b w:val="false"/>
+                <w:bCs w:val="false"/>
+                <w:i w:val="false"/>
+                <w:iCs w:val="false"/>
+                <w:color w:val="111111"/>
+                <w:sz w:val="14"/>
+                <w:szCs w:val="14"/>
               </w:rPr>
               <w:t xml:space="preserve">Günlük durumlara uygun uyarı ve bilgilendirme ifadesini belirler.</w:t>
             </w:r>
@@ -9218,19 +8977,19 @@
           </w:tcPr>
           <w:p>
             <w:pPr>
-              <w:spacing w:after="0" w:line="270"/>
-              <w:jc w:val="center"/>
-            </w:pPr>
-            <w:r>
-              <w:rPr>
-                <w:rFonts w:ascii="Times New Roman" w:cs="Times New Roman" w:eastAsia="Times New Roman" w:hAnsi="Times New Roman"/>
-                <w:b w:val="false"/>
-                <w:bCs w:val="false"/>
-                <w:i w:val="false"/>
-                <w:iCs w:val="false"/>
-                <w:color w:val="111111"/>
-                <w:sz w:val="17"/>
-                <w:szCs w:val="17"/>
+              <w:spacing w:after="0" w:line="208"/>
+              <w:jc w:val="center"/>
+            </w:pPr>
+            <w:r>
+              <w:rPr>
+                <w:rFonts w:ascii="Times New Roman" w:cs="Times New Roman" w:eastAsia="Times New Roman" w:hAnsi="Times New Roman"/>
+                <w:b w:val="false"/>
+                <w:bCs w:val="false"/>
+                <w:i w:val="false"/>
+                <w:iCs w:val="false"/>
+                <w:color w:val="111111"/>
+                <w:sz w:val="14"/>
+                <w:szCs w:val="14"/>
               </w:rPr>
               <w:t xml:space="preserve">Konuşma</w:t>
             </w:r>
@@ -9249,19 +9008,19 @@
           </w:tcPr>
           <w:p>
             <w:pPr>
-              <w:spacing w:after="0" w:line="270"/>
-              <w:jc w:val="center"/>
-            </w:pPr>
-            <w:r>
-              <w:rPr>
-                <w:rFonts w:ascii="Times New Roman" w:cs="Times New Roman" w:eastAsia="Times New Roman" w:hAnsi="Times New Roman"/>
-                <w:b w:val="false"/>
-                <w:bCs w:val="false"/>
-                <w:i w:val="false"/>
-                <w:iCs w:val="false"/>
-                <w:color w:val="111111"/>
-                <w:sz w:val="18"/>
-                <w:szCs w:val="18"/>
+              <w:spacing w:after="0" w:line="208"/>
+              <w:jc w:val="center"/>
+            </w:pPr>
+            <w:r>
+              <w:rPr>
+                <w:rFonts w:ascii="Times New Roman" w:cs="Times New Roman" w:eastAsia="Times New Roman" w:hAnsi="Times New Roman"/>
+                <w:b w:val="false"/>
+                <w:bCs w:val="false"/>
+                <w:i w:val="false"/>
+                <w:iCs w:val="false"/>
+                <w:color w:val="111111"/>
+                <w:sz w:val="15"/>
+                <w:szCs w:val="15"/>
               </w:rPr>
               <w:t xml:space="preserve">10</w:t>
             </w:r>
@@ -9282,7 +9041,7 @@
           </w:tcPr>
           <w:p>
             <w:pPr>
-              <w:spacing w:after="0" w:line="270"/>
+              <w:spacing w:after="0" w:line="208"/>
               <w:jc w:val="center"/>
             </w:pPr>
             <w:r>
@@ -9293,8 +9052,8 @@
                 <w:i w:val="false"/>
                 <w:iCs w:val="false"/>
                 <w:color w:val="111111"/>
-                <w:sz w:val="18"/>
-                <w:szCs w:val="18"/>
+                <w:sz w:val="15"/>
+                <w:szCs w:val="15"/>
               </w:rPr>
               <w:t xml:space="preserve">5</w:t>
             </w:r>
@@ -9313,18 +9072,18 @@
           </w:tcPr>
           <w:p>
             <w:pPr>
-              <w:spacing w:after="0" w:line="270"/>
-            </w:pPr>
-            <w:r>
-              <w:rPr>
-                <w:rFonts w:ascii="Times New Roman" w:cs="Times New Roman" w:eastAsia="Times New Roman" w:hAnsi="Times New Roman"/>
-                <w:b w:val="false"/>
-                <w:bCs w:val="false"/>
-                <w:i w:val="false"/>
-                <w:iCs w:val="false"/>
-                <w:color w:val="111111"/>
-                <w:sz w:val="17"/>
-                <w:szCs w:val="17"/>
+              <w:spacing w:after="0" w:line="208"/>
+            </w:pPr>
+            <w:r>
+              <w:rPr>
+                <w:rFonts w:ascii="Times New Roman" w:cs="Times New Roman" w:eastAsia="Times New Roman" w:hAnsi="Times New Roman"/>
+                <w:b w:val="false"/>
+                <w:bCs w:val="false"/>
+                <w:i w:val="false"/>
+                <w:iCs w:val="false"/>
+                <w:color w:val="111111"/>
+                <w:sz w:val="14"/>
+                <w:szCs w:val="14"/>
               </w:rPr>
               <w:t xml:space="preserve">Metinden hareketle tema kelimelerini yerinde kullanır.</w:t>
             </w:r>
@@ -9343,19 +9102,19 @@
           </w:tcPr>
           <w:p>
             <w:pPr>
-              <w:spacing w:after="0" w:line="270"/>
-              <w:jc w:val="center"/>
-            </w:pPr>
-            <w:r>
-              <w:rPr>
-                <w:rFonts w:ascii="Times New Roman" w:cs="Times New Roman" w:eastAsia="Times New Roman" w:hAnsi="Times New Roman"/>
-                <w:b w:val="false"/>
-                <w:bCs w:val="false"/>
-                <w:i w:val="false"/>
-                <w:iCs w:val="false"/>
-                <w:color w:val="111111"/>
-                <w:sz w:val="17"/>
-                <w:szCs w:val="17"/>
+              <w:spacing w:after="0" w:line="208"/>
+              <w:jc w:val="center"/>
+            </w:pPr>
+            <w:r>
+              <w:rPr>
+                <w:rFonts w:ascii="Times New Roman" w:cs="Times New Roman" w:eastAsia="Times New Roman" w:hAnsi="Times New Roman"/>
+                <w:b w:val="false"/>
+                <w:bCs w:val="false"/>
+                <w:i w:val="false"/>
+                <w:iCs w:val="false"/>
+                <w:color w:val="111111"/>
+                <w:sz w:val="14"/>
+                <w:szCs w:val="14"/>
               </w:rPr>
               <w:t xml:space="preserve">Sözcük</w:t>
             </w:r>
@@ -9374,19 +9133,19 @@
           </w:tcPr>
           <w:p>
             <w:pPr>
-              <w:spacing w:after="0" w:line="270"/>
-              <w:jc w:val="center"/>
-            </w:pPr>
-            <w:r>
-              <w:rPr>
-                <w:rFonts w:ascii="Times New Roman" w:cs="Times New Roman" w:eastAsia="Times New Roman" w:hAnsi="Times New Roman"/>
-                <w:b w:val="false"/>
-                <w:bCs w:val="false"/>
-                <w:i w:val="false"/>
-                <w:iCs w:val="false"/>
-                <w:color w:val="111111"/>
-                <w:sz w:val="18"/>
-                <w:szCs w:val="18"/>
+              <w:spacing w:after="0" w:line="208"/>
+              <w:jc w:val="center"/>
+            </w:pPr>
+            <w:r>
+              <w:rPr>
+                <w:rFonts w:ascii="Times New Roman" w:cs="Times New Roman" w:eastAsia="Times New Roman" w:hAnsi="Times New Roman"/>
+                <w:b w:val="false"/>
+                <w:bCs w:val="false"/>
+                <w:i w:val="false"/>
+                <w:iCs w:val="false"/>
+                <w:color w:val="111111"/>
+                <w:sz w:val="15"/>
+                <w:szCs w:val="15"/>
               </w:rPr>
               <w:t xml:space="preserve">10</w:t>
             </w:r>
@@ -9407,7 +9166,7 @@
           </w:tcPr>
           <w:p>
             <w:pPr>
-              <w:spacing w:after="0" w:line="270"/>
+              <w:spacing w:after="0" w:line="208"/>
               <w:jc w:val="center"/>
             </w:pPr>
             <w:r>
@@ -9418,8 +9177,8 @@
                 <w:i w:val="false"/>
                 <w:iCs w:val="false"/>
                 <w:color w:val="111111"/>
-                <w:sz w:val="18"/>
-                <w:szCs w:val="18"/>
+                <w:sz w:val="15"/>
+                <w:szCs w:val="15"/>
               </w:rPr>
               <w:t xml:space="preserve">6</w:t>
             </w:r>
@@ -9438,18 +9197,18 @@
           </w:tcPr>
           <w:p>
             <w:pPr>
-              <w:spacing w:after="0" w:line="270"/>
-            </w:pPr>
-            <w:r>
-              <w:rPr>
-                <w:rFonts w:ascii="Times New Roman" w:cs="Times New Roman" w:eastAsia="Times New Roman" w:hAnsi="Times New Roman"/>
-                <w:b w:val="false"/>
-                <w:bCs w:val="false"/>
-                <w:i w:val="false"/>
-                <w:iCs w:val="false"/>
-                <w:color w:val="111111"/>
-                <w:sz w:val="17"/>
-                <w:szCs w:val="17"/>
+              <w:spacing w:after="0" w:line="208"/>
+            </w:pPr>
+            <w:r>
+              <w:rPr>
+                <w:rFonts w:ascii="Times New Roman" w:cs="Times New Roman" w:eastAsia="Times New Roman" w:hAnsi="Times New Roman"/>
+                <w:b w:val="false"/>
+                <w:bCs w:val="false"/>
+                <w:i w:val="false"/>
+                <w:iCs w:val="false"/>
+                <w:color w:val="111111"/>
+                <w:sz w:val="14"/>
+                <w:szCs w:val="14"/>
               </w:rPr>
               <w:t xml:space="preserve">Mazi, muzari ve gelecek zaman yapılarını ayırt eder.</w:t>
             </w:r>
@@ -9468,19 +9227,19 @@
           </w:tcPr>
           <w:p>
             <w:pPr>
-              <w:spacing w:after="0" w:line="270"/>
-              <w:jc w:val="center"/>
-            </w:pPr>
-            <w:r>
-              <w:rPr>
-                <w:rFonts w:ascii="Times New Roman" w:cs="Times New Roman" w:eastAsia="Times New Roman" w:hAnsi="Times New Roman"/>
-                <w:b w:val="false"/>
-                <w:bCs w:val="false"/>
-                <w:i w:val="false"/>
-                <w:iCs w:val="false"/>
-                <w:color w:val="111111"/>
-                <w:sz w:val="17"/>
-                <w:szCs w:val="17"/>
+              <w:spacing w:after="0" w:line="208"/>
+              <w:jc w:val="center"/>
+            </w:pPr>
+            <w:r>
+              <w:rPr>
+                <w:rFonts w:ascii="Times New Roman" w:cs="Times New Roman" w:eastAsia="Times New Roman" w:hAnsi="Times New Roman"/>
+                <w:b w:val="false"/>
+                <w:bCs w:val="false"/>
+                <w:i w:val="false"/>
+                <w:iCs w:val="false"/>
+                <w:color w:val="111111"/>
+                <w:sz w:val="14"/>
+                <w:szCs w:val="14"/>
               </w:rPr>
               <w:t xml:space="preserve">Dil Bilgisi</w:t>
             </w:r>
@@ -9499,19 +9258,19 @@
           </w:tcPr>
           <w:p>
             <w:pPr>
-              <w:spacing w:after="0" w:line="270"/>
-              <w:jc w:val="center"/>
-            </w:pPr>
-            <w:r>
-              <w:rPr>
-                <w:rFonts w:ascii="Times New Roman" w:cs="Times New Roman" w:eastAsia="Times New Roman" w:hAnsi="Times New Roman"/>
-                <w:b w:val="false"/>
-                <w:bCs w:val="false"/>
-                <w:i w:val="false"/>
-                <w:iCs w:val="false"/>
-                <w:color w:val="111111"/>
-                <w:sz w:val="18"/>
-                <w:szCs w:val="18"/>
+              <w:spacing w:after="0" w:line="208"/>
+              <w:jc w:val="center"/>
+            </w:pPr>
+            <w:r>
+              <w:rPr>
+                <w:rFonts w:ascii="Times New Roman" w:cs="Times New Roman" w:eastAsia="Times New Roman" w:hAnsi="Times New Roman"/>
+                <w:b w:val="false"/>
+                <w:bCs w:val="false"/>
+                <w:i w:val="false"/>
+                <w:iCs w:val="false"/>
+                <w:color w:val="111111"/>
+                <w:sz w:val="15"/>
+                <w:szCs w:val="15"/>
               </w:rPr>
               <w:t xml:space="preserve">10</w:t>
             </w:r>
@@ -9532,7 +9291,7 @@
           </w:tcPr>
           <w:p>
             <w:pPr>
-              <w:spacing w:after="0" w:line="270"/>
+              <w:spacing w:after="0" w:line="208"/>
               <w:jc w:val="center"/>
             </w:pPr>
             <w:r>
@@ -9543,8 +9302,8 @@
                 <w:i w:val="false"/>
                 <w:iCs w:val="false"/>
                 <w:color w:val="111111"/>
-                <w:sz w:val="18"/>
-                <w:szCs w:val="18"/>
+                <w:sz w:val="15"/>
+                <w:szCs w:val="15"/>
               </w:rPr>
               <w:t xml:space="preserve">7</w:t>
             </w:r>
@@ -9563,18 +9322,18 @@
           </w:tcPr>
           <w:p>
             <w:pPr>
-              <w:spacing w:after="0" w:line="270"/>
-            </w:pPr>
-            <w:r>
-              <w:rPr>
-                <w:rFonts w:ascii="Times New Roman" w:cs="Times New Roman" w:eastAsia="Times New Roman" w:hAnsi="Times New Roman"/>
-                <w:b w:val="false"/>
-                <w:bCs w:val="false"/>
-                <w:i w:val="false"/>
-                <w:iCs w:val="false"/>
-                <w:color w:val="111111"/>
-                <w:sz w:val="17"/>
-                <w:szCs w:val="17"/>
+              <w:spacing w:after="0" w:line="208"/>
+            </w:pPr>
+            <w:r>
+              <w:rPr>
+                <w:rFonts w:ascii="Times New Roman" w:cs="Times New Roman" w:eastAsia="Times New Roman" w:hAnsi="Times New Roman"/>
+                <w:b w:val="false"/>
+                <w:bCs w:val="false"/>
+                <w:i w:val="false"/>
+                <w:iCs w:val="false"/>
+                <w:color w:val="111111"/>
+                <w:sz w:val="14"/>
+                <w:szCs w:val="14"/>
               </w:rPr>
               <w:t xml:space="preserve">Okuduğu metinle ilgili temel soruları cevaplar.</w:t>
             </w:r>
@@ -9593,19 +9352,19 @@
           </w:tcPr>
           <w:p>
             <w:pPr>
-              <w:spacing w:after="0" w:line="270"/>
-              <w:jc w:val="center"/>
-            </w:pPr>
-            <w:r>
-              <w:rPr>
-                <w:rFonts w:ascii="Times New Roman" w:cs="Times New Roman" w:eastAsia="Times New Roman" w:hAnsi="Times New Roman"/>
-                <w:b w:val="false"/>
-                <w:bCs w:val="false"/>
-                <w:i w:val="false"/>
-                <w:iCs w:val="false"/>
-                <w:color w:val="111111"/>
-                <w:sz w:val="17"/>
-                <w:szCs w:val="17"/>
+              <w:spacing w:after="0" w:line="208"/>
+              <w:jc w:val="center"/>
+            </w:pPr>
+            <w:r>
+              <w:rPr>
+                <w:rFonts w:ascii="Times New Roman" w:cs="Times New Roman" w:eastAsia="Times New Roman" w:hAnsi="Times New Roman"/>
+                <w:b w:val="false"/>
+                <w:bCs w:val="false"/>
+                <w:i w:val="false"/>
+                <w:iCs w:val="false"/>
+                <w:color w:val="111111"/>
+                <w:sz w:val="14"/>
+                <w:szCs w:val="14"/>
               </w:rPr>
               <w:t xml:space="preserve">Konuşma</w:t>
             </w:r>
@@ -9624,19 +9383,19 @@
           </w:tcPr>
           <w:p>
             <w:pPr>
-              <w:spacing w:after="0" w:line="270"/>
-              <w:jc w:val="center"/>
-            </w:pPr>
-            <w:r>
-              <w:rPr>
-                <w:rFonts w:ascii="Times New Roman" w:cs="Times New Roman" w:eastAsia="Times New Roman" w:hAnsi="Times New Roman"/>
-                <w:b w:val="false"/>
-                <w:bCs w:val="false"/>
-                <w:i w:val="false"/>
-                <w:iCs w:val="false"/>
-                <w:color w:val="111111"/>
-                <w:sz w:val="18"/>
-                <w:szCs w:val="18"/>
+              <w:spacing w:after="0" w:line="208"/>
+              <w:jc w:val="center"/>
+            </w:pPr>
+            <w:r>
+              <w:rPr>
+                <w:rFonts w:ascii="Times New Roman" w:cs="Times New Roman" w:eastAsia="Times New Roman" w:hAnsi="Times New Roman"/>
+                <w:b w:val="false"/>
+                <w:bCs w:val="false"/>
+                <w:i w:val="false"/>
+                <w:iCs w:val="false"/>
+                <w:color w:val="111111"/>
+                <w:sz w:val="15"/>
+                <w:szCs w:val="15"/>
               </w:rPr>
               <w:t xml:space="preserve">15</w:t>
             </w:r>
@@ -9657,7 +9416,7 @@
           </w:tcPr>
           <w:p>
             <w:pPr>
-              <w:spacing w:after="0" w:line="270"/>
+              <w:spacing w:after="0" w:line="208"/>
               <w:jc w:val="center"/>
             </w:pPr>
             <w:r>
@@ -9668,8 +9427,8 @@
                 <w:i w:val="false"/>
                 <w:iCs w:val="false"/>
                 <w:color w:val="111111"/>
-                <w:sz w:val="18"/>
-                <w:szCs w:val="18"/>
+                <w:sz w:val="15"/>
+                <w:szCs w:val="15"/>
               </w:rPr>
               <w:t xml:space="preserve">8</w:t>
             </w:r>
@@ -9688,18 +9447,18 @@
           </w:tcPr>
           <w:p>
             <w:pPr>
-              <w:spacing w:after="0" w:line="270"/>
-            </w:pPr>
-            <w:r>
-              <w:rPr>
-                <w:rFonts w:ascii="Times New Roman" w:cs="Times New Roman" w:eastAsia="Times New Roman" w:hAnsi="Times New Roman"/>
-                <w:b w:val="false"/>
-                <w:bCs w:val="false"/>
-                <w:i w:val="false"/>
-                <w:iCs w:val="false"/>
-                <w:color w:val="111111"/>
-                <w:sz w:val="17"/>
-                <w:szCs w:val="17"/>
+              <w:spacing w:after="0" w:line="208"/>
+            </w:pPr>
+            <w:r>
+              <w:rPr>
+                <w:rFonts w:ascii="Times New Roman" w:cs="Times New Roman" w:eastAsia="Times New Roman" w:hAnsi="Times New Roman"/>
+                <w:b w:val="false"/>
+                <w:bCs w:val="false"/>
+                <w:i w:val="false"/>
+                <w:iCs w:val="false"/>
+                <w:color w:val="111111"/>
+                <w:sz w:val="14"/>
+                <w:szCs w:val="14"/>
               </w:rPr>
               <w:t xml:space="preserve">Kendisi veya çevresiyle ilgili basit cümleler yazar.</w:t>
             </w:r>
@@ -9718,19 +9477,19 @@
           </w:tcPr>
           <w:p>
             <w:pPr>
-              <w:spacing w:after="0" w:line="270"/>
-              <w:jc w:val="center"/>
-            </w:pPr>
-            <w:r>
-              <w:rPr>
-                <w:rFonts w:ascii="Times New Roman" w:cs="Times New Roman" w:eastAsia="Times New Roman" w:hAnsi="Times New Roman"/>
-                <w:b w:val="false"/>
-                <w:bCs w:val="false"/>
-                <w:i w:val="false"/>
-                <w:iCs w:val="false"/>
-                <w:color w:val="111111"/>
-                <w:sz w:val="17"/>
-                <w:szCs w:val="17"/>
+              <w:spacing w:after="0" w:line="208"/>
+              <w:jc w:val="center"/>
+            </w:pPr>
+            <w:r>
+              <w:rPr>
+                <w:rFonts w:ascii="Times New Roman" w:cs="Times New Roman" w:eastAsia="Times New Roman" w:hAnsi="Times New Roman"/>
+                <w:b w:val="false"/>
+                <w:bCs w:val="false"/>
+                <w:i w:val="false"/>
+                <w:iCs w:val="false"/>
+                <w:color w:val="111111"/>
+                <w:sz w:val="14"/>
+                <w:szCs w:val="14"/>
               </w:rPr>
               <w:t xml:space="preserve">Yazma</w:t>
             </w:r>
@@ -9749,19 +9508,19 @@
           </w:tcPr>
           <w:p>
             <w:pPr>
-              <w:spacing w:after="0" w:line="270"/>
-              <w:jc w:val="center"/>
-            </w:pPr>
-            <w:r>
-              <w:rPr>
-                <w:rFonts w:ascii="Times New Roman" w:cs="Times New Roman" w:eastAsia="Times New Roman" w:hAnsi="Times New Roman"/>
-                <w:b w:val="false"/>
-                <w:bCs w:val="false"/>
-                <w:i w:val="false"/>
-                <w:iCs w:val="false"/>
-                <w:color w:val="111111"/>
-                <w:sz w:val="18"/>
-                <w:szCs w:val="18"/>
+              <w:spacing w:after="0" w:line="208"/>
+              <w:jc w:val="center"/>
+            </w:pPr>
+            <w:r>
+              <w:rPr>
+                <w:rFonts w:ascii="Times New Roman" w:cs="Times New Roman" w:eastAsia="Times New Roman" w:hAnsi="Times New Roman"/>
+                <w:b w:val="false"/>
+                <w:bCs w:val="false"/>
+                <w:i w:val="false"/>
+                <w:iCs w:val="false"/>
+                <w:color w:val="111111"/>
+                <w:sz w:val="15"/>
+                <w:szCs w:val="15"/>
               </w:rPr>
               <w:t xml:space="preserve">15</w:t>
             </w:r>
@@ -9771,7 +9530,7 @@
     </w:tbl>
     <w:p>
       <w:pPr>
-        <w:spacing w:after="60"/>
+        <w:spacing w:after="18"/>
       </w:pPr>
       <w:r>
         <w:rPr>
@@ -9781,8 +9540,8 @@
           <w:i w:val="false"/>
           <w:iCs w:val="false"/>
           <w:color w:val="111111"/>
-          <w:sz w:val="21"/>
-          <w:szCs w:val="21"/>
+          <w:sz w:val="17"/>
+          <w:szCs w:val="17"/>
         </w:rPr>
         <w:t xml:space="preserve"/>
       </w:r>
@@ -9826,44 +9585,26 @@
           </w:tcPr>
           <w:p>
             <w:pPr>
-              <w:spacing w:after="0" w:line="120"/>
-            </w:pPr>
-            <w:r>
-              <w:rPr>
-                <w:rFonts w:ascii="Times New Roman" w:cs="Times New Roman" w:eastAsia="Times New Roman" w:hAnsi="Times New Roman"/>
-                <w:b w:val="false"/>
-                <w:bCs w:val="false"/>
-                <w:i w:val="false"/>
-                <w:iCs w:val="false"/>
-                <w:color w:val="111111"/>
-                <w:sz w:val="6"/>
-                <w:szCs w:val="6"/>
-              </w:rPr>
-              <w:t xml:space="preserve"/>
-            </w:r>
-          </w:p>
-          <w:p>
-            <w:pPr>
-              <w:spacing w:after="25"/>
-              <w:jc w:val="center"/>
-            </w:pPr>
-            <w:r>
-              <w:rPr>
-                <w:rFonts w:ascii="Times New Roman" w:cs="Times New Roman" w:eastAsia="Times New Roman" w:hAnsi="Times New Roman"/>
-                <w:b w:val="false"/>
-                <w:bCs w:val="false"/>
-                <w:i w:val="false"/>
-                <w:iCs w:val="false"/>
-                <w:color w:val="111111"/>
-                <w:sz w:val="19"/>
-                <w:szCs w:val="19"/>
+              <w:spacing w:after="8"/>
+              <w:jc w:val="center"/>
+            </w:pPr>
+            <w:r>
+              <w:rPr>
+                <w:rFonts w:ascii="Times New Roman" w:cs="Times New Roman" w:eastAsia="Times New Roman" w:hAnsi="Times New Roman"/>
+                <w:b w:val="false"/>
+                <w:bCs w:val="false"/>
+                <w:i w:val="false"/>
+                <w:iCs w:val="false"/>
+                <w:color w:val="111111"/>
+                <w:sz w:val="16"/>
+                <w:szCs w:val="16"/>
               </w:rPr>
               <w:t xml:space="preserve">……………………………………</w:t>
             </w:r>
           </w:p>
           <w:p>
             <w:pPr>
-              <w:spacing w:after="8"/>
+              <w:spacing w:after="2"/>
               <w:jc w:val="center"/>
             </w:pPr>
             <w:r>
@@ -9874,8 +9615,8 @@
                 <w:i w:val="false"/>
                 <w:iCs w:val="false"/>
                 <w:color w:val="111111"/>
-                <w:sz w:val="19"/>
-                <w:szCs w:val="19"/>
+                <w:sz w:val="16"/>
+                <w:szCs w:val="16"/>
               </w:rPr>
               <w:t xml:space="preserve">Ders Öğretmeni</w:t>
             </w:r>
@@ -9893,8 +9634,8 @@
                 <w:i w:val="false"/>
                 <w:iCs w:val="false"/>
                 <w:color w:val="55636F"/>
-                <w:sz w:val="17"/>
-                <w:szCs w:val="17"/>
+                <w:sz w:val="14"/>
+                <w:szCs w:val="14"/>
               </w:rPr>
               <w:t xml:space="preserve">Arapça</w:t>
             </w:r>
@@ -9929,34 +9670,34 @@
                 <w:i w:val="false"/>
                 <w:iCs w:val="false"/>
                 <w:color w:val="111111"/>
-                <w:sz w:val="6"/>
-                <w:szCs w:val="6"/>
+                <w:sz w:val="12"/>
+                <w:szCs w:val="12"/>
               </w:rPr>
               <w:t xml:space="preserve"/>
             </w:r>
           </w:p>
           <w:p>
             <w:pPr>
-              <w:spacing w:after="25"/>
-              <w:jc w:val="center"/>
-            </w:pPr>
-            <w:r>
-              <w:rPr>
-                <w:rFonts w:ascii="Times New Roman" w:cs="Times New Roman" w:eastAsia="Times New Roman" w:hAnsi="Times New Roman"/>
-                <w:b w:val="false"/>
-                <w:bCs w:val="false"/>
-                <w:i w:val="false"/>
-                <w:iCs w:val="false"/>
-                <w:color w:val="111111"/>
-                <w:sz w:val="19"/>
-                <w:szCs w:val="19"/>
+              <w:spacing w:after="8"/>
+              <w:jc w:val="center"/>
+            </w:pPr>
+            <w:r>
+              <w:rPr>
+                <w:rFonts w:ascii="Times New Roman" w:cs="Times New Roman" w:eastAsia="Times New Roman" w:hAnsi="Times New Roman"/>
+                <w:b w:val="false"/>
+                <w:bCs w:val="false"/>
+                <w:i w:val="false"/>
+                <w:iCs w:val="false"/>
+                <w:color w:val="111111"/>
+                <w:sz w:val="16"/>
+                <w:szCs w:val="16"/>
               </w:rPr>
               <w:t xml:space="preserve">……………………………………</w:t>
             </w:r>
           </w:p>
           <w:p>
             <w:pPr>
-              <w:spacing w:after="8"/>
+              <w:spacing w:after="2"/>
               <w:jc w:val="center"/>
             </w:pPr>
             <w:r>
@@ -9967,8 +9708,8 @@
                 <w:i w:val="false"/>
                 <w:iCs w:val="false"/>
                 <w:color w:val="111111"/>
-                <w:sz w:val="19"/>
-                <w:szCs w:val="19"/>
+                <w:sz w:val="16"/>
+                <w:szCs w:val="16"/>
               </w:rPr>
               <w:t xml:space="preserve">Okul Müdürü</w:t>
             </w:r>
@@ -9986,8 +9727,8 @@
                 <w:i w:val="false"/>
                 <w:iCs w:val="false"/>
                 <w:color w:val="55636F"/>
-                <w:sz w:val="17"/>
-                <w:szCs w:val="17"/>
+                <w:sz w:val="14"/>
+                <w:szCs w:val="14"/>
               </w:rPr>
               <w:t xml:space="preserve"/>
             </w:r>
@@ -9998,7 +9739,7 @@
     <w:sectPr>
       <w:footerReference w:type="default" r:id="rId7"/>
       <w:pgSz w:w="11906" w:h="16838" w:orient="portrait"/>
-      <w:pgMar w:top="1021" w:right="1021" w:bottom="1021" w:left="1021" w:header="708" w:footer="708" w:gutter="0"/>
+      <w:pgMar w:top="430" w:right="430" w:bottom="430" w:left="430" w:header="454" w:footer="400" w:gutter="0"/>
       <w:pgNumType/>
       <w:docGrid w:linePitch="360"/>
     </w:sectPr>

--- a/dosyalar/sinavlar/8-sinif/arapca-8-2d1y-beceri.docx
+++ b/dosyalar/sinavlar/8-sinif/arapca-8-2d1y-beceri.docx
@@ -504,7 +504,7 @@
                 <w:szCs w:val="27"/>
                 <w:rtl/>
               </w:rPr>
-              <w:t xml:space="preserve">صَدِيقَتُنَا الطَّبِيعَةُ</w:t>
+              <w:t xml:space="preserve">صَدِيقَتُنَا الطَّبِيعَةُ</w:t>
             </w:r>
           </w:p>
           <w:p>
@@ -522,7 +522,7 @@
                 <w:szCs w:val="26"/>
                 <w:rtl/>
               </w:rPr>
-              <w:t xml:space="preserve">اَلطَّبِيعَةُ نِعْمَةٌ كَبِيرَةٌ مِنَ اللَّهِ تَعَالَى.</w:t>
+              <w:t xml:space="preserve">اَلطَّبِيعَةُ نِعْمَةٌ كَبِيرَةٌ مِن اللَّهِ تَعَالَى.</w:t>
             </w:r>
           </w:p>
           <w:p>
@@ -540,7 +540,7 @@
                 <w:szCs w:val="26"/>
                 <w:rtl/>
               </w:rPr>
-              <w:t xml:space="preserve">فِي حَيِّنَا حَدِيقَةٌ وَاسِعَةٌ فِيهَا أَشْجَارٌ وَأَزْهَارٌ.</w:t>
+              <w:t xml:space="preserve">فِي حَيِّنَا حَدِيقَةٌ وَاسِعَةٌ فِيهَا أَشْجَارٌ وَأَزْهَارٌ.</w:t>
             </w:r>
           </w:p>
           <w:p>
@@ -558,7 +558,7 @@
                 <w:szCs w:val="26"/>
                 <w:rtl/>
               </w:rPr>
-              <w:t xml:space="preserve">فِي كُلِّ رَبِيعٍ نَغْرِسُ شَجَرَةً جَدِيدَةً مَعَ أَصْدِقَائِي.</w:t>
+              <w:t xml:space="preserve">فِي كُلِّ رَبِيعٍ نَغْرِسُ شَجَرَةً جَدِيدَةً مَعَ أَصْدِقَائِي.</w:t>
             </w:r>
           </w:p>
           <w:p>
@@ -576,7 +576,7 @@
                 <w:szCs w:val="26"/>
                 <w:rtl/>
               </w:rPr>
-              <w:t xml:space="preserve">وَنَجْمَعُ النِّفَايَاتِ ثُمَّ نَضَعُهَا فِي صَنَادِيقِ إِعَادَةِ التَّدْوِيرِ.</w:t>
+              <w:t xml:space="preserve">وَنَجْمَعُ النِّفَايَاتِ ثُمَّ نَضَعُهَا فِي صَنَادِيقِ إِعَادَةِ التَّدْوِيرِ.</w:t>
             </w:r>
           </w:p>
           <w:p>
@@ -594,7 +594,7 @@
                 <w:szCs w:val="26"/>
                 <w:rtl/>
               </w:rPr>
-              <w:t xml:space="preserve">يَجِبُ أَنْ نُحَافِظَ عَلَى الْمَاءِ وَالْهَوَاءِ.</w:t>
+              <w:t xml:space="preserve">يَجِبُ أَنْ نُحَافِظَ عَلَى المَاءِ وَالْهَوَاءِ.</w:t>
             </w:r>
           </w:p>
           <w:p>
@@ -612,7 +612,7 @@
                 <w:szCs w:val="26"/>
                 <w:rtl/>
               </w:rPr>
-              <w:t xml:space="preserve">لَا تَرْمِ النِّفَايَاتِ فِي الشَّارِعِ؛ لِأَنَّ التَّلَوُّثَ يَضُرُّ بِصِحَّتِنَا.</w:t>
+              <w:t xml:space="preserve">لَا تَرْمِ النِّفَايَاتِ فِي الشَّارِعِ؛ لِأَنَّ التَّلَوُّثَ يَضُرُّ بِصِحَّتِنَا.</w:t>
             </w:r>
           </w:p>
           <w:p>
@@ -630,7 +630,7 @@
                 <w:szCs w:val="26"/>
                 <w:rtl/>
               </w:rPr>
-              <w:t xml:space="preserve">اَلْبِيئَةُ النَّظِيفَةُ حَيَاةٌ سَعِيدَةٌ لِلْجَمِيعِ.</w:t>
+              <w:t xml:space="preserve">اَلبِيئَةُ النَّظِيفَةُ حَيَاةٌ سَعِيدَةٌ لِلْجَمِيعِ.</w:t>
             </w:r>
           </w:p>
         </w:tc>
@@ -684,7 +684,7 @@
           <w:szCs w:val="25"/>
           <w:rtl/>
         </w:rPr>
-        <w:t xml:space="preserve">مَاذَا يَفْعَلُونَ فِي كُلِّ رَبِيعٍ؟</w:t>
+        <w:t xml:space="preserve">مَاذَا يَفْعَلُونَ فِي كُلِّ رَبِيعٍ؟</w:t>
       </w:r>
     </w:p>
     <w:tbl>
@@ -752,7 +752,7 @@
                 <w:szCs w:val="25"/>
                 <w:rtl/>
               </w:rPr>
-              <w:t xml:space="preserve">يَسْبَحُونَ فِي الْبَحْرِ</w:t>
+              <w:t xml:space="preserve">يَسْبَحُونَ فِي البَحْرِ</w:t>
             </w:r>
           </w:p>
         </w:tc>
@@ -855,7 +855,7 @@
                 <w:szCs w:val="25"/>
                 <w:rtl/>
               </w:rPr>
-              <w:t xml:space="preserve">يَلْعَبُونَ الْكُرَةَ</w:t>
+              <w:t xml:space="preserve">يَلْعَبُونَ الكُرَةَ</w:t>
             </w:r>
           </w:p>
         </w:tc>
@@ -904,7 +904,7 @@
                 <w:szCs w:val="25"/>
                 <w:rtl/>
               </w:rPr>
-              <w:t xml:space="preserve">يَقْرَؤُونَ الْقِصَصَ</w:t>
+              <w:t xml:space="preserve">يَقْرَؤُونَ القِصَصَ</w:t>
             </w:r>
           </w:p>
         </w:tc>
@@ -940,7 +940,7 @@
           <w:szCs w:val="25"/>
           <w:rtl/>
         </w:rPr>
-        <w:t xml:space="preserve">أَيْنَ يَضَعُونَ النِّفَايَاتِ؟</w:t>
+        <w:t xml:space="preserve">أَيْن يَضَعُونَ النِّفَايَاتِ؟</w:t>
       </w:r>
     </w:p>
     <w:tbl>
@@ -1008,7 +1008,7 @@
                 <w:szCs w:val="25"/>
                 <w:rtl/>
               </w:rPr>
-              <w:t xml:space="preserve">فِي الْحَدِيقَةِ</w:t>
+              <w:t xml:space="preserve">فِي الحَدِيقَةِ</w:t>
             </w:r>
           </w:p>
         </w:tc>
@@ -1057,7 +1057,7 @@
                 <w:szCs w:val="25"/>
                 <w:rtl/>
               </w:rPr>
-              <w:t xml:space="preserve">فِي الشَّارِعِ</w:t>
+              <w:t xml:space="preserve">فِي الشَّارِعِ</w:t>
             </w:r>
           </w:p>
         </w:tc>
@@ -1111,7 +1111,7 @@
                 <w:szCs w:val="25"/>
                 <w:rtl/>
               </w:rPr>
-              <w:t xml:space="preserve">فِي النَّهْرِ</w:t>
+              <w:t xml:space="preserve">فِي النَّهْرِ</w:t>
             </w:r>
           </w:p>
         </w:tc>
@@ -1160,7 +1160,7 @@
                 <w:szCs w:val="25"/>
                 <w:rtl/>
               </w:rPr>
-              <w:t xml:space="preserve">فِي صَنَادِيقِ إِعَادَةِ التَّدْوِيرِ</w:t>
+              <w:t xml:space="preserve">فِي صَنَادِيقِ إِعَادَةِ التَّدْوِيرِ</w:t>
             </w:r>
           </w:p>
         </w:tc>
@@ -1196,7 +1196,7 @@
           <w:szCs w:val="25"/>
           <w:rtl/>
         </w:rPr>
-        <w:t xml:space="preserve">لِمَاذَا لَا نَرْمِي النِّفَايَاتِ فِي الشَّارِعِ؟</w:t>
+        <w:t xml:space="preserve">لِمَاذَا لَا نَرْمِي النِّفَايَاتِ فِي الشَّارِعِ؟</w:t>
       </w:r>
     </w:p>
     <w:tbl>
@@ -1264,7 +1264,7 @@
                 <w:szCs w:val="25"/>
                 <w:rtl/>
               </w:rPr>
-              <w:t xml:space="preserve">لِأَنَّ الْحَدِيقَةَ وَاسِعَةٌ</w:t>
+              <w:t xml:space="preserve">لِأَنَّ الحَدِيقَةَ وَاسِعَةٌ</w:t>
             </w:r>
           </w:p>
         </w:tc>
@@ -1313,7 +1313,7 @@
                 <w:szCs w:val="25"/>
                 <w:rtl/>
               </w:rPr>
-              <w:t xml:space="preserve">لِأَنَّ التَّلَوُّثَ يَضُرُّ بِصِحَّتِنَا</w:t>
+              <w:t xml:space="preserve">لِأَنَّ التَّلَوُّثَ يَضُرُّ بِصِحَّتِنَا</w:t>
             </w:r>
           </w:p>
         </w:tc>
@@ -1367,7 +1367,7 @@
                 <w:szCs w:val="25"/>
                 <w:rtl/>
               </w:rPr>
-              <w:t xml:space="preserve">لِأَنَّ الرَّبِيعَ جَمِيلٌ</w:t>
+              <w:t xml:space="preserve">لِأَنَّ الرَّبِيعَ جَمِيلٌ</w:t>
             </w:r>
           </w:p>
         </w:tc>
@@ -1416,7 +1416,7 @@
                 <w:szCs w:val="25"/>
                 <w:rtl/>
               </w:rPr>
-              <w:t xml:space="preserve">لِأَنَّ الشَّجَرَةَ جَدِيدَةٌ</w:t>
+              <w:t xml:space="preserve">لِأَنَّ الشَّجَرَةَ جَدِيدَةٌ</w:t>
             </w:r>
           </w:p>
         </w:tc>
@@ -1761,7 +1761,7 @@
                 <w:szCs w:val="25"/>
                 <w:rtl/>
               </w:rPr>
-              <w:t xml:space="preserve">عِنْدَ يُوسُفَ قِطَّةٌ صَغِيرَةٌ.</w:t>
+              <w:t xml:space="preserve">عِنْدَ يُوسُف قِطَّةٌ صَغِيرَةٌ.</w:t>
             </w:r>
           </w:p>
         </w:tc>
@@ -1869,7 +1869,7 @@
                 <w:szCs w:val="25"/>
                 <w:rtl/>
               </w:rPr>
-              <w:t xml:space="preserve">اِسْمُ الْقِطَّةِ مِشْمِشُ.</w:t>
+              <w:t xml:space="preserve">اِسْمُ القِطَّةِ مِشْمِشُ.</w:t>
             </w:r>
           </w:p>
         </w:tc>
@@ -1977,7 +1977,7 @@
                 <w:szCs w:val="25"/>
                 <w:rtl/>
               </w:rPr>
-              <w:t xml:space="preserve">يُطْعِمُ يُوسُفُ قِطَّتَهُ كُلَّ يَوْمٍ.</w:t>
+              <w:t xml:space="preserve">يُطْعِمُ يُوسُف قِطَّتَهُ كُلَّ يَوْمٍ.</w:t>
             </w:r>
           </w:p>
         </w:tc>
@@ -2085,7 +2085,7 @@
                 <w:szCs w:val="25"/>
                 <w:rtl/>
               </w:rPr>
-              <w:t xml:space="preserve">يَضَعُ الْمَاءَ لِلطُّيُورِ فِي الصَّيْفِ.</w:t>
+              <w:t xml:space="preserve">يَضَعُ المَاءَ لِلطُّيُورِ فِي الصَّيْفِ.</w:t>
             </w:r>
           </w:p>
         </w:tc>
@@ -2193,7 +2193,7 @@
                 <w:szCs w:val="25"/>
                 <w:rtl/>
               </w:rPr>
-              <w:t xml:space="preserve">اَلرَّحْمَةُ بِالْحَيَوَانِ وَاجِبٌ عَلَيْنَا.</w:t>
+              <w:t xml:space="preserve">اَلرَّحْمَةُ بِالْحَيَوَانِ وَاجِبٌ عَلَيْنَا.</w:t>
             </w:r>
           </w:p>
         </w:tc>
@@ -2654,7 +2654,7 @@
                 <w:szCs w:val="25"/>
                 <w:rtl/>
               </w:rPr>
-              <w:t xml:space="preserve">اِرْمِ النِّفَايَاتِ هُنَا!</w:t>
+              <w:t xml:space="preserve">اِرْمِ النِّفَايَاتِ هُنَا!</w:t>
             </w:r>
           </w:p>
         </w:tc>
@@ -2704,7 +2704,7 @@
                 <w:szCs w:val="25"/>
                 <w:rtl/>
               </w:rPr>
-              <w:t xml:space="preserve">أَيْنَ النِّفَايَاتُ؟</w:t>
+              <w:t xml:space="preserve">أَيْن النِّفَايَاتُ؟</w:t>
             </w:r>
           </w:p>
         </w:tc>
@@ -2809,7 +2809,7 @@
                 <w:szCs w:val="25"/>
                 <w:rtl/>
               </w:rPr>
-              <w:t xml:space="preserve">لَا تَرْمِ النِّفَايَاتِ فِي الشَّارِعِ!</w:t>
+              <w:t xml:space="preserve">لَا تَرْمِ النِّفَايَاتِ فِي الشَّارِعِ!</w:t>
             </w:r>
           </w:p>
         </w:tc>
@@ -2832,7 +2832,7 @@
           <w:sz w:val="17"/>
           <w:szCs w:val="17"/>
         </w:rPr>
-        <w:t xml:space="preserve">3.  «يَجِبُ أَنْ نَغْرِسَ الْأَشْجَارَ» cümlesi neyi ifade eder?</w:t>
+        <w:t xml:space="preserve">3.  «يَجِبُ أَنْ نَغْرِسَ الأَشْجَارَ» cümlesi neyi ifade eder?</w:t>
       </w:r>
     </w:p>
     <w:tbl>
@@ -3144,7 +3144,7 @@
                 <w:szCs w:val="25"/>
                 <w:rtl/>
               </w:rPr>
-              <w:t xml:space="preserve">مَعَ السَّلَامَةِ!</w:t>
+              <w:t xml:space="preserve">مَعَ السَّلَامَةِ!</w:t>
             </w:r>
           </w:p>
         </w:tc>
@@ -3194,7 +3194,7 @@
                 <w:szCs w:val="25"/>
                 <w:rtl/>
               </w:rPr>
-              <w:t xml:space="preserve">كَيْفَ حَالُكَ؟</w:t>
+              <w:t xml:space="preserve">كَيْف حَالُكَ؟</w:t>
             </w:r>
           </w:p>
         </w:tc>
@@ -3249,7 +3249,7 @@
                 <w:szCs w:val="25"/>
                 <w:rtl/>
               </w:rPr>
-              <w:t xml:space="preserve">اَلنَّجْدَةَ! أَنَا هُنَا!</w:t>
+              <w:t xml:space="preserve">اَلنَّجْدَةَ! أَنَا هُنَا!</w:t>
             </w:r>
           </w:p>
         </w:tc>
@@ -3299,7 +3299,7 @@
                 <w:szCs w:val="25"/>
                 <w:rtl/>
               </w:rPr>
-              <w:t xml:space="preserve">اَلْحَمْدُ لِلَّهِ.</w:t>
+              <w:t xml:space="preserve">اَلحَمْدُ لِلَّهِ.</w:t>
             </w:r>
           </w:p>
         </w:tc>
@@ -3816,7 +3816,7 @@
                 <w:szCs w:val="25"/>
                 <w:rtl/>
               </w:rPr>
-              <w:t xml:space="preserve">لَا تَرْمِ النِّفَايَاتِ فِي الشَّارِعِ!</w:t>
+              <w:t xml:space="preserve">لَا تَرْمِ النِّفَايَاتِ فِي الشَّارِعِ!</w:t>
             </w:r>
           </w:p>
         </w:tc>
@@ -3986,7 +3986,7 @@
                 <w:szCs w:val="25"/>
                 <w:rtl/>
               </w:rPr>
-              <w:t xml:space="preserve">أَعْتَنِي بِقِطَّتِي كُلَّ يَوْمٍ.</w:t>
+              <w:t xml:space="preserve">أَعْتَنِي بِقِطَّتِي كُلَّ يَوْمٍ.</w:t>
             </w:r>
           </w:p>
         </w:tc>
@@ -4156,7 +4156,7 @@
                 <w:szCs w:val="25"/>
                 <w:rtl/>
               </w:rPr>
-              <w:t xml:space="preserve">يَجِبُ أَنْ نُحَافِظَ عَلَى الْبِيئَةِ.</w:t>
+              <w:t xml:space="preserve">يَجِبُ أَنْ نُحَافِظَ عَلَى البِيئَةِ.</w:t>
             </w:r>
           </w:p>
         </w:tc>
@@ -4326,7 +4326,7 @@
                 <w:szCs w:val="25"/>
                 <w:rtl/>
               </w:rPr>
-              <w:t xml:space="preserve">كَانَ الزَّلْزَالُ قَوِيًّا جِدًّا.</w:t>
+              <w:t xml:space="preserve">كَانَ الزَّلْزَالُ قَوِيًّا جِدًّا.</w:t>
             </w:r>
           </w:p>
         </w:tc>
@@ -4496,7 +4496,7 @@
                 <w:szCs w:val="25"/>
                 <w:rtl/>
               </w:rPr>
-              <w:t xml:space="preserve">غَرَسْتُ شَجَرَةً فِي الْحَدِيقَةِ.</w:t>
+              <w:t xml:space="preserve">غَرَسْتُ شَجَرَةً فِي الحَدِيقَةِ.</w:t>
             </w:r>
           </w:p>
         </w:tc>
@@ -4648,7 +4648,7 @@
                 <w:szCs w:val="26"/>
                 <w:rtl/>
               </w:rPr>
-              <w:t xml:space="preserve">وَاسِعَةٌ   —   شَجَرَةً   —   التَّدْوِيرِ   —   الْمَاءِ   —   التَّلَوُّثَ</w:t>
+              <w:t xml:space="preserve">وَاسِعَةٌ   —   شَجَرَةً   —   التَّدْوِيرِ   —   المَاءِ   —   التَّلَوُّثَ</w:t>
             </w:r>
           </w:p>
         </w:tc>
@@ -4755,7 +4755,7 @@
                 <w:szCs w:val="25"/>
                 <w:rtl/>
               </w:rPr>
-              <w:t xml:space="preserve">فِي الْحَيِّ حَدِيقَةٌ ……………………… فِيهَا أَشْجَارٌ.</w:t>
+              <w:t xml:space="preserve">فِي الحَيِّ حَدِيقَةٌ ……………………… فِيهَا أَشْجَارٌ.</w:t>
             </w:r>
           </w:p>
         </w:tc>
@@ -4827,7 +4827,7 @@
                 <w:szCs w:val="25"/>
                 <w:rtl/>
               </w:rPr>
-              <w:t xml:space="preserve">فِي كُلِّ رَبِيعٍ يَغْرِسُونَ ……………………… جَدِيدَةً.</w:t>
+              <w:t xml:space="preserve">فِي كُلِّ رَبِيعٍ يَغْرِسُونَ ……………………… جَدِيدَةً.</w:t>
             </w:r>
           </w:p>
         </w:tc>
@@ -4899,7 +4899,7 @@
                 <w:szCs w:val="25"/>
                 <w:rtl/>
               </w:rPr>
-              <w:t xml:space="preserve">يَضَعُونَ النِّفَايَاتِ فِي صَنَادِيقِ إِعَادَةِ ……………………… .</w:t>
+              <w:t xml:space="preserve">يَضَعُونَ النِّفَايَاتِ فِي صَنَادِيقِ إِعَادَةِ ……………………… .</w:t>
             </w:r>
           </w:p>
         </w:tc>
@@ -5043,7 +5043,7 @@
                 <w:szCs w:val="25"/>
                 <w:rtl/>
               </w:rPr>
-              <w:t xml:space="preserve">إِنَّ ……………………… يَضُرُّ بِصِحَّتِنَا.</w:t>
+              <w:t xml:space="preserve">إِنَّ ……………………… يَضُرُّ بِصِحَّتِنَا.</w:t>
             </w:r>
           </w:p>
         </w:tc>
@@ -5696,7 +5696,7 @@
                 <w:szCs w:val="26"/>
                 <w:rtl/>
               </w:rPr>
-              <w:t xml:space="preserve">سَوْفَ نُنَظِّفُ</w:t>
+              <w:t xml:space="preserve">سَوْفَ نُنَظِّفُ</w:t>
             </w:r>
           </w:p>
         </w:tc>
@@ -6561,7 +6561,7 @@
                 <w:szCs w:val="26"/>
                 <w:rtl/>
               </w:rPr>
-              <w:t xml:space="preserve">حَيَوَانٌ   —   قِطَّةٌ   —   طَيْرٌ   —   أُطْعِمُ   —   أَعْتَنِي   —   اَلرَّحْمَةُ   —   كُلَّ يَوْمٍ   —   جَمِيلٌ</w:t>
+              <w:t xml:space="preserve">حَيَوَانٌ   —   قِطَّةٌ   —   طَيْرٌ   —   أُطْعِمُ   —   أَعْتَنِي   —   اَلرَّحْمَةُ   —   كُلَّ يَوْمٍ   —   جَمِيلٌ</w:t>
             </w:r>
           </w:p>
         </w:tc>
@@ -6979,7 +6979,7 @@
                 <w:sz w:val="16"/>
                 <w:szCs w:val="16"/>
               </w:rPr>
-              <w:t xml:space="preserve">d) Örnek: أُحَافِظُ عَلَى نَظَافَةِ الْبِيئَةِ. (3 puan)</w:t>
+              <w:t xml:space="preserve">d) Örnek: أُحَافِظُ عَلَى نَظَافَةِ البِيئَةِ. (3 puan)</w:t>
             </w:r>
           </w:p>
         </w:tc>
@@ -7091,7 +7091,7 @@
                 <w:sz w:val="16"/>
                 <w:szCs w:val="16"/>
               </w:rPr>
-              <w:t xml:space="preserve">أَنَا يُوسُفُ. عِنْدِي قِطَّةٌ صَغِيرَةٌ اِسْمُهَا لُولُو. أُطْعِمُهَا كُلَّ يَوْمٍ وَأُنَظِّفُ مَكَانَهَا. وَفِي الشِّتَاءِ أَضَعُ الْمَاءَ لِلطُّيُورِ فِي الْحَدِيقَةِ. اَلرَّحْمَةُ بِالْحَيَوَانِ وَاجِبٌ عَلَيْنَا.</w:t>
+              <w:t xml:space="preserve">أَنَا يُوسُف. عِنْدِي قِطَّةٌ صَغِيرَةٌ اِسْمُهَا لُولُو. أُطْعِمُهَا كُلَّ يَوْمٍ وَأُنَظِّفُ مَكَانَهَا. وَفِي الشِّتَاءِ أَضَعُ المَاءَ لِلطُّيُورِ فِي الحَدِيقَةِ. اَلرَّحْمَةُ بِالْحَيَوَانِ وَاجِبٌ عَلَيْنَا.</w:t>
             </w:r>
           </w:p>
           <w:p>
@@ -7391,7 +7391,7 @@
                 <w:szCs w:val="24"/>
                 <w:rtl/>
               </w:rPr>
-              <w:t xml:space="preserve">وَاسِعَةٌ ، شَجَرَةً ، التَّدْوِيرِ ، الْمَاءِ ، التَّلَوُّثَ</w:t>
+              <w:t xml:space="preserve">وَاسِعَةٌ ، شَجَرَةً ، التَّدْوِيرِ ، المَاءِ ، التَّلَوُّثَ</w:t>
             </w:r>
           </w:p>
         </w:tc>
@@ -7579,7 +7579,7 @@
                 <w:szCs w:val="24"/>
                 <w:rtl/>
               </w:rPr>
-              <w:t xml:space="preserve">فِي الْحَيِّ حَدِيقَةٌ وَاسِعَةٌ فِيهَا أَشْجَارٌ وَأَزْهَارٌ.</w:t>
+              <w:t xml:space="preserve">فِي الحَيِّ حَدِيقَةٌ وَاسِعَةٌ فِيهَا أَشْجَارٌ وَأَزْهَارٌ.</w:t>
             </w:r>
           </w:p>
           <w:p>
@@ -7597,7 +7597,7 @@
                 <w:szCs w:val="24"/>
                 <w:rtl/>
               </w:rPr>
-              <w:t xml:space="preserve">يَغْرِسُونَ شَجَرَةً جَدِيدَةً. · يَضَعُونَهَا فِي صَنَادِيقِ إِعَادَةِ التَّدْوِيرِ.</w:t>
+              <w:t xml:space="preserve">يَغْرِسُونَ شَجَرَةً جَدِيدَةً. · يَضَعُونَهَا فِي صَنَادِيقِ إِعَادَةِ التَّدْوِيرِ.</w:t>
             </w:r>
           </w:p>
           <w:p>
@@ -7615,7 +7615,7 @@
                 <w:szCs w:val="24"/>
                 <w:rtl/>
               </w:rPr>
-              <w:t xml:space="preserve">يَجِبُ أَنْ نُحَافِظَ عَلَى الْمَاءِ وَالْهَوَاءِ. · يَضُرُّ بِصِحَّتِنَا.</w:t>
+              <w:t xml:space="preserve">يَجِبُ أَنْ نُحَافِظَ عَلَى المَاءِ وَالْهَوَاءِ. · يَضُرُّ بِصِحَّتِنَا.</w:t>
             </w:r>
           </w:p>
         </w:tc>

--- a/dosyalar/sinavlar/8-sinif/arapca-8-2d1y-beceri.docx
+++ b/dosyalar/sinavlar/8-sinif/arapca-8-2d1y-beceri.docx
@@ -496,7 +496,7 @@
             </w:pPr>
             <w:r>
               <w:rPr>
-                <w:rFonts w:ascii="Markazi Text" w:cs="Markazi Text" w:eastAsia="Markazi Text" w:hAnsi="Markazi Text"/>
+                <w:rFonts w:ascii="Arakom" w:cs="Arakom" w:eastAsia="Arakom" w:hAnsi="Arakom"/>
                 <w:b/>
                 <w:bCs/>
                 <w:color w:val="111111"/>
@@ -514,7 +514,7 @@
             </w:pPr>
             <w:r>
               <w:rPr>
-                <w:rFonts w:ascii="Markazi Text" w:cs="Markazi Text" w:eastAsia="Markazi Text" w:hAnsi="Markazi Text"/>
+                <w:rFonts w:ascii="Arakom" w:cs="Arakom" w:eastAsia="Arakom" w:hAnsi="Arakom"/>
                 <w:b w:val="false"/>
                 <w:bCs w:val="false"/>
                 <w:color w:val="111111"/>
@@ -532,7 +532,7 @@
             </w:pPr>
             <w:r>
               <w:rPr>
-                <w:rFonts w:ascii="Markazi Text" w:cs="Markazi Text" w:eastAsia="Markazi Text" w:hAnsi="Markazi Text"/>
+                <w:rFonts w:ascii="Arakom" w:cs="Arakom" w:eastAsia="Arakom" w:hAnsi="Arakom"/>
                 <w:b w:val="false"/>
                 <w:bCs w:val="false"/>
                 <w:color w:val="111111"/>
@@ -550,7 +550,7 @@
             </w:pPr>
             <w:r>
               <w:rPr>
-                <w:rFonts w:ascii="Markazi Text" w:cs="Markazi Text" w:eastAsia="Markazi Text" w:hAnsi="Markazi Text"/>
+                <w:rFonts w:ascii="Arakom" w:cs="Arakom" w:eastAsia="Arakom" w:hAnsi="Arakom"/>
                 <w:b w:val="false"/>
                 <w:bCs w:val="false"/>
                 <w:color w:val="111111"/>
@@ -568,7 +568,7 @@
             </w:pPr>
             <w:r>
               <w:rPr>
-                <w:rFonts w:ascii="Markazi Text" w:cs="Markazi Text" w:eastAsia="Markazi Text" w:hAnsi="Markazi Text"/>
+                <w:rFonts w:ascii="Arakom" w:cs="Arakom" w:eastAsia="Arakom" w:hAnsi="Arakom"/>
                 <w:b w:val="false"/>
                 <w:bCs w:val="false"/>
                 <w:color w:val="111111"/>
@@ -586,7 +586,7 @@
             </w:pPr>
             <w:r>
               <w:rPr>
-                <w:rFonts w:ascii="Markazi Text" w:cs="Markazi Text" w:eastAsia="Markazi Text" w:hAnsi="Markazi Text"/>
+                <w:rFonts w:ascii="Arakom" w:cs="Arakom" w:eastAsia="Arakom" w:hAnsi="Arakom"/>
                 <w:b w:val="false"/>
                 <w:bCs w:val="false"/>
                 <w:color w:val="111111"/>
@@ -604,7 +604,7 @@
             </w:pPr>
             <w:r>
               <w:rPr>
-                <w:rFonts w:ascii="Markazi Text" w:cs="Markazi Text" w:eastAsia="Markazi Text" w:hAnsi="Markazi Text"/>
+                <w:rFonts w:ascii="Arakom" w:cs="Arakom" w:eastAsia="Arakom" w:hAnsi="Arakom"/>
                 <w:b w:val="false"/>
                 <w:bCs w:val="false"/>
                 <w:color w:val="111111"/>
@@ -622,7 +622,7 @@
             </w:pPr>
             <w:r>
               <w:rPr>
-                <w:rFonts w:ascii="Markazi Text" w:cs="Markazi Text" w:eastAsia="Markazi Text" w:hAnsi="Markazi Text"/>
+                <w:rFonts w:ascii="Arakom" w:cs="Arakom" w:eastAsia="Arakom" w:hAnsi="Arakom"/>
                 <w:b w:val="false"/>
                 <w:bCs w:val="false"/>
                 <w:color w:val="111111"/>
@@ -676,7 +676,7 @@
       </w:r>
       <w:r>
         <w:rPr>
-          <w:rFonts w:ascii="Markazi Text" w:cs="Markazi Text" w:eastAsia="Markazi Text" w:hAnsi="Markazi Text"/>
+          <w:rFonts w:ascii="Arakom" w:cs="Arakom" w:eastAsia="Arakom" w:hAnsi="Arakom"/>
           <w:b w:val="false"/>
           <w:bCs w:val="false"/>
           <w:color w:val="111111"/>
@@ -744,7 +744,7 @@
             </w:r>
             <w:r>
               <w:rPr>
-                <w:rFonts w:ascii="Markazi Text" w:cs="Markazi Text" w:eastAsia="Markazi Text" w:hAnsi="Markazi Text"/>
+                <w:rFonts w:ascii="Arakom" w:cs="Arakom" w:eastAsia="Arakom" w:hAnsi="Arakom"/>
                 <w:b w:val="false"/>
                 <w:bCs w:val="false"/>
                 <w:color w:val="111111"/>
@@ -793,7 +793,7 @@
             </w:r>
             <w:r>
               <w:rPr>
-                <w:rFonts w:ascii="Markazi Text" w:cs="Markazi Text" w:eastAsia="Markazi Text" w:hAnsi="Markazi Text"/>
+                <w:rFonts w:ascii="Arakom" w:cs="Arakom" w:eastAsia="Arakom" w:hAnsi="Arakom"/>
                 <w:b w:val="false"/>
                 <w:bCs w:val="false"/>
                 <w:color w:val="111111"/>
@@ -847,7 +847,7 @@
             </w:r>
             <w:r>
               <w:rPr>
-                <w:rFonts w:ascii="Markazi Text" w:cs="Markazi Text" w:eastAsia="Markazi Text" w:hAnsi="Markazi Text"/>
+                <w:rFonts w:ascii="Arakom" w:cs="Arakom" w:eastAsia="Arakom" w:hAnsi="Arakom"/>
                 <w:b w:val="false"/>
                 <w:bCs w:val="false"/>
                 <w:color w:val="111111"/>
@@ -896,7 +896,7 @@
             </w:r>
             <w:r>
               <w:rPr>
-                <w:rFonts w:ascii="Markazi Text" w:cs="Markazi Text" w:eastAsia="Markazi Text" w:hAnsi="Markazi Text"/>
+                <w:rFonts w:ascii="Arakom" w:cs="Arakom" w:eastAsia="Arakom" w:hAnsi="Arakom"/>
                 <w:b w:val="false"/>
                 <w:bCs w:val="false"/>
                 <w:color w:val="111111"/>
@@ -932,7 +932,7 @@
       </w:r>
       <w:r>
         <w:rPr>
-          <w:rFonts w:ascii="Markazi Text" w:cs="Markazi Text" w:eastAsia="Markazi Text" w:hAnsi="Markazi Text"/>
+          <w:rFonts w:ascii="Arakom" w:cs="Arakom" w:eastAsia="Arakom" w:hAnsi="Arakom"/>
           <w:b w:val="false"/>
           <w:bCs w:val="false"/>
           <w:color w:val="111111"/>
@@ -1000,7 +1000,7 @@
             </w:r>
             <w:r>
               <w:rPr>
-                <w:rFonts w:ascii="Markazi Text" w:cs="Markazi Text" w:eastAsia="Markazi Text" w:hAnsi="Markazi Text"/>
+                <w:rFonts w:ascii="Arakom" w:cs="Arakom" w:eastAsia="Arakom" w:hAnsi="Arakom"/>
                 <w:b w:val="false"/>
                 <w:bCs w:val="false"/>
                 <w:color w:val="111111"/>
@@ -1049,7 +1049,7 @@
             </w:r>
             <w:r>
               <w:rPr>
-                <w:rFonts w:ascii="Markazi Text" w:cs="Markazi Text" w:eastAsia="Markazi Text" w:hAnsi="Markazi Text"/>
+                <w:rFonts w:ascii="Arakom" w:cs="Arakom" w:eastAsia="Arakom" w:hAnsi="Arakom"/>
                 <w:b w:val="false"/>
                 <w:bCs w:val="false"/>
                 <w:color w:val="111111"/>
@@ -1103,7 +1103,7 @@
             </w:r>
             <w:r>
               <w:rPr>
-                <w:rFonts w:ascii="Markazi Text" w:cs="Markazi Text" w:eastAsia="Markazi Text" w:hAnsi="Markazi Text"/>
+                <w:rFonts w:ascii="Arakom" w:cs="Arakom" w:eastAsia="Arakom" w:hAnsi="Arakom"/>
                 <w:b w:val="false"/>
                 <w:bCs w:val="false"/>
                 <w:color w:val="111111"/>
@@ -1152,7 +1152,7 @@
             </w:r>
             <w:r>
               <w:rPr>
-                <w:rFonts w:ascii="Markazi Text" w:cs="Markazi Text" w:eastAsia="Markazi Text" w:hAnsi="Markazi Text"/>
+                <w:rFonts w:ascii="Arakom" w:cs="Arakom" w:eastAsia="Arakom" w:hAnsi="Arakom"/>
                 <w:b w:val="false"/>
                 <w:bCs w:val="false"/>
                 <w:color w:val="111111"/>
@@ -1188,7 +1188,7 @@
       </w:r>
       <w:r>
         <w:rPr>
-          <w:rFonts w:ascii="Markazi Text" w:cs="Markazi Text" w:eastAsia="Markazi Text" w:hAnsi="Markazi Text"/>
+          <w:rFonts w:ascii="Arakom" w:cs="Arakom" w:eastAsia="Arakom" w:hAnsi="Arakom"/>
           <w:b w:val="false"/>
           <w:bCs w:val="false"/>
           <w:color w:val="111111"/>
@@ -1256,7 +1256,7 @@
             </w:r>
             <w:r>
               <w:rPr>
-                <w:rFonts w:ascii="Markazi Text" w:cs="Markazi Text" w:eastAsia="Markazi Text" w:hAnsi="Markazi Text"/>
+                <w:rFonts w:ascii="Arakom" w:cs="Arakom" w:eastAsia="Arakom" w:hAnsi="Arakom"/>
                 <w:b w:val="false"/>
                 <w:bCs w:val="false"/>
                 <w:color w:val="111111"/>
@@ -1305,7 +1305,7 @@
             </w:r>
             <w:r>
               <w:rPr>
-                <w:rFonts w:ascii="Markazi Text" w:cs="Markazi Text" w:eastAsia="Markazi Text" w:hAnsi="Markazi Text"/>
+                <w:rFonts w:ascii="Arakom" w:cs="Arakom" w:eastAsia="Arakom" w:hAnsi="Arakom"/>
                 <w:b w:val="false"/>
                 <w:bCs w:val="false"/>
                 <w:color w:val="111111"/>
@@ -1359,7 +1359,7 @@
             </w:r>
             <w:r>
               <w:rPr>
-                <w:rFonts w:ascii="Markazi Text" w:cs="Markazi Text" w:eastAsia="Markazi Text" w:hAnsi="Markazi Text"/>
+                <w:rFonts w:ascii="Arakom" w:cs="Arakom" w:eastAsia="Arakom" w:hAnsi="Arakom"/>
                 <w:b w:val="false"/>
                 <w:bCs w:val="false"/>
                 <w:color w:val="111111"/>
@@ -1408,7 +1408,7 @@
             </w:r>
             <w:r>
               <w:rPr>
-                <w:rFonts w:ascii="Markazi Text" w:cs="Markazi Text" w:eastAsia="Markazi Text" w:hAnsi="Markazi Text"/>
+                <w:rFonts w:ascii="Arakom" w:cs="Arakom" w:eastAsia="Arakom" w:hAnsi="Arakom"/>
                 <w:b w:val="false"/>
                 <w:bCs w:val="false"/>
                 <w:color w:val="111111"/>
@@ -1753,7 +1753,7 @@
             </w:pPr>
             <w:r>
               <w:rPr>
-                <w:rFonts w:ascii="Markazi Text" w:cs="Markazi Text" w:eastAsia="Markazi Text" w:hAnsi="Markazi Text"/>
+                <w:rFonts w:ascii="Arakom" w:cs="Arakom" w:eastAsia="Arakom" w:hAnsi="Arakom"/>
                 <w:b w:val="false"/>
                 <w:bCs w:val="false"/>
                 <w:color w:val="111111"/>
@@ -1861,7 +1861,7 @@
             </w:pPr>
             <w:r>
               <w:rPr>
-                <w:rFonts w:ascii="Markazi Text" w:cs="Markazi Text" w:eastAsia="Markazi Text" w:hAnsi="Markazi Text"/>
+                <w:rFonts w:ascii="Arakom" w:cs="Arakom" w:eastAsia="Arakom" w:hAnsi="Arakom"/>
                 <w:b w:val="false"/>
                 <w:bCs w:val="false"/>
                 <w:color w:val="111111"/>
@@ -1969,7 +1969,7 @@
             </w:pPr>
             <w:r>
               <w:rPr>
-                <w:rFonts w:ascii="Markazi Text" w:cs="Markazi Text" w:eastAsia="Markazi Text" w:hAnsi="Markazi Text"/>
+                <w:rFonts w:ascii="Arakom" w:cs="Arakom" w:eastAsia="Arakom" w:hAnsi="Arakom"/>
                 <w:b w:val="false"/>
                 <w:bCs w:val="false"/>
                 <w:color w:val="111111"/>
@@ -2077,7 +2077,7 @@
             </w:pPr>
             <w:r>
               <w:rPr>
-                <w:rFonts w:ascii="Markazi Text" w:cs="Markazi Text" w:eastAsia="Markazi Text" w:hAnsi="Markazi Text"/>
+                <w:rFonts w:ascii="Arakom" w:cs="Arakom" w:eastAsia="Arakom" w:hAnsi="Arakom"/>
                 <w:b w:val="false"/>
                 <w:bCs w:val="false"/>
                 <w:color w:val="111111"/>
@@ -2185,7 +2185,7 @@
             </w:pPr>
             <w:r>
               <w:rPr>
-                <w:rFonts w:ascii="Markazi Text" w:cs="Markazi Text" w:eastAsia="Markazi Text" w:hAnsi="Markazi Text"/>
+                <w:rFonts w:ascii="Arakom" w:cs="Arakom" w:eastAsia="Arakom" w:hAnsi="Arakom"/>
                 <w:b w:val="false"/>
                 <w:bCs w:val="false"/>
                 <w:color w:val="111111"/>
@@ -2646,7 +2646,7 @@
             </w:r>
             <w:r>
               <w:rPr>
-                <w:rFonts w:ascii="Markazi Text" w:cs="Markazi Text" w:eastAsia="Markazi Text" w:hAnsi="Markazi Text"/>
+                <w:rFonts w:ascii="Arakom" w:cs="Arakom" w:eastAsia="Arakom" w:hAnsi="Arakom"/>
                 <w:b w:val="false"/>
                 <w:bCs w:val="false"/>
                 <w:color w:val="111111"/>
@@ -2696,7 +2696,7 @@
             </w:r>
             <w:r>
               <w:rPr>
-                <w:rFonts w:ascii="Markazi Text" w:cs="Markazi Text" w:eastAsia="Markazi Text" w:hAnsi="Markazi Text"/>
+                <w:rFonts w:ascii="Arakom" w:cs="Arakom" w:eastAsia="Arakom" w:hAnsi="Arakom"/>
                 <w:b w:val="false"/>
                 <w:bCs w:val="false"/>
                 <w:color w:val="111111"/>
@@ -2751,7 +2751,7 @@
             </w:r>
             <w:r>
               <w:rPr>
-                <w:rFonts w:ascii="Markazi Text" w:cs="Markazi Text" w:eastAsia="Markazi Text" w:hAnsi="Markazi Text"/>
+                <w:rFonts w:ascii="Arakom" w:cs="Arakom" w:eastAsia="Arakom" w:hAnsi="Arakom"/>
                 <w:b w:val="false"/>
                 <w:bCs w:val="false"/>
                 <w:color w:val="111111"/>
@@ -2801,7 +2801,7 @@
             </w:r>
             <w:r>
               <w:rPr>
-                <w:rFonts w:ascii="Markazi Text" w:cs="Markazi Text" w:eastAsia="Markazi Text" w:hAnsi="Markazi Text"/>
+                <w:rFonts w:ascii="Arakom" w:cs="Arakom" w:eastAsia="Arakom" w:hAnsi="Arakom"/>
                 <w:b w:val="false"/>
                 <w:bCs w:val="false"/>
                 <w:color w:val="111111"/>
@@ -3136,7 +3136,7 @@
             </w:r>
             <w:r>
               <w:rPr>
-                <w:rFonts w:ascii="Markazi Text" w:cs="Markazi Text" w:eastAsia="Markazi Text" w:hAnsi="Markazi Text"/>
+                <w:rFonts w:ascii="Arakom" w:cs="Arakom" w:eastAsia="Arakom" w:hAnsi="Arakom"/>
                 <w:b w:val="false"/>
                 <w:bCs w:val="false"/>
                 <w:color w:val="111111"/>
@@ -3186,7 +3186,7 @@
             </w:r>
             <w:r>
               <w:rPr>
-                <w:rFonts w:ascii="Markazi Text" w:cs="Markazi Text" w:eastAsia="Markazi Text" w:hAnsi="Markazi Text"/>
+                <w:rFonts w:ascii="Arakom" w:cs="Arakom" w:eastAsia="Arakom" w:hAnsi="Arakom"/>
                 <w:b w:val="false"/>
                 <w:bCs w:val="false"/>
                 <w:color w:val="111111"/>
@@ -3241,7 +3241,7 @@
             </w:r>
             <w:r>
               <w:rPr>
-                <w:rFonts w:ascii="Markazi Text" w:cs="Markazi Text" w:eastAsia="Markazi Text" w:hAnsi="Markazi Text"/>
+                <w:rFonts w:ascii="Arakom" w:cs="Arakom" w:eastAsia="Arakom" w:hAnsi="Arakom"/>
                 <w:b w:val="false"/>
                 <w:bCs w:val="false"/>
                 <w:color w:val="111111"/>
@@ -3291,7 +3291,7 @@
             </w:r>
             <w:r>
               <w:rPr>
-                <w:rFonts w:ascii="Markazi Text" w:cs="Markazi Text" w:eastAsia="Markazi Text" w:hAnsi="Markazi Text"/>
+                <w:rFonts w:ascii="Arakom" w:cs="Arakom" w:eastAsia="Arakom" w:hAnsi="Arakom"/>
                 <w:b w:val="false"/>
                 <w:bCs w:val="false"/>
                 <w:color w:val="111111"/>
@@ -3808,7 +3808,7 @@
             </w:pPr>
             <w:r>
               <w:rPr>
-                <w:rFonts w:ascii="Markazi Text" w:cs="Markazi Text" w:eastAsia="Markazi Text" w:hAnsi="Markazi Text"/>
+                <w:rFonts w:ascii="Arakom" w:cs="Arakom" w:eastAsia="Arakom" w:hAnsi="Arakom"/>
                 <w:b w:val="false"/>
                 <w:bCs w:val="false"/>
                 <w:color w:val="111111"/>
@@ -3978,7 +3978,7 @@
             </w:pPr>
             <w:r>
               <w:rPr>
-                <w:rFonts w:ascii="Markazi Text" w:cs="Markazi Text" w:eastAsia="Markazi Text" w:hAnsi="Markazi Text"/>
+                <w:rFonts w:ascii="Arakom" w:cs="Arakom" w:eastAsia="Arakom" w:hAnsi="Arakom"/>
                 <w:b w:val="false"/>
                 <w:bCs w:val="false"/>
                 <w:color w:val="111111"/>
@@ -4148,7 +4148,7 @@
             </w:pPr>
             <w:r>
               <w:rPr>
-                <w:rFonts w:ascii="Markazi Text" w:cs="Markazi Text" w:eastAsia="Markazi Text" w:hAnsi="Markazi Text"/>
+                <w:rFonts w:ascii="Arakom" w:cs="Arakom" w:eastAsia="Arakom" w:hAnsi="Arakom"/>
                 <w:b w:val="false"/>
                 <w:bCs w:val="false"/>
                 <w:color w:val="111111"/>
@@ -4318,7 +4318,7 @@
             </w:pPr>
             <w:r>
               <w:rPr>
-                <w:rFonts w:ascii="Markazi Text" w:cs="Markazi Text" w:eastAsia="Markazi Text" w:hAnsi="Markazi Text"/>
+                <w:rFonts w:ascii="Arakom" w:cs="Arakom" w:eastAsia="Arakom" w:hAnsi="Arakom"/>
                 <w:b w:val="false"/>
                 <w:bCs w:val="false"/>
                 <w:color w:val="111111"/>
@@ -4488,7 +4488,7 @@
             </w:pPr>
             <w:r>
               <w:rPr>
-                <w:rFonts w:ascii="Markazi Text" w:cs="Markazi Text" w:eastAsia="Markazi Text" w:hAnsi="Markazi Text"/>
+                <w:rFonts w:ascii="Arakom" w:cs="Arakom" w:eastAsia="Arakom" w:hAnsi="Arakom"/>
                 <w:b w:val="false"/>
                 <w:bCs w:val="false"/>
                 <w:color w:val="111111"/>
@@ -4640,7 +4640,7 @@
             </w:pPr>
             <w:r>
               <w:rPr>
-                <w:rFonts w:ascii="Markazi Text" w:cs="Markazi Text" w:eastAsia="Markazi Text" w:hAnsi="Markazi Text"/>
+                <w:rFonts w:ascii="Arakom" w:cs="Arakom" w:eastAsia="Arakom" w:hAnsi="Arakom"/>
                 <w:b w:val="false"/>
                 <w:bCs w:val="false"/>
                 <w:color w:val="111111"/>
@@ -4747,7 +4747,7 @@
             </w:pPr>
             <w:r>
               <w:rPr>
-                <w:rFonts w:ascii="Markazi Text" w:cs="Markazi Text" w:eastAsia="Markazi Text" w:hAnsi="Markazi Text"/>
+                <w:rFonts w:ascii="Arakom" w:cs="Arakom" w:eastAsia="Arakom" w:hAnsi="Arakom"/>
                 <w:b w:val="false"/>
                 <w:bCs w:val="false"/>
                 <w:color w:val="111111"/>
@@ -4819,7 +4819,7 @@
             </w:pPr>
             <w:r>
               <w:rPr>
-                <w:rFonts w:ascii="Markazi Text" w:cs="Markazi Text" w:eastAsia="Markazi Text" w:hAnsi="Markazi Text"/>
+                <w:rFonts w:ascii="Arakom" w:cs="Arakom" w:eastAsia="Arakom" w:hAnsi="Arakom"/>
                 <w:b w:val="false"/>
                 <w:bCs w:val="false"/>
                 <w:color w:val="111111"/>
@@ -4891,7 +4891,7 @@
             </w:pPr>
             <w:r>
               <w:rPr>
-                <w:rFonts w:ascii="Markazi Text" w:cs="Markazi Text" w:eastAsia="Markazi Text" w:hAnsi="Markazi Text"/>
+                <w:rFonts w:ascii="Arakom" w:cs="Arakom" w:eastAsia="Arakom" w:hAnsi="Arakom"/>
                 <w:b w:val="false"/>
                 <w:bCs w:val="false"/>
                 <w:color w:val="111111"/>
@@ -4963,7 +4963,7 @@
             </w:pPr>
             <w:r>
               <w:rPr>
-                <w:rFonts w:ascii="Markazi Text" w:cs="Markazi Text" w:eastAsia="Markazi Text" w:hAnsi="Markazi Text"/>
+                <w:rFonts w:ascii="Arakom" w:cs="Arakom" w:eastAsia="Arakom" w:hAnsi="Arakom"/>
                 <w:b w:val="false"/>
                 <w:bCs w:val="false"/>
                 <w:color w:val="111111"/>
@@ -5035,7 +5035,7 @@
             </w:pPr>
             <w:r>
               <w:rPr>
-                <w:rFonts w:ascii="Markazi Text" w:cs="Markazi Text" w:eastAsia="Markazi Text" w:hAnsi="Markazi Text"/>
+                <w:rFonts w:ascii="Arakom" w:cs="Arakom" w:eastAsia="Arakom" w:hAnsi="Arakom"/>
                 <w:b w:val="false"/>
                 <w:bCs w:val="false"/>
                 <w:color w:val="111111"/>
@@ -5304,7 +5304,7 @@
             </w:pPr>
             <w:r>
               <w:rPr>
-                <w:rFonts w:ascii="Markazi Text" w:cs="Markazi Text" w:eastAsia="Markazi Text" w:hAnsi="Markazi Text"/>
+                <w:rFonts w:ascii="Arakom" w:cs="Arakom" w:eastAsia="Arakom" w:hAnsi="Arakom"/>
                 <w:b w:val="false"/>
                 <w:bCs w:val="false"/>
                 <w:color w:val="111111"/>
@@ -5400,7 +5400,7 @@
             </w:pPr>
             <w:r>
               <w:rPr>
-                <w:rFonts w:ascii="Markazi Text" w:cs="Markazi Text" w:eastAsia="Markazi Text" w:hAnsi="Markazi Text"/>
+                <w:rFonts w:ascii="Arakom" w:cs="Arakom" w:eastAsia="Arakom" w:hAnsi="Arakom"/>
                 <w:b w:val="false"/>
                 <w:bCs w:val="false"/>
                 <w:color w:val="111111"/>
@@ -5496,7 +5496,7 @@
             </w:pPr>
             <w:r>
               <w:rPr>
-                <w:rFonts w:ascii="Markazi Text" w:cs="Markazi Text" w:eastAsia="Markazi Text" w:hAnsi="Markazi Text"/>
+                <w:rFonts w:ascii="Arakom" w:cs="Arakom" w:eastAsia="Arakom" w:hAnsi="Arakom"/>
                 <w:b w:val="false"/>
                 <w:bCs w:val="false"/>
                 <w:color w:val="111111"/>
@@ -5592,7 +5592,7 @@
             </w:pPr>
             <w:r>
               <w:rPr>
-                <w:rFonts w:ascii="Markazi Text" w:cs="Markazi Text" w:eastAsia="Markazi Text" w:hAnsi="Markazi Text"/>
+                <w:rFonts w:ascii="Arakom" w:cs="Arakom" w:eastAsia="Arakom" w:hAnsi="Arakom"/>
                 <w:b w:val="false"/>
                 <w:bCs w:val="false"/>
                 <w:color w:val="111111"/>
@@ -5688,7 +5688,7 @@
             </w:pPr>
             <w:r>
               <w:rPr>
-                <w:rFonts w:ascii="Markazi Text" w:cs="Markazi Text" w:eastAsia="Markazi Text" w:hAnsi="Markazi Text"/>
+                <w:rFonts w:ascii="Arakom" w:cs="Arakom" w:eastAsia="Arakom" w:hAnsi="Arakom"/>
                 <w:b w:val="false"/>
                 <w:bCs w:val="false"/>
                 <w:color w:val="111111"/>
@@ -6017,7 +6017,7 @@
             </w:pPr>
             <w:r>
               <w:rPr>
-                <w:rFonts w:ascii="Markazi Text" w:cs="Markazi Text" w:eastAsia="Markazi Text" w:hAnsi="Markazi Text"/>
+                <w:rFonts w:ascii="Arakom" w:cs="Arakom" w:eastAsia="Arakom" w:hAnsi="Arakom"/>
                 <w:b w:val="false"/>
                 <w:bCs w:val="false"/>
                 <w:color w:val="111111"/>
@@ -6113,7 +6113,7 @@
             </w:pPr>
             <w:r>
               <w:rPr>
-                <w:rFonts w:ascii="Markazi Text" w:cs="Markazi Text" w:eastAsia="Markazi Text" w:hAnsi="Markazi Text"/>
+                <w:rFonts w:ascii="Arakom" w:cs="Arakom" w:eastAsia="Arakom" w:hAnsi="Arakom"/>
                 <w:b w:val="false"/>
                 <w:bCs w:val="false"/>
                 <w:color w:val="111111"/>
@@ -6209,7 +6209,7 @@
             </w:pPr>
             <w:r>
               <w:rPr>
-                <w:rFonts w:ascii="Markazi Text" w:cs="Markazi Text" w:eastAsia="Markazi Text" w:hAnsi="Markazi Text"/>
+                <w:rFonts w:ascii="Arakom" w:cs="Arakom" w:eastAsia="Arakom" w:hAnsi="Arakom"/>
                 <w:b w:val="false"/>
                 <w:bCs w:val="false"/>
                 <w:color w:val="111111"/>
@@ -6305,7 +6305,7 @@
             </w:pPr>
             <w:r>
               <w:rPr>
-                <w:rFonts w:ascii="Markazi Text" w:cs="Markazi Text" w:eastAsia="Markazi Text" w:hAnsi="Markazi Text"/>
+                <w:rFonts w:ascii="Arakom" w:cs="Arakom" w:eastAsia="Arakom" w:hAnsi="Arakom"/>
                 <w:b w:val="false"/>
                 <w:bCs w:val="false"/>
                 <w:color w:val="111111"/>
@@ -6401,7 +6401,7 @@
             </w:pPr>
             <w:r>
               <w:rPr>
-                <w:rFonts w:ascii="Markazi Text" w:cs="Markazi Text" w:eastAsia="Markazi Text" w:hAnsi="Markazi Text"/>
+                <w:rFonts w:ascii="Arakom" w:cs="Arakom" w:eastAsia="Arakom" w:hAnsi="Arakom"/>
                 <w:b w:val="false"/>
                 <w:bCs w:val="false"/>
                 <w:color w:val="111111"/>
@@ -6553,7 +6553,7 @@
             </w:pPr>
             <w:r>
               <w:rPr>
-                <w:rFonts w:ascii="Markazi Text" w:cs="Markazi Text" w:eastAsia="Markazi Text" w:hAnsi="Markazi Text"/>
+                <w:rFonts w:ascii="Arakom" w:cs="Arakom" w:eastAsia="Arakom" w:hAnsi="Arakom"/>
                 <w:b w:val="false"/>
                 <w:bCs w:val="false"/>
                 <w:color w:val="111111"/>
@@ -7383,7 +7383,7 @@
             </w:pPr>
             <w:r>
               <w:rPr>
-                <w:rFonts w:ascii="Markazi Text" w:cs="Markazi Text" w:eastAsia="Markazi Text" w:hAnsi="Markazi Text"/>
+                <w:rFonts w:ascii="Arakom" w:cs="Arakom" w:eastAsia="Arakom" w:hAnsi="Arakom"/>
                 <w:b w:val="false"/>
                 <w:bCs w:val="false"/>
                 <w:color w:val="111111"/>
@@ -7571,7 +7571,7 @@
             </w:pPr>
             <w:r>
               <w:rPr>
-                <w:rFonts w:ascii="Markazi Text" w:cs="Markazi Text" w:eastAsia="Markazi Text" w:hAnsi="Markazi Text"/>
+                <w:rFonts w:ascii="Arakom" w:cs="Arakom" w:eastAsia="Arakom" w:hAnsi="Arakom"/>
                 <w:b w:val="false"/>
                 <w:bCs w:val="false"/>
                 <w:color w:val="111111"/>
@@ -7589,7 +7589,7 @@
             </w:pPr>
             <w:r>
               <w:rPr>
-                <w:rFonts w:ascii="Markazi Text" w:cs="Markazi Text" w:eastAsia="Markazi Text" w:hAnsi="Markazi Text"/>
+                <w:rFonts w:ascii="Arakom" w:cs="Arakom" w:eastAsia="Arakom" w:hAnsi="Arakom"/>
                 <w:b w:val="false"/>
                 <w:bCs w:val="false"/>
                 <w:color w:val="111111"/>
@@ -7607,7 +7607,7 @@
             </w:pPr>
             <w:r>
               <w:rPr>
-                <w:rFonts w:ascii="Markazi Text" w:cs="Markazi Text" w:eastAsia="Markazi Text" w:hAnsi="Markazi Text"/>
+                <w:rFonts w:ascii="Arakom" w:cs="Arakom" w:eastAsia="Arakom" w:hAnsi="Arakom"/>
                 <w:b w:val="false"/>
                 <w:bCs w:val="false"/>
                 <w:color w:val="111111"/>
